--- a/Supplementary_Table_S9.docx
+++ b/Supplementary_Table_S9.docx
@@ -49,7 +49,23 @@
           <w:sz w:val="24"/>
           <w:color w:val="333333"/>
         </w:rPr>
-        <w:t xml:space="default">Residual independence of the selected combined GAMs</w:t>
+        <w:t xml:space="default">Concurvity of the selected combined GAMs</w:t>
+      </w:r>
+    </w:p>
+    <w:p>
+      <w:pPr>
+        <w:spacing w:before="0" w:after="60"/>
+        <w:keepNext/>
+        <w:jc w:val="start"/>
+        <w:pStyle w:val="caption"/>
+      </w:pPr>
+      <w:r>
+        <w:rPr>
+          <w:rFonts w:ascii="Calibri" w:hAnsi="Calibri"/>
+          <w:sz w:val="20"/>
+          <w:color w:val="333333"/>
+        </w:rPr>
+        <w:t xml:space="default">0 = term not approximated by the other terms; 1 = fully approximated</w:t>
       </w:r>
     </w:p>
     <w:tbl xmlns:w="http://schemas.openxmlformats.org/wordprocessingml/2006/main" xmlns:wp="http://schemas.openxmlformats.org/drawingml/2006/wordprocessingDrawing" xmlns:r="http://schemas.openxmlformats.org/officeDocument/2006/relationships" xmlns:w14="http://schemas.microsoft.com/office/word/2010/wordml">
@@ -88,7 +104,7 @@
                 <w:rFonts w:ascii="Calibri" w:hAnsi="Calibri"/>
                 <w:sz w:val="20"/>
               </w:rPr>
-              <w:t xml:space="default">Segment</w:t>
+              <w:t xml:space="default">Term</w:t>
             </w:r>
           </w:p>
         </w:tc>
@@ -103,14 +119,14 @@
             <w:pPr>
               <w:spacing w:before="0" w:after="60"/>
               <w:keepNext/>
-              <w:jc w:val="start"/>
-            </w:pPr>
-            <w:r>
-              <w:rPr>
-                <w:rFonts w:ascii="Calibri" w:hAnsi="Calibri"/>
-                <w:sz w:val="20"/>
-              </w:rPr>
-              <w:t xml:space="default">Model</w:t>
+              <w:jc w:val="end"/>
+            </w:pPr>
+            <w:r>
+              <w:rPr>
+                <w:rFonts w:ascii="Calibri" w:hAnsi="Calibri"/>
+                <w:sz w:val="20"/>
+              </w:rPr>
+              <w:t xml:space="default">Worst</w:t>
             </w:r>
           </w:p>
         </w:tc>
@@ -132,7 +148,7 @@
                 <w:rFonts w:ascii="Calibri" w:hAnsi="Calibri"/>
                 <w:sz w:val="20"/>
               </w:rPr>
-              <w:t xml:space="default">phi_AR1</w:t>
+              <w:t xml:space="default">Observed</w:t>
             </w:r>
           </w:p>
         </w:tc>
@@ -141,87 +157,21 @@
             <w:tcBorders>
               <w:top w:val="single" w:sz="16" w:space="0" w:color="D3D3D3"/>
               <w:bottom w:val="single" w:sz="16" w:space="0" w:color="D3D3D3"/>
-            </w:tcBorders>
-          </w:tcPr>
-          <w:p>
-            <w:pPr>
-              <w:spacing w:before="0" w:after="60"/>
-              <w:keepNext/>
-              <w:jc w:val="end"/>
-            </w:pPr>
-            <w:r>
-              <w:rPr>
-                <w:rFonts w:ascii="Calibri" w:hAnsi="Calibri"/>
-                <w:sz w:val="20"/>
-              </w:rPr>
-              <w:t xml:space="default">DW_stat</w:t>
-            </w:r>
-          </w:p>
-        </w:tc>
-        <w:tc>
-          <w:tcPr>
-            <w:tcBorders>
-              <w:top w:val="single" w:sz="16" w:space="0" w:color="D3D3D3"/>
-              <w:bottom w:val="single" w:sz="16" w:space="0" w:color="D3D3D3"/>
-            </w:tcBorders>
-          </w:tcPr>
-          <w:p>
-            <w:pPr>
-              <w:spacing w:before="0" w:after="60"/>
-              <w:keepNext/>
-              <w:jc w:val="end"/>
-            </w:pPr>
-            <w:r>
-              <w:rPr>
-                <w:rFonts w:ascii="Calibri" w:hAnsi="Calibri"/>
-                <w:sz w:val="20"/>
-              </w:rPr>
-              <w:t xml:space="default">DW_pval</w:t>
-            </w:r>
-          </w:p>
-        </w:tc>
-        <w:tc>
-          <w:tcPr>
-            <w:tcBorders>
-              <w:top w:val="single" w:sz="16" w:space="0" w:color="D3D3D3"/>
-              <w:bottom w:val="single" w:sz="16" w:space="0" w:color="D3D3D3"/>
-            </w:tcBorders>
-          </w:tcPr>
-          <w:p>
-            <w:pPr>
-              <w:spacing w:before="0" w:after="60"/>
-              <w:keepNext/>
-              <w:jc w:val="end"/>
-            </w:pPr>
-            <w:r>
-              <w:rPr>
-                <w:rFonts w:ascii="Calibri" w:hAnsi="Calibri"/>
-                <w:sz w:val="20"/>
-              </w:rPr>
-              <w:t xml:space="default">LB_stat</w:t>
-            </w:r>
-          </w:p>
-        </w:tc>
-        <w:tc>
-          <w:tcPr>
-            <w:tcBorders>
-              <w:top w:val="single" w:sz="16" w:space="0" w:color="D3D3D3"/>
-              <w:bottom w:val="single" w:sz="16" w:space="0" w:color="D3D3D3"/>
-              <w:end w:val="single" w:space="0" w:color="D3D3D3"/>
-            </w:tcBorders>
-          </w:tcPr>
-          <w:p>
-            <w:pPr>
-              <w:spacing w:before="0" w:after="60"/>
-              <w:keepNext/>
-              <w:jc w:val="end"/>
-            </w:pPr>
-            <w:r>
-              <w:rPr>
-                <w:rFonts w:ascii="Calibri" w:hAnsi="Calibri"/>
-                <w:sz w:val="20"/>
-              </w:rPr>
-              <w:t xml:space="default">LB_pval</w:t>
+              <w:end w:val="single" w:space="0" w:color="D3D3D3"/>
+            </w:tcBorders>
+          </w:tcPr>
+          <w:p>
+            <w:pPr>
+              <w:spacing w:before="0" w:after="60"/>
+              <w:keepNext/>
+              <w:jc w:val="end"/>
+            </w:pPr>
+            <w:r>
+              <w:rPr>
+                <w:rFonts w:ascii="Calibri" w:hAnsi="Calibri"/>
+                <w:sz w:val="20"/>
+              </w:rPr>
+              <w:t xml:space="default">Estimate</w:t>
             </w:r>
           </w:p>
         </w:tc>
@@ -233,17 +183,20 @@
         <w:tc>
           <w:tcPr>
             <w:tcBorders>
-              <w:top w:val="single" w:space="0" w:color="D3D3D3"/>
-              <w:bottom w:val="single" w:space="0" w:color="D3D3D3"/>
-              <w:start w:val="single" w:space="0" w:color="D3D3D3"/>
-              <w:end w:val="single" w:space="0" w:color="D3D3D3"/>
-            </w:tcBorders>
-          </w:tcPr>
-          <w:p>
-            <w:pPr>
-              <w:spacing w:before="0" w:after="60"/>
-              <w:keepNext/>
-              <w:jc w:val="start"/>
+              <w:top w:val="single" w:sz="16" w:space="0" w:color="D3D3D3"/>
+              <w:bottom w:val="single" w:sz="16" w:space="0" w:color="D3D3D3"/>
+              <w:start w:val="single" w:space="0" w:color="D3D3D3"/>
+              <w:end w:val="single" w:space="0" w:color="D3D3D3"/>
+            </w:tcBorders>
+            <w:tcMar>
+              <w:top w:w="25" w:type="dxa"/>
+            </w:tcMar>
+            <w:gridSpan w:val="4"/>
+          </w:tcPr>
+          <w:p>
+            <w:pPr>
+              <w:spacing w:before="0" w:after="60"/>
+              <w:keepNext/>
             </w:pPr>
             <w:r>
               <w:rPr>
@@ -251,150 +204,6 @@
                 <w:sz w:val="20"/>
               </w:rPr>
               <w:t xml:space="default">Punta Maroma</w:t>
-            </w:r>
-          </w:p>
-        </w:tc>
-        <w:tc>
-          <w:tcPr>
-            <w:tcBorders>
-              <w:top w:val="single" w:space="0" w:color="D3D3D3"/>
-              <w:bottom w:val="single" w:space="0" w:color="D3D3D3"/>
-              <w:start w:val="single" w:space="0" w:color="D3D3D3"/>
-              <w:end w:val="single" w:space="0" w:color="D3D3D3"/>
-            </w:tcBorders>
-          </w:tcPr>
-          <w:p>
-            <w:pPr>
-              <w:spacing w:before="0" w:after="60"/>
-              <w:keepNext/>
-              <w:jc w:val="start"/>
-            </w:pPr>
-            <w:r>
-              <w:rPr>
-                <w:rFonts w:ascii="Calibri" w:hAnsi="Calibri"/>
-                <w:sz w:val="20"/>
-              </w:rPr>
-              <w:t xml:space="default">M4_av</w:t>
-            </w:r>
-          </w:p>
-        </w:tc>
-        <w:tc>
-          <w:tcPr>
-            <w:tcBorders>
-              <w:top w:val="single" w:space="0" w:color="D3D3D3"/>
-              <w:bottom w:val="single" w:space="0" w:color="D3D3D3"/>
-              <w:start w:val="single" w:space="0" w:color="D3D3D3"/>
-              <w:end w:val="single" w:space="0" w:color="D3D3D3"/>
-            </w:tcBorders>
-          </w:tcPr>
-          <w:p>
-            <w:pPr>
-              <w:spacing w:before="0" w:after="60"/>
-              <w:keepNext/>
-              <w:jc w:val="end"/>
-            </w:pPr>
-            <w:r>
-              <w:rPr>
-                <w:rFonts w:ascii="Calibri" w:hAnsi="Calibri"/>
-                <w:sz w:val="20"/>
-              </w:rPr>
-              <w:t xml:space="default">0.296</w:t>
-            </w:r>
-          </w:p>
-        </w:tc>
-        <w:tc>
-          <w:tcPr>
-            <w:tcBorders>
-              <w:top w:val="single" w:space="0" w:color="D3D3D3"/>
-              <w:bottom w:val="single" w:space="0" w:color="D3D3D3"/>
-              <w:start w:val="single" w:space="0" w:color="D3D3D3"/>
-              <w:end w:val="single" w:space="0" w:color="D3D3D3"/>
-            </w:tcBorders>
-          </w:tcPr>
-          <w:p>
-            <w:pPr>
-              <w:spacing w:before="0" w:after="60"/>
-              <w:keepNext/>
-              <w:jc w:val="end"/>
-            </w:pPr>
-            <w:r>
-              <w:rPr>
-                <w:rFonts w:ascii="Calibri" w:hAnsi="Calibri"/>
-                <w:sz w:val="20"/>
-              </w:rPr>
-              <w:t xml:space="default">1.394</w:t>
-            </w:r>
-          </w:p>
-        </w:tc>
-        <w:tc>
-          <w:tcPr>
-            <w:tcBorders>
-              <w:top w:val="single" w:space="0" w:color="D3D3D3"/>
-              <w:bottom w:val="single" w:space="0" w:color="D3D3D3"/>
-              <w:start w:val="single" w:space="0" w:color="D3D3D3"/>
-              <w:end w:val="single" w:space="0" w:color="D3D3D3"/>
-            </w:tcBorders>
-          </w:tcPr>
-          <w:p>
-            <w:pPr>
-              <w:spacing w:before="0" w:after="60"/>
-              <w:keepNext/>
-              <w:jc w:val="end"/>
-            </w:pPr>
-            <w:r>
-              <w:rPr>
-                <w:rFonts w:ascii="Calibri" w:hAnsi="Calibri"/>
-                <w:sz w:val="20"/>
-              </w:rPr>
-              <w:t xml:space="default">0.041</w:t>
-            </w:r>
-          </w:p>
-        </w:tc>
-        <w:tc>
-          <w:tcPr>
-            <w:tcBorders>
-              <w:top w:val="single" w:space="0" w:color="D3D3D3"/>
-              <w:bottom w:val="single" w:space="0" w:color="D3D3D3"/>
-              <w:start w:val="single" w:space="0" w:color="D3D3D3"/>
-              <w:end w:val="single" w:space="0" w:color="D3D3D3"/>
-            </w:tcBorders>
-          </w:tcPr>
-          <w:p>
-            <w:pPr>
-              <w:spacing w:before="0" w:after="60"/>
-              <w:keepNext/>
-              <w:jc w:val="end"/>
-            </w:pPr>
-            <w:r>
-              <w:rPr>
-                <w:rFonts w:ascii="Calibri" w:hAnsi="Calibri"/>
-                <w:sz w:val="20"/>
-              </w:rPr>
-              <w:t xml:space="default">11.633</w:t>
-            </w:r>
-          </w:p>
-        </w:tc>
-        <w:tc>
-          <w:tcPr>
-            <w:tcBorders>
-              <w:top w:val="single" w:space="0" w:color="D3D3D3"/>
-              <w:bottom w:val="single" w:space="0" w:color="D3D3D3"/>
-              <w:start w:val="single" w:space="0" w:color="D3D3D3"/>
-              <w:end w:val="single" w:space="0" w:color="D3D3D3"/>
-            </w:tcBorders>
-          </w:tcPr>
-          <w:p>
-            <w:pPr>
-              <w:spacing w:before="0" w:after="60"/>
-              <w:keepNext/>
-              <w:jc w:val="end"/>
-            </w:pPr>
-            <w:r>
-              <w:rPr>
-                <w:rFonts w:ascii="Calibri" w:hAnsi="Calibri"/>
-                <w:sz w:val="20"/>
-              </w:rPr>
-              <w:t xml:space="default">0.310</w:t>
             </w:r>
           </w:p>
         </w:tc>
@@ -423,151 +232,79 @@
                 <w:rFonts w:ascii="Calibri" w:hAnsi="Calibri"/>
                 <w:sz w:val="20"/>
               </w:rPr>
-              <w:t xml:space="default">Florida</w:t>
-            </w:r>
-          </w:p>
-        </w:tc>
-        <w:tc>
-          <w:tcPr>
-            <w:tcBorders>
-              <w:top w:val="single" w:space="0" w:color="D3D3D3"/>
-              <w:bottom w:val="single" w:space="0" w:color="D3D3D3"/>
-              <w:start w:val="single" w:space="0" w:color="D3D3D3"/>
-              <w:end w:val="single" w:space="0" w:color="D3D3D3"/>
-            </w:tcBorders>
-          </w:tcPr>
-          <w:p>
-            <w:pPr>
-              <w:spacing w:before="0" w:after="60"/>
-              <w:keepNext/>
-              <w:jc w:val="start"/>
-            </w:pPr>
-            <w:r>
-              <w:rPr>
-                <w:rFonts w:ascii="Calibri" w:hAnsi="Calibri"/>
-                <w:sz w:val="20"/>
-              </w:rPr>
-              <w:t xml:space="default">M4_av</w:t>
-            </w:r>
-          </w:p>
-        </w:tc>
-        <w:tc>
-          <w:tcPr>
-            <w:tcBorders>
-              <w:top w:val="single" w:space="0" w:color="D3D3D3"/>
-              <w:bottom w:val="single" w:space="0" w:color="D3D3D3"/>
-              <w:start w:val="single" w:space="0" w:color="D3D3D3"/>
-              <w:end w:val="single" w:space="0" w:color="D3D3D3"/>
-            </w:tcBorders>
-          </w:tcPr>
-          <w:p>
-            <w:pPr>
-              <w:spacing w:before="0" w:after="60"/>
-              <w:keepNext/>
-              <w:jc w:val="end"/>
-            </w:pPr>
-            <w:r>
-              <w:rPr>
-                <w:rFonts w:ascii="Calibri" w:hAnsi="Calibri"/>
-                <w:sz w:val="20"/>
-              </w:rPr>
-              <w:t xml:space="default">0.342</w:t>
-            </w:r>
-          </w:p>
-        </w:tc>
-        <w:tc>
-          <w:tcPr>
-            <w:tcBorders>
-              <w:top w:val="single" w:space="0" w:color="D3D3D3"/>
-              <w:bottom w:val="single" w:space="0" w:color="D3D3D3"/>
-              <w:start w:val="single" w:space="0" w:color="D3D3D3"/>
-              <w:end w:val="single" w:space="0" w:color="D3D3D3"/>
-            </w:tcBorders>
-          </w:tcPr>
-          <w:p>
-            <w:pPr>
-              <w:spacing w:before="0" w:after="60"/>
-              <w:keepNext/>
-              <w:jc w:val="end"/>
-            </w:pPr>
-            <w:r>
-              <w:rPr>
-                <w:rFonts w:ascii="Calibri" w:hAnsi="Calibri"/>
-                <w:sz w:val="20"/>
-              </w:rPr>
-              <w:t xml:space="default">1.234</w:t>
-            </w:r>
-          </w:p>
-        </w:tc>
-        <w:tc>
-          <w:tcPr>
-            <w:tcBorders>
-              <w:top w:val="single" w:space="0" w:color="D3D3D3"/>
-              <w:bottom w:val="single" w:space="0" w:color="D3D3D3"/>
-              <w:start w:val="single" w:space="0" w:color="D3D3D3"/>
-              <w:end w:val="single" w:space="0" w:color="D3D3D3"/>
-            </w:tcBorders>
-          </w:tcPr>
-          <w:p>
-            <w:pPr>
-              <w:spacing w:before="0" w:after="60"/>
-              <w:keepNext/>
-              <w:jc w:val="end"/>
-            </w:pPr>
-            <w:r>
-              <w:rPr>
-                <w:rFonts w:ascii="Calibri" w:hAnsi="Calibri"/>
-                <w:sz w:val="20"/>
-              </w:rPr>
-              <w:t xml:space="default">0.004</w:t>
-            </w:r>
-          </w:p>
-        </w:tc>
-        <w:tc>
-          <w:tcPr>
-            <w:tcBorders>
-              <w:top w:val="single" w:space="0" w:color="D3D3D3"/>
-              <w:bottom w:val="single" w:space="0" w:color="D3D3D3"/>
-              <w:start w:val="single" w:space="0" w:color="D3D3D3"/>
-              <w:end w:val="single" w:space="0" w:color="D3D3D3"/>
-            </w:tcBorders>
-          </w:tcPr>
-          <w:p>
-            <w:pPr>
-              <w:spacing w:before="0" w:after="60"/>
-              <w:keepNext/>
-              <w:jc w:val="end"/>
-            </w:pPr>
-            <w:r>
-              <w:rPr>
-                <w:rFonts w:ascii="Calibri" w:hAnsi="Calibri"/>
-                <w:sz w:val="20"/>
-              </w:rPr>
-              <w:t xml:space="default">16.453</w:t>
-            </w:r>
-          </w:p>
-        </w:tc>
-        <w:tc>
-          <w:tcPr>
-            <w:tcBorders>
-              <w:top w:val="single" w:space="0" w:color="D3D3D3"/>
-              <w:bottom w:val="single" w:space="0" w:color="D3D3D3"/>
-              <w:start w:val="single" w:space="0" w:color="D3D3D3"/>
-              <w:end w:val="single" w:space="0" w:color="D3D3D3"/>
-            </w:tcBorders>
-          </w:tcPr>
-          <w:p>
-            <w:pPr>
-              <w:spacing w:before="0" w:after="60"/>
-              <w:keepNext/>
-              <w:jc w:val="end"/>
-            </w:pPr>
-            <w:r>
-              <w:rPr>
-                <w:rFonts w:ascii="Calibri" w:hAnsi="Calibri"/>
-                <w:sz w:val="20"/>
-              </w:rPr>
-              <w:t xml:space="default">0.087</w:t>
+              <w:t xml:space="default">parametric terms</w:t>
+            </w:r>
+          </w:p>
+        </w:tc>
+        <w:tc>
+          <w:tcPr>
+            <w:tcBorders>
+              <w:top w:val="single" w:space="0" w:color="D3D3D3"/>
+              <w:bottom w:val="single" w:space="0" w:color="D3D3D3"/>
+              <w:start w:val="single" w:space="0" w:color="D3D3D3"/>
+              <w:end w:val="single" w:space="0" w:color="D3D3D3"/>
+            </w:tcBorders>
+          </w:tcPr>
+          <w:p>
+            <w:pPr>
+              <w:spacing w:before="0" w:after="60"/>
+              <w:keepNext/>
+              <w:jc w:val="end"/>
+            </w:pPr>
+            <w:r>
+              <w:rPr>
+                <w:rFonts w:ascii="Calibri" w:hAnsi="Calibri"/>
+                <w:sz w:val="20"/>
+              </w:rPr>
+              <w:t xml:space="default">0.00</w:t>
+            </w:r>
+          </w:p>
+        </w:tc>
+        <w:tc>
+          <w:tcPr>
+            <w:tcBorders>
+              <w:top w:val="single" w:space="0" w:color="D3D3D3"/>
+              <w:bottom w:val="single" w:space="0" w:color="D3D3D3"/>
+              <w:start w:val="single" w:space="0" w:color="D3D3D3"/>
+              <w:end w:val="single" w:space="0" w:color="D3D3D3"/>
+            </w:tcBorders>
+          </w:tcPr>
+          <w:p>
+            <w:pPr>
+              <w:spacing w:before="0" w:after="60"/>
+              <w:keepNext/>
+              <w:jc w:val="end"/>
+            </w:pPr>
+            <w:r>
+              <w:rPr>
+                <w:rFonts w:ascii="Calibri" w:hAnsi="Calibri"/>
+                <w:sz w:val="20"/>
+              </w:rPr>
+              <w:t xml:space="default">0.00</w:t>
+            </w:r>
+          </w:p>
+        </w:tc>
+        <w:tc>
+          <w:tcPr>
+            <w:tcBorders>
+              <w:top w:val="single" w:space="0" w:color="D3D3D3"/>
+              <w:bottom w:val="single" w:space="0" w:color="D3D3D3"/>
+              <w:start w:val="single" w:space="0" w:color="D3D3D3"/>
+              <w:end w:val="single" w:space="0" w:color="D3D3D3"/>
+            </w:tcBorders>
+          </w:tcPr>
+          <w:p>
+            <w:pPr>
+              <w:spacing w:before="0" w:after="60"/>
+              <w:keepNext/>
+              <w:jc w:val="end"/>
+            </w:pPr>
+            <w:r>
+              <w:rPr>
+                <w:rFonts w:ascii="Calibri" w:hAnsi="Calibri"/>
+                <w:sz w:val="20"/>
+              </w:rPr>
+              <w:t xml:space="default">0.00</w:t>
             </w:r>
           </w:p>
         </w:tc>
@@ -596,151 +333,79 @@
                 <w:rFonts w:ascii="Calibri" w:hAnsi="Calibri"/>
                 <w:sz w:val="20"/>
               </w:rPr>
-              <w:t xml:space="default">Belize</w:t>
-            </w:r>
-          </w:p>
-        </w:tc>
-        <w:tc>
-          <w:tcPr>
-            <w:tcBorders>
-              <w:top w:val="single" w:space="0" w:color="D3D3D3"/>
-              <w:bottom w:val="single" w:space="0" w:color="D3D3D3"/>
-              <w:start w:val="single" w:space="0" w:color="D3D3D3"/>
-              <w:end w:val="single" w:space="0" w:color="D3D3D3"/>
-            </w:tcBorders>
-          </w:tcPr>
-          <w:p>
-            <w:pPr>
-              <w:spacing w:before="0" w:after="60"/>
-              <w:keepNext/>
-              <w:jc w:val="start"/>
-            </w:pPr>
-            <w:r>
-              <w:rPr>
-                <w:rFonts w:ascii="Calibri" w:hAnsi="Calibri"/>
-                <w:sz w:val="20"/>
-              </w:rPr>
-              <w:t xml:space="default">M6_fqcy</w:t>
-            </w:r>
-          </w:p>
-        </w:tc>
-        <w:tc>
-          <w:tcPr>
-            <w:tcBorders>
-              <w:top w:val="single" w:space="0" w:color="D3D3D3"/>
-              <w:bottom w:val="single" w:space="0" w:color="D3D3D3"/>
-              <w:start w:val="single" w:space="0" w:color="D3D3D3"/>
-              <w:end w:val="single" w:space="0" w:color="D3D3D3"/>
-            </w:tcBorders>
-          </w:tcPr>
-          <w:p>
-            <w:pPr>
-              <w:spacing w:before="0" w:after="60"/>
-              <w:keepNext/>
-              <w:jc w:val="end"/>
-            </w:pPr>
-            <w:r>
-              <w:rPr>
-                <w:rFonts w:ascii="Calibri" w:hAnsi="Calibri"/>
-                <w:sz w:val="20"/>
-              </w:rPr>
-              <w:t xml:space="default">-0.353</w:t>
-            </w:r>
-          </w:p>
-        </w:tc>
-        <w:tc>
-          <w:tcPr>
-            <w:tcBorders>
-              <w:top w:val="single" w:space="0" w:color="D3D3D3"/>
-              <w:bottom w:val="single" w:space="0" w:color="D3D3D3"/>
-              <w:start w:val="single" w:space="0" w:color="D3D3D3"/>
-              <w:end w:val="single" w:space="0" w:color="D3D3D3"/>
-            </w:tcBorders>
-          </w:tcPr>
-          <w:p>
-            <w:pPr>
-              <w:spacing w:before="0" w:after="60"/>
-              <w:keepNext/>
-              <w:jc w:val="end"/>
-            </w:pPr>
-            <w:r>
-              <w:rPr>
-                <w:rFonts w:ascii="Calibri" w:hAnsi="Calibri"/>
-                <w:sz w:val="20"/>
-              </w:rPr>
-              <w:t xml:space="default">2.698</w:t>
-            </w:r>
-          </w:p>
-        </w:tc>
-        <w:tc>
-          <w:tcPr>
-            <w:tcBorders>
-              <w:top w:val="single" w:space="0" w:color="D3D3D3"/>
-              <w:bottom w:val="single" w:space="0" w:color="D3D3D3"/>
-              <w:start w:val="single" w:space="0" w:color="D3D3D3"/>
-              <w:end w:val="single" w:space="0" w:color="D3D3D3"/>
-            </w:tcBorders>
-          </w:tcPr>
-          <w:p>
-            <w:pPr>
-              <w:spacing w:before="0" w:after="60"/>
-              <w:keepNext/>
-              <w:jc w:val="end"/>
-            </w:pPr>
-            <w:r>
-              <w:rPr>
-                <w:rFonts w:ascii="Calibri" w:hAnsi="Calibri"/>
-                <w:sz w:val="20"/>
-              </w:rPr>
-              <w:t xml:space="default">0.971</w:t>
-            </w:r>
-          </w:p>
-        </w:tc>
-        <w:tc>
-          <w:tcPr>
-            <w:tcBorders>
-              <w:top w:val="single" w:space="0" w:color="D3D3D3"/>
-              <w:bottom w:val="single" w:space="0" w:color="D3D3D3"/>
-              <w:start w:val="single" w:space="0" w:color="D3D3D3"/>
-              <w:end w:val="single" w:space="0" w:color="D3D3D3"/>
-            </w:tcBorders>
-          </w:tcPr>
-          <w:p>
-            <w:pPr>
-              <w:spacing w:before="0" w:after="60"/>
-              <w:keepNext/>
-              <w:jc w:val="end"/>
-            </w:pPr>
-            <w:r>
-              <w:rPr>
-                <w:rFonts w:ascii="Calibri" w:hAnsi="Calibri"/>
-                <w:sz w:val="20"/>
-              </w:rPr>
-              <w:t xml:space="default">12.539</w:t>
-            </w:r>
-          </w:p>
-        </w:tc>
-        <w:tc>
-          <w:tcPr>
-            <w:tcBorders>
-              <w:top w:val="single" w:space="0" w:color="D3D3D3"/>
-              <w:bottom w:val="single" w:space="0" w:color="D3D3D3"/>
-              <w:start w:val="single" w:space="0" w:color="D3D3D3"/>
-              <w:end w:val="single" w:space="0" w:color="D3D3D3"/>
-            </w:tcBorders>
-          </w:tcPr>
-          <w:p>
-            <w:pPr>
-              <w:spacing w:before="0" w:after="60"/>
-              <w:keepNext/>
-              <w:jc w:val="end"/>
-            </w:pPr>
-            <w:r>
-              <w:rPr>
-                <w:rFonts w:ascii="Calibri" w:hAnsi="Calibri"/>
-                <w:sz w:val="20"/>
-              </w:rPr>
-              <w:t xml:space="default">0.251</w:t>
+              <w:t xml:space="default">s(age)</w:t>
+            </w:r>
+          </w:p>
+        </w:tc>
+        <w:tc>
+          <w:tcPr>
+            <w:tcBorders>
+              <w:top w:val="single" w:space="0" w:color="D3D3D3"/>
+              <w:bottom w:val="single" w:space="0" w:color="D3D3D3"/>
+              <w:start w:val="single" w:space="0" w:color="D3D3D3"/>
+              <w:end w:val="single" w:space="0" w:color="D3D3D3"/>
+            </w:tcBorders>
+          </w:tcPr>
+          <w:p>
+            <w:pPr>
+              <w:spacing w:before="0" w:after="60"/>
+              <w:keepNext/>
+              <w:jc w:val="end"/>
+            </w:pPr>
+            <w:r>
+              <w:rPr>
+                <w:rFonts w:ascii="Calibri" w:hAnsi="Calibri"/>
+                <w:sz w:val="20"/>
+              </w:rPr>
+              <w:t xml:space="default">0.97</w:t>
+            </w:r>
+          </w:p>
+        </w:tc>
+        <w:tc>
+          <w:tcPr>
+            <w:tcBorders>
+              <w:top w:val="single" w:space="0" w:color="D3D3D3"/>
+              <w:bottom w:val="single" w:space="0" w:color="D3D3D3"/>
+              <w:start w:val="single" w:space="0" w:color="D3D3D3"/>
+              <w:end w:val="single" w:space="0" w:color="D3D3D3"/>
+            </w:tcBorders>
+          </w:tcPr>
+          <w:p>
+            <w:pPr>
+              <w:spacing w:before="0" w:after="60"/>
+              <w:keepNext/>
+              <w:jc w:val="end"/>
+            </w:pPr>
+            <w:r>
+              <w:rPr>
+                <w:rFonts w:ascii="Calibri" w:hAnsi="Calibri"/>
+                <w:sz w:val="20"/>
+              </w:rPr>
+              <w:t xml:space="default">0.91</w:t>
+            </w:r>
+          </w:p>
+        </w:tc>
+        <w:tc>
+          <w:tcPr>
+            <w:tcBorders>
+              <w:top w:val="single" w:space="0" w:color="D3D3D3"/>
+              <w:bottom w:val="single" w:space="0" w:color="D3D3D3"/>
+              <w:start w:val="single" w:space="0" w:color="D3D3D3"/>
+              <w:end w:val="single" w:space="0" w:color="D3D3D3"/>
+            </w:tcBorders>
+          </w:tcPr>
+          <w:p>
+            <w:pPr>
+              <w:spacing w:before="0" w:after="60"/>
+              <w:keepNext/>
+              <w:jc w:val="end"/>
+            </w:pPr>
+            <w:r>
+              <w:rPr>
+                <w:rFonts w:ascii="Calibri" w:hAnsi="Calibri"/>
+                <w:sz w:val="20"/>
+              </w:rPr>
+              <w:t xml:space="default">0.86</w:t>
             </w:r>
           </w:p>
         </w:tc>
@@ -769,151 +434,79 @@
                 <w:rFonts w:ascii="Calibri" w:hAnsi="Calibri"/>
                 <w:sz w:val="20"/>
               </w:rPr>
-              <w:t xml:space="default">Saint Croix</w:t>
-            </w:r>
-          </w:p>
-        </w:tc>
-        <w:tc>
-          <w:tcPr>
-            <w:tcBorders>
-              <w:top w:val="single" w:space="0" w:color="D3D3D3"/>
-              <w:bottom w:val="single" w:space="0" w:color="D3D3D3"/>
-              <w:start w:val="single" w:space="0" w:color="D3D3D3"/>
-              <w:end w:val="single" w:space="0" w:color="D3D3D3"/>
-            </w:tcBorders>
-          </w:tcPr>
-          <w:p>
-            <w:pPr>
-              <w:spacing w:before="0" w:after="60"/>
-              <w:keepNext/>
-              <w:jc w:val="start"/>
-            </w:pPr>
-            <w:r>
-              <w:rPr>
-                <w:rFonts w:ascii="Calibri" w:hAnsi="Calibri"/>
-                <w:sz w:val="20"/>
-              </w:rPr>
-              <w:t xml:space="default">M4_fqcy</w:t>
-            </w:r>
-          </w:p>
-        </w:tc>
-        <w:tc>
-          <w:tcPr>
-            <w:tcBorders>
-              <w:top w:val="single" w:space="0" w:color="D3D3D3"/>
-              <w:bottom w:val="single" w:space="0" w:color="D3D3D3"/>
-              <w:start w:val="single" w:space="0" w:color="D3D3D3"/>
-              <w:end w:val="single" w:space="0" w:color="D3D3D3"/>
-            </w:tcBorders>
-          </w:tcPr>
-          <w:p>
-            <w:pPr>
-              <w:spacing w:before="0" w:after="60"/>
-              <w:keepNext/>
-              <w:jc w:val="end"/>
-            </w:pPr>
-            <w:r>
-              <w:rPr>
-                <w:rFonts w:ascii="Calibri" w:hAnsi="Calibri"/>
-                <w:sz w:val="20"/>
-              </w:rPr>
-              <w:t xml:space="default">-0.150</w:t>
-            </w:r>
-          </w:p>
-        </w:tc>
-        <w:tc>
-          <w:tcPr>
-            <w:tcBorders>
-              <w:top w:val="single" w:space="0" w:color="D3D3D3"/>
-              <w:bottom w:val="single" w:space="0" w:color="D3D3D3"/>
-              <w:start w:val="single" w:space="0" w:color="D3D3D3"/>
-              <w:end w:val="single" w:space="0" w:color="D3D3D3"/>
-            </w:tcBorders>
-          </w:tcPr>
-          <w:p>
-            <w:pPr>
-              <w:spacing w:before="0" w:after="60"/>
-              <w:keepNext/>
-              <w:jc w:val="end"/>
-            </w:pPr>
-            <w:r>
-              <w:rPr>
-                <w:rFonts w:ascii="Calibri" w:hAnsi="Calibri"/>
-                <w:sz w:val="20"/>
-              </w:rPr>
-              <w:t xml:space="default">2.259</w:t>
-            </w:r>
-          </w:p>
-        </w:tc>
-        <w:tc>
-          <w:tcPr>
-            <w:tcBorders>
-              <w:top w:val="single" w:space="0" w:color="D3D3D3"/>
-              <w:bottom w:val="single" w:space="0" w:color="D3D3D3"/>
-              <w:start w:val="single" w:space="0" w:color="D3D3D3"/>
-              <w:end w:val="single" w:space="0" w:color="D3D3D3"/>
-            </w:tcBorders>
-          </w:tcPr>
-          <w:p>
-            <w:pPr>
-              <w:spacing w:before="0" w:after="60"/>
-              <w:keepNext/>
-              <w:jc w:val="end"/>
-            </w:pPr>
-            <w:r>
-              <w:rPr>
-                <w:rFonts w:ascii="Calibri" w:hAnsi="Calibri"/>
-                <w:sz w:val="20"/>
-              </w:rPr>
-              <w:t xml:space="default">0.713</w:t>
-            </w:r>
-          </w:p>
-        </w:tc>
-        <w:tc>
-          <w:tcPr>
-            <w:tcBorders>
-              <w:top w:val="single" w:space="0" w:color="D3D3D3"/>
-              <w:bottom w:val="single" w:space="0" w:color="D3D3D3"/>
-              <w:start w:val="single" w:space="0" w:color="D3D3D3"/>
-              <w:end w:val="single" w:space="0" w:color="D3D3D3"/>
-            </w:tcBorders>
-          </w:tcPr>
-          <w:p>
-            <w:pPr>
-              <w:spacing w:before="0" w:after="60"/>
-              <w:keepNext/>
-              <w:jc w:val="end"/>
-            </w:pPr>
-            <w:r>
-              <w:rPr>
-                <w:rFonts w:ascii="Calibri" w:hAnsi="Calibri"/>
-                <w:sz w:val="20"/>
-              </w:rPr>
-              <w:t xml:space="default">16.659</w:t>
-            </w:r>
-          </w:p>
-        </w:tc>
-        <w:tc>
-          <w:tcPr>
-            <w:tcBorders>
-              <w:top w:val="single" w:space="0" w:color="D3D3D3"/>
-              <w:bottom w:val="single" w:space="0" w:color="D3D3D3"/>
-              <w:start w:val="single" w:space="0" w:color="D3D3D3"/>
-              <w:end w:val="single" w:space="0" w:color="D3D3D3"/>
-            </w:tcBorders>
-          </w:tcPr>
-          <w:p>
-            <w:pPr>
-              <w:spacing w:before="0" w:after="60"/>
-              <w:keepNext/>
-              <w:jc w:val="end"/>
-            </w:pPr>
-            <w:r>
-              <w:rPr>
-                <w:rFonts w:ascii="Calibri" w:hAnsi="Calibri"/>
-                <w:sz w:val="20"/>
-              </w:rPr>
-              <w:t xml:space="default">0.082</w:t>
+              <w:t xml:space="default">s(GMHT_CPS0_30N)</w:t>
+            </w:r>
+          </w:p>
+        </w:tc>
+        <w:tc>
+          <w:tcPr>
+            <w:tcBorders>
+              <w:top w:val="single" w:space="0" w:color="D3D3D3"/>
+              <w:bottom w:val="single" w:space="0" w:color="D3D3D3"/>
+              <w:start w:val="single" w:space="0" w:color="D3D3D3"/>
+              <w:end w:val="single" w:space="0" w:color="D3D3D3"/>
+            </w:tcBorders>
+          </w:tcPr>
+          <w:p>
+            <w:pPr>
+              <w:spacing w:before="0" w:after="60"/>
+              <w:keepNext/>
+              <w:jc w:val="end"/>
+            </w:pPr>
+            <w:r>
+              <w:rPr>
+                <w:rFonts w:ascii="Calibri" w:hAnsi="Calibri"/>
+                <w:sz w:val="20"/>
+              </w:rPr>
+              <w:t xml:space="default">0.98</w:t>
+            </w:r>
+          </w:p>
+        </w:tc>
+        <w:tc>
+          <w:tcPr>
+            <w:tcBorders>
+              <w:top w:val="single" w:space="0" w:color="D3D3D3"/>
+              <w:bottom w:val="single" w:space="0" w:color="D3D3D3"/>
+              <w:start w:val="single" w:space="0" w:color="D3D3D3"/>
+              <w:end w:val="single" w:space="0" w:color="D3D3D3"/>
+            </w:tcBorders>
+          </w:tcPr>
+          <w:p>
+            <w:pPr>
+              <w:spacing w:before="0" w:after="60"/>
+              <w:keepNext/>
+              <w:jc w:val="end"/>
+            </w:pPr>
+            <w:r>
+              <w:rPr>
+                <w:rFonts w:ascii="Calibri" w:hAnsi="Calibri"/>
+                <w:sz w:val="20"/>
+              </w:rPr>
+              <w:t xml:space="default">0.95</w:t>
+            </w:r>
+          </w:p>
+        </w:tc>
+        <w:tc>
+          <w:tcPr>
+            <w:tcBorders>
+              <w:top w:val="single" w:space="0" w:color="D3D3D3"/>
+              <w:bottom w:val="single" w:space="0" w:color="D3D3D3"/>
+              <w:start w:val="single" w:space="0" w:color="D3D3D3"/>
+              <w:end w:val="single" w:space="0" w:color="D3D3D3"/>
+            </w:tcBorders>
+          </w:tcPr>
+          <w:p>
+            <w:pPr>
+              <w:spacing w:before="0" w:after="60"/>
+              <w:keepNext/>
+              <w:jc w:val="end"/>
+            </w:pPr>
+            <w:r>
+              <w:rPr>
+                <w:rFonts w:ascii="Calibri" w:hAnsi="Calibri"/>
+                <w:sz w:val="20"/>
+              </w:rPr>
+              <w:t xml:space="default">0.92</w:t>
             </w:r>
           </w:p>
         </w:tc>
@@ -942,10 +535,1831 @@
                 <w:rFonts w:ascii="Calibri" w:hAnsi="Calibri"/>
                 <w:sz w:val="20"/>
               </w:rPr>
+              <w:t xml:space="default">s(dT_raw)</w:t>
+            </w:r>
+          </w:p>
+        </w:tc>
+        <w:tc>
+          <w:tcPr>
+            <w:tcBorders>
+              <w:top w:val="single" w:space="0" w:color="D3D3D3"/>
+              <w:bottom w:val="single" w:space="0" w:color="D3D3D3"/>
+              <w:start w:val="single" w:space="0" w:color="D3D3D3"/>
+              <w:end w:val="single" w:space="0" w:color="D3D3D3"/>
+            </w:tcBorders>
+          </w:tcPr>
+          <w:p>
+            <w:pPr>
+              <w:spacing w:before="0" w:after="60"/>
+              <w:keepNext/>
+              <w:jc w:val="end"/>
+            </w:pPr>
+            <w:r>
+              <w:rPr>
+                <w:rFonts w:ascii="Calibri" w:hAnsi="Calibri"/>
+                <w:sz w:val="20"/>
+              </w:rPr>
+              <w:t xml:space="default">0.93</w:t>
+            </w:r>
+          </w:p>
+        </w:tc>
+        <w:tc>
+          <w:tcPr>
+            <w:tcBorders>
+              <w:top w:val="single" w:space="0" w:color="D3D3D3"/>
+              <w:bottom w:val="single" w:space="0" w:color="D3D3D3"/>
+              <w:start w:val="single" w:space="0" w:color="D3D3D3"/>
+              <w:end w:val="single" w:space="0" w:color="D3D3D3"/>
+            </w:tcBorders>
+          </w:tcPr>
+          <w:p>
+            <w:pPr>
+              <w:spacing w:before="0" w:after="60"/>
+              <w:keepNext/>
+              <w:jc w:val="end"/>
+            </w:pPr>
+            <w:r>
+              <w:rPr>
+                <w:rFonts w:ascii="Calibri" w:hAnsi="Calibri"/>
+                <w:sz w:val="20"/>
+              </w:rPr>
+              <w:t xml:space="default">0.71</w:t>
+            </w:r>
+          </w:p>
+        </w:tc>
+        <w:tc>
+          <w:tcPr>
+            <w:tcBorders>
+              <w:top w:val="single" w:space="0" w:color="D3D3D3"/>
+              <w:bottom w:val="single" w:space="0" w:color="D3D3D3"/>
+              <w:start w:val="single" w:space="0" w:color="D3D3D3"/>
+              <w:end w:val="single" w:space="0" w:color="D3D3D3"/>
+            </w:tcBorders>
+          </w:tcPr>
+          <w:p>
+            <w:pPr>
+              <w:spacing w:before="0" w:after="60"/>
+              <w:keepNext/>
+              <w:jc w:val="end"/>
+            </w:pPr>
+            <w:r>
+              <w:rPr>
+                <w:rFonts w:ascii="Calibri" w:hAnsi="Calibri"/>
+                <w:sz w:val="20"/>
+              </w:rPr>
+              <w:t xml:space="default">0.67</w:t>
+            </w:r>
+          </w:p>
+        </w:tc>
+      </w:tr>
+      <w:tr>
+        <w:trPr>
+          <w:cantSplit/>
+        </w:trPr>
+        <w:tc>
+          <w:tcPr>
+            <w:tcBorders>
+              <w:top w:val="single" w:space="0" w:color="D3D3D3"/>
+              <w:bottom w:val="single" w:space="0" w:color="D3D3D3"/>
+              <w:start w:val="single" w:space="0" w:color="D3D3D3"/>
+              <w:end w:val="single" w:space="0" w:color="D3D3D3"/>
+            </w:tcBorders>
+          </w:tcPr>
+          <w:p>
+            <w:pPr>
+              <w:spacing w:before="0" w:after="60"/>
+              <w:keepNext/>
+              <w:jc w:val="start"/>
+            </w:pPr>
+            <w:r>
+              <w:rPr>
+                <w:rFonts w:ascii="Calibri" w:hAnsi="Calibri"/>
+                <w:sz w:val="20"/>
+              </w:rPr>
+              <w:t xml:space="default">s(Hur100_av)</w:t>
+            </w:r>
+          </w:p>
+        </w:tc>
+        <w:tc>
+          <w:tcPr>
+            <w:tcBorders>
+              <w:top w:val="single" w:space="0" w:color="D3D3D3"/>
+              <w:bottom w:val="single" w:space="0" w:color="D3D3D3"/>
+              <w:start w:val="single" w:space="0" w:color="D3D3D3"/>
+              <w:end w:val="single" w:space="0" w:color="D3D3D3"/>
+            </w:tcBorders>
+          </w:tcPr>
+          <w:p>
+            <w:pPr>
+              <w:spacing w:before="0" w:after="60"/>
+              <w:keepNext/>
+              <w:jc w:val="end"/>
+            </w:pPr>
+            <w:r>
+              <w:rPr>
+                <w:rFonts w:ascii="Calibri" w:hAnsi="Calibri"/>
+                <w:sz w:val="20"/>
+              </w:rPr>
+              <w:t xml:space="default">0.97</w:t>
+            </w:r>
+          </w:p>
+        </w:tc>
+        <w:tc>
+          <w:tcPr>
+            <w:tcBorders>
+              <w:top w:val="single" w:space="0" w:color="D3D3D3"/>
+              <w:bottom w:val="single" w:space="0" w:color="D3D3D3"/>
+              <w:start w:val="single" w:space="0" w:color="D3D3D3"/>
+              <w:end w:val="single" w:space="0" w:color="D3D3D3"/>
+            </w:tcBorders>
+          </w:tcPr>
+          <w:p>
+            <w:pPr>
+              <w:spacing w:before="0" w:after="60"/>
+              <w:keepNext/>
+              <w:jc w:val="end"/>
+            </w:pPr>
+            <w:r>
+              <w:rPr>
+                <w:rFonts w:ascii="Calibri" w:hAnsi="Calibri"/>
+                <w:sz w:val="20"/>
+              </w:rPr>
+              <w:t xml:space="default">0.78</w:t>
+            </w:r>
+          </w:p>
+        </w:tc>
+        <w:tc>
+          <w:tcPr>
+            <w:tcBorders>
+              <w:top w:val="single" w:space="0" w:color="D3D3D3"/>
+              <w:bottom w:val="single" w:space="0" w:color="D3D3D3"/>
+              <w:start w:val="single" w:space="0" w:color="D3D3D3"/>
+              <w:end w:val="single" w:space="0" w:color="D3D3D3"/>
+            </w:tcBorders>
+          </w:tcPr>
+          <w:p>
+            <w:pPr>
+              <w:spacing w:before="0" w:after="60"/>
+              <w:keepNext/>
+              <w:jc w:val="end"/>
+            </w:pPr>
+            <w:r>
+              <w:rPr>
+                <w:rFonts w:ascii="Calibri" w:hAnsi="Calibri"/>
+                <w:sz w:val="20"/>
+              </w:rPr>
+              <w:t xml:space="default">0.83</w:t>
+            </w:r>
+          </w:p>
+        </w:tc>
+      </w:tr>
+      <w:tr>
+        <w:trPr>
+          <w:cantSplit/>
+        </w:trPr>
+        <w:tc>
+          <w:tcPr>
+            <w:tcBorders>
+              <w:top w:val="single" w:sz="16" w:space="0" w:color="D3D3D3"/>
+              <w:bottom w:val="single" w:sz="16" w:space="0" w:color="D3D3D3"/>
+              <w:start w:val="single" w:space="0" w:color="D3D3D3"/>
+              <w:end w:val="single" w:space="0" w:color="D3D3D3"/>
+            </w:tcBorders>
+            <w:tcMar>
+              <w:top w:w="25" w:type="dxa"/>
+            </w:tcMar>
+            <w:gridSpan w:val="4"/>
+          </w:tcPr>
+          <w:p>
+            <w:pPr>
+              <w:spacing w:before="0" w:after="60"/>
+              <w:keepNext/>
+            </w:pPr>
+            <w:r>
+              <w:rPr>
+                <w:rFonts w:ascii="Calibri" w:hAnsi="Calibri"/>
+                <w:sz w:val="20"/>
+              </w:rPr>
+              <w:t xml:space="default">Florida</w:t>
+            </w:r>
+          </w:p>
+        </w:tc>
+      </w:tr>
+      <w:tr>
+        <w:trPr>
+          <w:cantSplit/>
+        </w:trPr>
+        <w:tc>
+          <w:tcPr>
+            <w:tcBorders>
+              <w:top w:val="single" w:space="0" w:color="D3D3D3"/>
+              <w:bottom w:val="single" w:space="0" w:color="D3D3D3"/>
+              <w:start w:val="single" w:space="0" w:color="D3D3D3"/>
+              <w:end w:val="single" w:space="0" w:color="D3D3D3"/>
+            </w:tcBorders>
+          </w:tcPr>
+          <w:p>
+            <w:pPr>
+              <w:spacing w:before="0" w:after="60"/>
+              <w:keepNext/>
+              <w:jc w:val="start"/>
+            </w:pPr>
+            <w:r>
+              <w:rPr>
+                <w:rFonts w:ascii="Calibri" w:hAnsi="Calibri"/>
+                <w:sz w:val="20"/>
+              </w:rPr>
+              <w:t xml:space="default">parametric terms</w:t>
+            </w:r>
+          </w:p>
+        </w:tc>
+        <w:tc>
+          <w:tcPr>
+            <w:tcBorders>
+              <w:top w:val="single" w:space="0" w:color="D3D3D3"/>
+              <w:bottom w:val="single" w:space="0" w:color="D3D3D3"/>
+              <w:start w:val="single" w:space="0" w:color="D3D3D3"/>
+              <w:end w:val="single" w:space="0" w:color="D3D3D3"/>
+            </w:tcBorders>
+          </w:tcPr>
+          <w:p>
+            <w:pPr>
+              <w:spacing w:before="0" w:after="60"/>
+              <w:keepNext/>
+              <w:jc w:val="end"/>
+            </w:pPr>
+            <w:r>
+              <w:rPr>
+                <w:rFonts w:ascii="Calibri" w:hAnsi="Calibri"/>
+                <w:sz w:val="20"/>
+              </w:rPr>
+              <w:t xml:space="default">0.00</w:t>
+            </w:r>
+          </w:p>
+        </w:tc>
+        <w:tc>
+          <w:tcPr>
+            <w:tcBorders>
+              <w:top w:val="single" w:space="0" w:color="D3D3D3"/>
+              <w:bottom w:val="single" w:space="0" w:color="D3D3D3"/>
+              <w:start w:val="single" w:space="0" w:color="D3D3D3"/>
+              <w:end w:val="single" w:space="0" w:color="D3D3D3"/>
+            </w:tcBorders>
+          </w:tcPr>
+          <w:p>
+            <w:pPr>
+              <w:spacing w:before="0" w:after="60"/>
+              <w:keepNext/>
+              <w:jc w:val="end"/>
+            </w:pPr>
+            <w:r>
+              <w:rPr>
+                <w:rFonts w:ascii="Calibri" w:hAnsi="Calibri"/>
+                <w:sz w:val="20"/>
+              </w:rPr>
+              <w:t xml:space="default">0.00</w:t>
+            </w:r>
+          </w:p>
+        </w:tc>
+        <w:tc>
+          <w:tcPr>
+            <w:tcBorders>
+              <w:top w:val="single" w:space="0" w:color="D3D3D3"/>
+              <w:bottom w:val="single" w:space="0" w:color="D3D3D3"/>
+              <w:start w:val="single" w:space="0" w:color="D3D3D3"/>
+              <w:end w:val="single" w:space="0" w:color="D3D3D3"/>
+            </w:tcBorders>
+          </w:tcPr>
+          <w:p>
+            <w:pPr>
+              <w:spacing w:before="0" w:after="60"/>
+              <w:keepNext/>
+              <w:jc w:val="end"/>
+            </w:pPr>
+            <w:r>
+              <w:rPr>
+                <w:rFonts w:ascii="Calibri" w:hAnsi="Calibri"/>
+                <w:sz w:val="20"/>
+              </w:rPr>
+              <w:t xml:space="default">0.00</w:t>
+            </w:r>
+          </w:p>
+        </w:tc>
+      </w:tr>
+      <w:tr>
+        <w:trPr>
+          <w:cantSplit/>
+        </w:trPr>
+        <w:tc>
+          <w:tcPr>
+            <w:tcBorders>
+              <w:top w:val="single" w:space="0" w:color="D3D3D3"/>
+              <w:bottom w:val="single" w:space="0" w:color="D3D3D3"/>
+              <w:start w:val="single" w:space="0" w:color="D3D3D3"/>
+              <w:end w:val="single" w:space="0" w:color="D3D3D3"/>
+            </w:tcBorders>
+          </w:tcPr>
+          <w:p>
+            <w:pPr>
+              <w:spacing w:before="0" w:after="60"/>
+              <w:keepNext/>
+              <w:jc w:val="start"/>
+            </w:pPr>
+            <w:r>
+              <w:rPr>
+                <w:rFonts w:ascii="Calibri" w:hAnsi="Calibri"/>
+                <w:sz w:val="20"/>
+              </w:rPr>
+              <w:t xml:space="default">s(age)</w:t>
+            </w:r>
+          </w:p>
+        </w:tc>
+        <w:tc>
+          <w:tcPr>
+            <w:tcBorders>
+              <w:top w:val="single" w:space="0" w:color="D3D3D3"/>
+              <w:bottom w:val="single" w:space="0" w:color="D3D3D3"/>
+              <w:start w:val="single" w:space="0" w:color="D3D3D3"/>
+              <w:end w:val="single" w:space="0" w:color="D3D3D3"/>
+            </w:tcBorders>
+          </w:tcPr>
+          <w:p>
+            <w:pPr>
+              <w:spacing w:before="0" w:after="60"/>
+              <w:keepNext/>
+              <w:jc w:val="end"/>
+            </w:pPr>
+            <w:r>
+              <w:rPr>
+                <w:rFonts w:ascii="Calibri" w:hAnsi="Calibri"/>
+                <w:sz w:val="20"/>
+              </w:rPr>
+              <w:t xml:space="default">0.97</w:t>
+            </w:r>
+          </w:p>
+        </w:tc>
+        <w:tc>
+          <w:tcPr>
+            <w:tcBorders>
+              <w:top w:val="single" w:space="0" w:color="D3D3D3"/>
+              <w:bottom w:val="single" w:space="0" w:color="D3D3D3"/>
+              <w:start w:val="single" w:space="0" w:color="D3D3D3"/>
+              <w:end w:val="single" w:space="0" w:color="D3D3D3"/>
+            </w:tcBorders>
+          </w:tcPr>
+          <w:p>
+            <w:pPr>
+              <w:spacing w:before="0" w:after="60"/>
+              <w:keepNext/>
+              <w:jc w:val="end"/>
+            </w:pPr>
+            <w:r>
+              <w:rPr>
+                <w:rFonts w:ascii="Calibri" w:hAnsi="Calibri"/>
+                <w:sz w:val="20"/>
+              </w:rPr>
+              <w:t xml:space="default">0.88</w:t>
+            </w:r>
+          </w:p>
+        </w:tc>
+        <w:tc>
+          <w:tcPr>
+            <w:tcBorders>
+              <w:top w:val="single" w:space="0" w:color="D3D3D3"/>
+              <w:bottom w:val="single" w:space="0" w:color="D3D3D3"/>
+              <w:start w:val="single" w:space="0" w:color="D3D3D3"/>
+              <w:end w:val="single" w:space="0" w:color="D3D3D3"/>
+            </w:tcBorders>
+          </w:tcPr>
+          <w:p>
+            <w:pPr>
+              <w:spacing w:before="0" w:after="60"/>
+              <w:keepNext/>
+              <w:jc w:val="end"/>
+            </w:pPr>
+            <w:r>
+              <w:rPr>
+                <w:rFonts w:ascii="Calibri" w:hAnsi="Calibri"/>
+                <w:sz w:val="20"/>
+              </w:rPr>
+              <w:t xml:space="default">0.86</w:t>
+            </w:r>
+          </w:p>
+        </w:tc>
+      </w:tr>
+      <w:tr>
+        <w:trPr>
+          <w:cantSplit/>
+        </w:trPr>
+        <w:tc>
+          <w:tcPr>
+            <w:tcBorders>
+              <w:top w:val="single" w:space="0" w:color="D3D3D3"/>
+              <w:bottom w:val="single" w:space="0" w:color="D3D3D3"/>
+              <w:start w:val="single" w:space="0" w:color="D3D3D3"/>
+              <w:end w:val="single" w:space="0" w:color="D3D3D3"/>
+            </w:tcBorders>
+          </w:tcPr>
+          <w:p>
+            <w:pPr>
+              <w:spacing w:before="0" w:after="60"/>
+              <w:keepNext/>
+              <w:jc w:val="start"/>
+            </w:pPr>
+            <w:r>
+              <w:rPr>
+                <w:rFonts w:ascii="Calibri" w:hAnsi="Calibri"/>
+                <w:sz w:val="20"/>
+              </w:rPr>
+              <w:t xml:space="default">s(GMHT_CPS0_30N)</w:t>
+            </w:r>
+          </w:p>
+        </w:tc>
+        <w:tc>
+          <w:tcPr>
+            <w:tcBorders>
+              <w:top w:val="single" w:space="0" w:color="D3D3D3"/>
+              <w:bottom w:val="single" w:space="0" w:color="D3D3D3"/>
+              <w:start w:val="single" w:space="0" w:color="D3D3D3"/>
+              <w:end w:val="single" w:space="0" w:color="D3D3D3"/>
+            </w:tcBorders>
+          </w:tcPr>
+          <w:p>
+            <w:pPr>
+              <w:spacing w:before="0" w:after="60"/>
+              <w:keepNext/>
+              <w:jc w:val="end"/>
+            </w:pPr>
+            <w:r>
+              <w:rPr>
+                <w:rFonts w:ascii="Calibri" w:hAnsi="Calibri"/>
+                <w:sz w:val="20"/>
+              </w:rPr>
+              <w:t xml:space="default">0.98</w:t>
+            </w:r>
+          </w:p>
+        </w:tc>
+        <w:tc>
+          <w:tcPr>
+            <w:tcBorders>
+              <w:top w:val="single" w:space="0" w:color="D3D3D3"/>
+              <w:bottom w:val="single" w:space="0" w:color="D3D3D3"/>
+              <w:start w:val="single" w:space="0" w:color="D3D3D3"/>
+              <w:end w:val="single" w:space="0" w:color="D3D3D3"/>
+            </w:tcBorders>
+          </w:tcPr>
+          <w:p>
+            <w:pPr>
+              <w:spacing w:before="0" w:after="60"/>
+              <w:keepNext/>
+              <w:jc w:val="end"/>
+            </w:pPr>
+            <w:r>
+              <w:rPr>
+                <w:rFonts w:ascii="Calibri" w:hAnsi="Calibri"/>
+                <w:sz w:val="20"/>
+              </w:rPr>
+              <w:t xml:space="default">0.77</w:t>
+            </w:r>
+          </w:p>
+        </w:tc>
+        <w:tc>
+          <w:tcPr>
+            <w:tcBorders>
+              <w:top w:val="single" w:space="0" w:color="D3D3D3"/>
+              <w:bottom w:val="single" w:space="0" w:color="D3D3D3"/>
+              <w:start w:val="single" w:space="0" w:color="D3D3D3"/>
+              <w:end w:val="single" w:space="0" w:color="D3D3D3"/>
+            </w:tcBorders>
+          </w:tcPr>
+          <w:p>
+            <w:pPr>
+              <w:spacing w:before="0" w:after="60"/>
+              <w:keepNext/>
+              <w:jc w:val="end"/>
+            </w:pPr>
+            <w:r>
+              <w:rPr>
+                <w:rFonts w:ascii="Calibri" w:hAnsi="Calibri"/>
+                <w:sz w:val="20"/>
+              </w:rPr>
+              <w:t xml:space="default">0.85</w:t>
+            </w:r>
+          </w:p>
+        </w:tc>
+      </w:tr>
+      <w:tr>
+        <w:trPr>
+          <w:cantSplit/>
+        </w:trPr>
+        <w:tc>
+          <w:tcPr>
+            <w:tcBorders>
+              <w:top w:val="single" w:space="0" w:color="D3D3D3"/>
+              <w:bottom w:val="single" w:space="0" w:color="D3D3D3"/>
+              <w:start w:val="single" w:space="0" w:color="D3D3D3"/>
+              <w:end w:val="single" w:space="0" w:color="D3D3D3"/>
+            </w:tcBorders>
+          </w:tcPr>
+          <w:p>
+            <w:pPr>
+              <w:spacing w:before="0" w:after="60"/>
+              <w:keepNext/>
+              <w:jc w:val="start"/>
+            </w:pPr>
+            <w:r>
+              <w:rPr>
+                <w:rFonts w:ascii="Calibri" w:hAnsi="Calibri"/>
+                <w:sz w:val="20"/>
+              </w:rPr>
+              <w:t xml:space="default">s(dT_raw)</w:t>
+            </w:r>
+          </w:p>
+        </w:tc>
+        <w:tc>
+          <w:tcPr>
+            <w:tcBorders>
+              <w:top w:val="single" w:space="0" w:color="D3D3D3"/>
+              <w:bottom w:val="single" w:space="0" w:color="D3D3D3"/>
+              <w:start w:val="single" w:space="0" w:color="D3D3D3"/>
+              <w:end w:val="single" w:space="0" w:color="D3D3D3"/>
+            </w:tcBorders>
+          </w:tcPr>
+          <w:p>
+            <w:pPr>
+              <w:spacing w:before="0" w:after="60"/>
+              <w:keepNext/>
+              <w:jc w:val="end"/>
+            </w:pPr>
+            <w:r>
+              <w:rPr>
+                <w:rFonts w:ascii="Calibri" w:hAnsi="Calibri"/>
+                <w:sz w:val="20"/>
+              </w:rPr>
+              <w:t xml:space="default">0.98</w:t>
+            </w:r>
+          </w:p>
+        </w:tc>
+        <w:tc>
+          <w:tcPr>
+            <w:tcBorders>
+              <w:top w:val="single" w:space="0" w:color="D3D3D3"/>
+              <w:bottom w:val="single" w:space="0" w:color="D3D3D3"/>
+              <w:start w:val="single" w:space="0" w:color="D3D3D3"/>
+              <w:end w:val="single" w:space="0" w:color="D3D3D3"/>
+            </w:tcBorders>
+          </w:tcPr>
+          <w:p>
+            <w:pPr>
+              <w:spacing w:before="0" w:after="60"/>
+              <w:keepNext/>
+              <w:jc w:val="end"/>
+            </w:pPr>
+            <w:r>
+              <w:rPr>
+                <w:rFonts w:ascii="Calibri" w:hAnsi="Calibri"/>
+                <w:sz w:val="20"/>
+              </w:rPr>
+              <w:t xml:space="default">0.44</w:t>
+            </w:r>
+          </w:p>
+        </w:tc>
+        <w:tc>
+          <w:tcPr>
+            <w:tcBorders>
+              <w:top w:val="single" w:space="0" w:color="D3D3D3"/>
+              <w:bottom w:val="single" w:space="0" w:color="D3D3D3"/>
+              <w:start w:val="single" w:space="0" w:color="D3D3D3"/>
+              <w:end w:val="single" w:space="0" w:color="D3D3D3"/>
+            </w:tcBorders>
+          </w:tcPr>
+          <w:p>
+            <w:pPr>
+              <w:spacing w:before="0" w:after="60"/>
+              <w:keepNext/>
+              <w:jc w:val="end"/>
+            </w:pPr>
+            <w:r>
+              <w:rPr>
+                <w:rFonts w:ascii="Calibri" w:hAnsi="Calibri"/>
+                <w:sz w:val="20"/>
+              </w:rPr>
+              <w:t xml:space="default">0.67</w:t>
+            </w:r>
+          </w:p>
+        </w:tc>
+      </w:tr>
+      <w:tr>
+        <w:trPr>
+          <w:cantSplit/>
+        </w:trPr>
+        <w:tc>
+          <w:tcPr>
+            <w:tcBorders>
+              <w:top w:val="single" w:space="0" w:color="D3D3D3"/>
+              <w:bottom w:val="single" w:space="0" w:color="D3D3D3"/>
+              <w:start w:val="single" w:space="0" w:color="D3D3D3"/>
+              <w:end w:val="single" w:space="0" w:color="D3D3D3"/>
+            </w:tcBorders>
+          </w:tcPr>
+          <w:p>
+            <w:pPr>
+              <w:spacing w:before="0" w:after="60"/>
+              <w:keepNext/>
+              <w:jc w:val="start"/>
+            </w:pPr>
+            <w:r>
+              <w:rPr>
+                <w:rFonts w:ascii="Calibri" w:hAnsi="Calibri"/>
+                <w:sz w:val="20"/>
+              </w:rPr>
+              <w:t xml:space="default">s(Hur100_av)</w:t>
+            </w:r>
+          </w:p>
+        </w:tc>
+        <w:tc>
+          <w:tcPr>
+            <w:tcBorders>
+              <w:top w:val="single" w:space="0" w:color="D3D3D3"/>
+              <w:bottom w:val="single" w:space="0" w:color="D3D3D3"/>
+              <w:start w:val="single" w:space="0" w:color="D3D3D3"/>
+              <w:end w:val="single" w:space="0" w:color="D3D3D3"/>
+            </w:tcBorders>
+          </w:tcPr>
+          <w:p>
+            <w:pPr>
+              <w:spacing w:before="0" w:after="60"/>
+              <w:keepNext/>
+              <w:jc w:val="end"/>
+            </w:pPr>
+            <w:r>
+              <w:rPr>
+                <w:rFonts w:ascii="Calibri" w:hAnsi="Calibri"/>
+                <w:sz w:val="20"/>
+              </w:rPr>
+              <w:t xml:space="default">0.96</w:t>
+            </w:r>
+          </w:p>
+        </w:tc>
+        <w:tc>
+          <w:tcPr>
+            <w:tcBorders>
+              <w:top w:val="single" w:space="0" w:color="D3D3D3"/>
+              <w:bottom w:val="single" w:space="0" w:color="D3D3D3"/>
+              <w:start w:val="single" w:space="0" w:color="D3D3D3"/>
+              <w:end w:val="single" w:space="0" w:color="D3D3D3"/>
+            </w:tcBorders>
+          </w:tcPr>
+          <w:p>
+            <w:pPr>
+              <w:spacing w:before="0" w:after="60"/>
+              <w:keepNext/>
+              <w:jc w:val="end"/>
+            </w:pPr>
+            <w:r>
+              <w:rPr>
+                <w:rFonts w:ascii="Calibri" w:hAnsi="Calibri"/>
+                <w:sz w:val="20"/>
+              </w:rPr>
+              <w:t xml:space="default">0.76</w:t>
+            </w:r>
+          </w:p>
+        </w:tc>
+        <w:tc>
+          <w:tcPr>
+            <w:tcBorders>
+              <w:top w:val="single" w:space="0" w:color="D3D3D3"/>
+              <w:bottom w:val="single" w:space="0" w:color="D3D3D3"/>
+              <w:start w:val="single" w:space="0" w:color="D3D3D3"/>
+              <w:end w:val="single" w:space="0" w:color="D3D3D3"/>
+            </w:tcBorders>
+          </w:tcPr>
+          <w:p>
+            <w:pPr>
+              <w:spacing w:before="0" w:after="60"/>
+              <w:keepNext/>
+              <w:jc w:val="end"/>
+            </w:pPr>
+            <w:r>
+              <w:rPr>
+                <w:rFonts w:ascii="Calibri" w:hAnsi="Calibri"/>
+                <w:sz w:val="20"/>
+              </w:rPr>
+              <w:t xml:space="default">0.83</w:t>
+            </w:r>
+          </w:p>
+        </w:tc>
+      </w:tr>
+      <w:tr>
+        <w:trPr>
+          <w:cantSplit/>
+        </w:trPr>
+        <w:tc>
+          <w:tcPr>
+            <w:tcBorders>
+              <w:top w:val="single" w:sz="16" w:space="0" w:color="D3D3D3"/>
+              <w:bottom w:val="single" w:sz="16" w:space="0" w:color="D3D3D3"/>
+              <w:start w:val="single" w:space="0" w:color="D3D3D3"/>
+              <w:end w:val="single" w:space="0" w:color="D3D3D3"/>
+            </w:tcBorders>
+            <w:tcMar>
+              <w:top w:w="25" w:type="dxa"/>
+            </w:tcMar>
+            <w:gridSpan w:val="4"/>
+          </w:tcPr>
+          <w:p>
+            <w:pPr>
+              <w:spacing w:before="0" w:after="60"/>
+              <w:keepNext/>
+            </w:pPr>
+            <w:r>
+              <w:rPr>
+                <w:rFonts w:ascii="Calibri" w:hAnsi="Calibri"/>
+                <w:sz w:val="20"/>
+              </w:rPr>
+              <w:t xml:space="default">Belize</w:t>
+            </w:r>
+          </w:p>
+        </w:tc>
+      </w:tr>
+      <w:tr>
+        <w:trPr>
+          <w:cantSplit/>
+        </w:trPr>
+        <w:tc>
+          <w:tcPr>
+            <w:tcBorders>
+              <w:top w:val="single" w:space="0" w:color="D3D3D3"/>
+              <w:bottom w:val="single" w:space="0" w:color="D3D3D3"/>
+              <w:start w:val="single" w:space="0" w:color="D3D3D3"/>
+              <w:end w:val="single" w:space="0" w:color="D3D3D3"/>
+            </w:tcBorders>
+          </w:tcPr>
+          <w:p>
+            <w:pPr>
+              <w:spacing w:before="0" w:after="60"/>
+              <w:keepNext/>
+              <w:jc w:val="start"/>
+            </w:pPr>
+            <w:r>
+              <w:rPr>
+                <w:rFonts w:ascii="Calibri" w:hAnsi="Calibri"/>
+                <w:sz w:val="20"/>
+              </w:rPr>
+              <w:t xml:space="default">parametric terms</w:t>
+            </w:r>
+          </w:p>
+        </w:tc>
+        <w:tc>
+          <w:tcPr>
+            <w:tcBorders>
+              <w:top w:val="single" w:space="0" w:color="D3D3D3"/>
+              <w:bottom w:val="single" w:space="0" w:color="D3D3D3"/>
+              <w:start w:val="single" w:space="0" w:color="D3D3D3"/>
+              <w:end w:val="single" w:space="0" w:color="D3D3D3"/>
+            </w:tcBorders>
+          </w:tcPr>
+          <w:p>
+            <w:pPr>
+              <w:spacing w:before="0" w:after="60"/>
+              <w:keepNext/>
+              <w:jc w:val="end"/>
+            </w:pPr>
+            <w:r>
+              <w:rPr>
+                <w:rFonts w:ascii="Calibri" w:hAnsi="Calibri"/>
+                <w:sz w:val="20"/>
+              </w:rPr>
+              <w:t xml:space="default">1.00</w:t>
+            </w:r>
+          </w:p>
+        </w:tc>
+        <w:tc>
+          <w:tcPr>
+            <w:tcBorders>
+              <w:top w:val="single" w:space="0" w:color="D3D3D3"/>
+              <w:bottom w:val="single" w:space="0" w:color="D3D3D3"/>
+              <w:start w:val="single" w:space="0" w:color="D3D3D3"/>
+              <w:end w:val="single" w:space="0" w:color="D3D3D3"/>
+            </w:tcBorders>
+          </w:tcPr>
+          <w:p>
+            <w:pPr>
+              <w:spacing w:before="0" w:after="60"/>
+              <w:keepNext/>
+              <w:jc w:val="end"/>
+            </w:pPr>
+            <w:r>
+              <w:rPr>
+                <w:rFonts w:ascii="Calibri" w:hAnsi="Calibri"/>
+                <w:sz w:val="20"/>
+              </w:rPr>
+              <w:t xml:space="default">1.00</w:t>
+            </w:r>
+          </w:p>
+        </w:tc>
+        <w:tc>
+          <w:tcPr>
+            <w:tcBorders>
+              <w:top w:val="single" w:space="0" w:color="D3D3D3"/>
+              <w:bottom w:val="single" w:space="0" w:color="D3D3D3"/>
+              <w:start w:val="single" w:space="0" w:color="D3D3D3"/>
+              <w:end w:val="single" w:space="0" w:color="D3D3D3"/>
+            </w:tcBorders>
+          </w:tcPr>
+          <w:p>
+            <w:pPr>
+              <w:spacing w:before="0" w:after="60"/>
+              <w:keepNext/>
+              <w:jc w:val="end"/>
+            </w:pPr>
+            <w:r>
+              <w:rPr>
+                <w:rFonts w:ascii="Calibri" w:hAnsi="Calibri"/>
+                <w:sz w:val="20"/>
+              </w:rPr>
+              <w:t xml:space="default">1.00</w:t>
+            </w:r>
+          </w:p>
+        </w:tc>
+      </w:tr>
+      <w:tr>
+        <w:trPr>
+          <w:cantSplit/>
+        </w:trPr>
+        <w:tc>
+          <w:tcPr>
+            <w:tcBorders>
+              <w:top w:val="single" w:space="0" w:color="D3D3D3"/>
+              <w:bottom w:val="single" w:space="0" w:color="D3D3D3"/>
+              <w:start w:val="single" w:space="0" w:color="D3D3D3"/>
+              <w:end w:val="single" w:space="0" w:color="D3D3D3"/>
+            </w:tcBorders>
+          </w:tcPr>
+          <w:p>
+            <w:pPr>
+              <w:spacing w:before="0" w:after="60"/>
+              <w:keepNext/>
+              <w:jc w:val="start"/>
+            </w:pPr>
+            <w:r>
+              <w:rPr>
+                <w:rFonts w:ascii="Calibri" w:hAnsi="Calibri"/>
+                <w:sz w:val="20"/>
+              </w:rPr>
+              <w:t xml:space="default">s(age)</w:t>
+            </w:r>
+          </w:p>
+        </w:tc>
+        <w:tc>
+          <w:tcPr>
+            <w:tcBorders>
+              <w:top w:val="single" w:space="0" w:color="D3D3D3"/>
+              <w:bottom w:val="single" w:space="0" w:color="D3D3D3"/>
+              <w:start w:val="single" w:space="0" w:color="D3D3D3"/>
+              <w:end w:val="single" w:space="0" w:color="D3D3D3"/>
+            </w:tcBorders>
+          </w:tcPr>
+          <w:p>
+            <w:pPr>
+              <w:spacing w:before="0" w:after="60"/>
+              <w:keepNext/>
+              <w:jc w:val="end"/>
+            </w:pPr>
+            <w:r>
+              <w:rPr>
+                <w:rFonts w:ascii="Calibri" w:hAnsi="Calibri"/>
+                <w:sz w:val="20"/>
+              </w:rPr>
+              <w:t xml:space="default">1.00</w:t>
+            </w:r>
+          </w:p>
+        </w:tc>
+        <w:tc>
+          <w:tcPr>
+            <w:tcBorders>
+              <w:top w:val="single" w:space="0" w:color="D3D3D3"/>
+              <w:bottom w:val="single" w:space="0" w:color="D3D3D3"/>
+              <w:start w:val="single" w:space="0" w:color="D3D3D3"/>
+              <w:end w:val="single" w:space="0" w:color="D3D3D3"/>
+            </w:tcBorders>
+          </w:tcPr>
+          <w:p>
+            <w:pPr>
+              <w:spacing w:before="0" w:after="60"/>
+              <w:keepNext/>
+              <w:jc w:val="end"/>
+            </w:pPr>
+            <w:r>
+              <w:rPr>
+                <w:rFonts w:ascii="Calibri" w:hAnsi="Calibri"/>
+                <w:sz w:val="20"/>
+              </w:rPr>
+              <w:t xml:space="default">0.98</w:t>
+            </w:r>
+          </w:p>
+        </w:tc>
+        <w:tc>
+          <w:tcPr>
+            <w:tcBorders>
+              <w:top w:val="single" w:space="0" w:color="D3D3D3"/>
+              <w:bottom w:val="single" w:space="0" w:color="D3D3D3"/>
+              <w:start w:val="single" w:space="0" w:color="D3D3D3"/>
+              <w:end w:val="single" w:space="0" w:color="D3D3D3"/>
+            </w:tcBorders>
+          </w:tcPr>
+          <w:p>
+            <w:pPr>
+              <w:spacing w:before="0" w:after="60"/>
+              <w:keepNext/>
+              <w:jc w:val="end"/>
+            </w:pPr>
+            <w:r>
+              <w:rPr>
+                <w:rFonts w:ascii="Calibri" w:hAnsi="Calibri"/>
+                <w:sz w:val="20"/>
+              </w:rPr>
+              <w:t xml:space="default">0.97</w:t>
+            </w:r>
+          </w:p>
+        </w:tc>
+      </w:tr>
+      <w:tr>
+        <w:trPr>
+          <w:cantSplit/>
+        </w:trPr>
+        <w:tc>
+          <w:tcPr>
+            <w:tcBorders>
+              <w:top w:val="single" w:space="0" w:color="D3D3D3"/>
+              <w:bottom w:val="single" w:space="0" w:color="D3D3D3"/>
+              <w:start w:val="single" w:space="0" w:color="D3D3D3"/>
+              <w:end w:val="single" w:space="0" w:color="D3D3D3"/>
+            </w:tcBorders>
+          </w:tcPr>
+          <w:p>
+            <w:pPr>
+              <w:spacing w:before="0" w:after="60"/>
+              <w:keepNext/>
+              <w:jc w:val="start"/>
+            </w:pPr>
+            <w:r>
+              <w:rPr>
+                <w:rFonts w:ascii="Calibri" w:hAnsi="Calibri"/>
+                <w:sz w:val="20"/>
+              </w:rPr>
+              <w:t xml:space="default">s(GMHT_CPS0_30N)</w:t>
+            </w:r>
+          </w:p>
+        </w:tc>
+        <w:tc>
+          <w:tcPr>
+            <w:tcBorders>
+              <w:top w:val="single" w:space="0" w:color="D3D3D3"/>
+              <w:bottom w:val="single" w:space="0" w:color="D3D3D3"/>
+              <w:start w:val="single" w:space="0" w:color="D3D3D3"/>
+              <w:end w:val="single" w:space="0" w:color="D3D3D3"/>
+            </w:tcBorders>
+          </w:tcPr>
+          <w:p>
+            <w:pPr>
+              <w:spacing w:before="0" w:after="60"/>
+              <w:keepNext/>
+              <w:jc w:val="end"/>
+            </w:pPr>
+            <w:r>
+              <w:rPr>
+                <w:rFonts w:ascii="Calibri" w:hAnsi="Calibri"/>
+                <w:sz w:val="20"/>
+              </w:rPr>
+              <w:t xml:space="default">0.99</w:t>
+            </w:r>
+          </w:p>
+        </w:tc>
+        <w:tc>
+          <w:tcPr>
+            <w:tcBorders>
+              <w:top w:val="single" w:space="0" w:color="D3D3D3"/>
+              <w:bottom w:val="single" w:space="0" w:color="D3D3D3"/>
+              <w:start w:val="single" w:space="0" w:color="D3D3D3"/>
+              <w:end w:val="single" w:space="0" w:color="D3D3D3"/>
+            </w:tcBorders>
+          </w:tcPr>
+          <w:p>
+            <w:pPr>
+              <w:spacing w:before="0" w:after="60"/>
+              <w:keepNext/>
+              <w:jc w:val="end"/>
+            </w:pPr>
+            <w:r>
+              <w:rPr>
+                <w:rFonts w:ascii="Calibri" w:hAnsi="Calibri"/>
+                <w:sz w:val="20"/>
+              </w:rPr>
+              <w:t xml:space="default">0.88</w:t>
+            </w:r>
+          </w:p>
+        </w:tc>
+        <w:tc>
+          <w:tcPr>
+            <w:tcBorders>
+              <w:top w:val="single" w:space="0" w:color="D3D3D3"/>
+              <w:bottom w:val="single" w:space="0" w:color="D3D3D3"/>
+              <w:start w:val="single" w:space="0" w:color="D3D3D3"/>
+              <w:end w:val="single" w:space="0" w:color="D3D3D3"/>
+            </w:tcBorders>
+          </w:tcPr>
+          <w:p>
+            <w:pPr>
+              <w:spacing w:before="0" w:after="60"/>
+              <w:keepNext/>
+              <w:jc w:val="end"/>
+            </w:pPr>
+            <w:r>
+              <w:rPr>
+                <w:rFonts w:ascii="Calibri" w:hAnsi="Calibri"/>
+                <w:sz w:val="20"/>
+              </w:rPr>
+              <w:t xml:space="default">0.94</w:t>
+            </w:r>
+          </w:p>
+        </w:tc>
+      </w:tr>
+      <w:tr>
+        <w:trPr>
+          <w:cantSplit/>
+        </w:trPr>
+        <w:tc>
+          <w:tcPr>
+            <w:tcBorders>
+              <w:top w:val="single" w:space="0" w:color="D3D3D3"/>
+              <w:bottom w:val="single" w:space="0" w:color="D3D3D3"/>
+              <w:start w:val="single" w:space="0" w:color="D3D3D3"/>
+              <w:end w:val="single" w:space="0" w:color="D3D3D3"/>
+            </w:tcBorders>
+          </w:tcPr>
+          <w:p>
+            <w:pPr>
+              <w:spacing w:before="0" w:after="60"/>
+              <w:keepNext/>
+              <w:jc w:val="start"/>
+            </w:pPr>
+            <w:r>
+              <w:rPr>
+                <w:rFonts w:ascii="Calibri" w:hAnsi="Calibri"/>
+                <w:sz w:val="20"/>
+              </w:rPr>
+              <w:t xml:space="default">s(dT_raw)</w:t>
+            </w:r>
+          </w:p>
+        </w:tc>
+        <w:tc>
+          <w:tcPr>
+            <w:tcBorders>
+              <w:top w:val="single" w:space="0" w:color="D3D3D3"/>
+              <w:bottom w:val="single" w:space="0" w:color="D3D3D3"/>
+              <w:start w:val="single" w:space="0" w:color="D3D3D3"/>
+              <w:end w:val="single" w:space="0" w:color="D3D3D3"/>
+            </w:tcBorders>
+          </w:tcPr>
+          <w:p>
+            <w:pPr>
+              <w:spacing w:before="0" w:after="60"/>
+              <w:keepNext/>
+              <w:jc w:val="end"/>
+            </w:pPr>
+            <w:r>
+              <w:rPr>
+                <w:rFonts w:ascii="Calibri" w:hAnsi="Calibri"/>
+                <w:sz w:val="20"/>
+              </w:rPr>
+              <w:t xml:space="default">0.98</w:t>
+            </w:r>
+          </w:p>
+        </w:tc>
+        <w:tc>
+          <w:tcPr>
+            <w:tcBorders>
+              <w:top w:val="single" w:space="0" w:color="D3D3D3"/>
+              <w:bottom w:val="single" w:space="0" w:color="D3D3D3"/>
+              <w:start w:val="single" w:space="0" w:color="D3D3D3"/>
+              <w:end w:val="single" w:space="0" w:color="D3D3D3"/>
+            </w:tcBorders>
+          </w:tcPr>
+          <w:p>
+            <w:pPr>
+              <w:spacing w:before="0" w:after="60"/>
+              <w:keepNext/>
+              <w:jc w:val="end"/>
+            </w:pPr>
+            <w:r>
+              <w:rPr>
+                <w:rFonts w:ascii="Calibri" w:hAnsi="Calibri"/>
+                <w:sz w:val="20"/>
+              </w:rPr>
+              <w:t xml:space="default">0.74</w:t>
+            </w:r>
+          </w:p>
+        </w:tc>
+        <w:tc>
+          <w:tcPr>
+            <w:tcBorders>
+              <w:top w:val="single" w:space="0" w:color="D3D3D3"/>
+              <w:bottom w:val="single" w:space="0" w:color="D3D3D3"/>
+              <w:start w:val="single" w:space="0" w:color="D3D3D3"/>
+              <w:end w:val="single" w:space="0" w:color="D3D3D3"/>
+            </w:tcBorders>
+          </w:tcPr>
+          <w:p>
+            <w:pPr>
+              <w:spacing w:before="0" w:after="60"/>
+              <w:keepNext/>
+              <w:jc w:val="end"/>
+            </w:pPr>
+            <w:r>
+              <w:rPr>
+                <w:rFonts w:ascii="Calibri" w:hAnsi="Calibri"/>
+                <w:sz w:val="20"/>
+              </w:rPr>
+              <w:t xml:space="default">0.75</w:t>
+            </w:r>
+          </w:p>
+        </w:tc>
+      </w:tr>
+      <w:tr>
+        <w:trPr>
+          <w:cantSplit/>
+        </w:trPr>
+        <w:tc>
+          <w:tcPr>
+            <w:tcBorders>
+              <w:top w:val="single" w:space="0" w:color="D3D3D3"/>
+              <w:bottom w:val="single" w:space="0" w:color="D3D3D3"/>
+              <w:start w:val="single" w:space="0" w:color="D3D3D3"/>
+              <w:end w:val="single" w:space="0" w:color="D3D3D3"/>
+            </w:tcBorders>
+          </w:tcPr>
+          <w:p>
+            <w:pPr>
+              <w:spacing w:before="0" w:after="60"/>
+              <w:keepNext/>
+              <w:jc w:val="start"/>
+            </w:pPr>
+            <w:r>
+              <w:rPr>
+                <w:rFonts w:ascii="Calibri" w:hAnsi="Calibri"/>
+                <w:sz w:val="20"/>
+              </w:rPr>
+              <w:t xml:space="default">s(Hur100_fqcy)</w:t>
+            </w:r>
+          </w:p>
+        </w:tc>
+        <w:tc>
+          <w:tcPr>
+            <w:tcBorders>
+              <w:top w:val="single" w:space="0" w:color="D3D3D3"/>
+              <w:bottom w:val="single" w:space="0" w:color="D3D3D3"/>
+              <w:start w:val="single" w:space="0" w:color="D3D3D3"/>
+              <w:end w:val="single" w:space="0" w:color="D3D3D3"/>
+            </w:tcBorders>
+          </w:tcPr>
+          <w:p>
+            <w:pPr>
+              <w:spacing w:before="0" w:after="60"/>
+              <w:keepNext/>
+              <w:jc w:val="end"/>
+            </w:pPr>
+            <w:r>
+              <w:rPr>
+                <w:rFonts w:ascii="Calibri" w:hAnsi="Calibri"/>
+                <w:sz w:val="20"/>
+              </w:rPr>
+              <w:t xml:space="default">0.99</w:t>
+            </w:r>
+          </w:p>
+        </w:tc>
+        <w:tc>
+          <w:tcPr>
+            <w:tcBorders>
+              <w:top w:val="single" w:space="0" w:color="D3D3D3"/>
+              <w:bottom w:val="single" w:space="0" w:color="D3D3D3"/>
+              <w:start w:val="single" w:space="0" w:color="D3D3D3"/>
+              <w:end w:val="single" w:space="0" w:color="D3D3D3"/>
+            </w:tcBorders>
+          </w:tcPr>
+          <w:p>
+            <w:pPr>
+              <w:spacing w:before="0" w:after="60"/>
+              <w:keepNext/>
+              <w:jc w:val="end"/>
+            </w:pPr>
+            <w:r>
+              <w:rPr>
+                <w:rFonts w:ascii="Calibri" w:hAnsi="Calibri"/>
+                <w:sz w:val="20"/>
+              </w:rPr>
+              <w:t xml:space="default">0.87</w:t>
+            </w:r>
+          </w:p>
+        </w:tc>
+        <w:tc>
+          <w:tcPr>
+            <w:tcBorders>
+              <w:top w:val="single" w:space="0" w:color="D3D3D3"/>
+              <w:bottom w:val="single" w:space="0" w:color="D3D3D3"/>
+              <w:start w:val="single" w:space="0" w:color="D3D3D3"/>
+              <w:end w:val="single" w:space="0" w:color="D3D3D3"/>
+            </w:tcBorders>
+          </w:tcPr>
+          <w:p>
+            <w:pPr>
+              <w:spacing w:before="0" w:after="60"/>
+              <w:keepNext/>
+              <w:jc w:val="end"/>
+            </w:pPr>
+            <w:r>
+              <w:rPr>
+                <w:rFonts w:ascii="Calibri" w:hAnsi="Calibri"/>
+                <w:sz w:val="20"/>
+              </w:rPr>
+              <w:t xml:space="default">0.91</w:t>
+            </w:r>
+          </w:p>
+        </w:tc>
+      </w:tr>
+      <w:tr>
+        <w:trPr>
+          <w:cantSplit/>
+        </w:trPr>
+        <w:tc>
+          <w:tcPr>
+            <w:tcBorders>
+              <w:top w:val="single" w:sz="16" w:space="0" w:color="D3D3D3"/>
+              <w:bottom w:val="single" w:sz="16" w:space="0" w:color="D3D3D3"/>
+              <w:start w:val="single" w:space="0" w:color="D3D3D3"/>
+              <w:end w:val="single" w:space="0" w:color="D3D3D3"/>
+            </w:tcBorders>
+            <w:tcMar>
+              <w:top w:w="25" w:type="dxa"/>
+            </w:tcMar>
+            <w:gridSpan w:val="4"/>
+          </w:tcPr>
+          <w:p>
+            <w:pPr>
+              <w:spacing w:before="0" w:after="60"/>
+              <w:keepNext/>
+            </w:pPr>
+            <w:r>
+              <w:rPr>
+                <w:rFonts w:ascii="Calibri" w:hAnsi="Calibri"/>
+                <w:sz w:val="20"/>
+              </w:rPr>
+              <w:t xml:space="default">Saint Croix</w:t>
+            </w:r>
+          </w:p>
+        </w:tc>
+      </w:tr>
+      <w:tr>
+        <w:trPr>
+          <w:cantSplit/>
+        </w:trPr>
+        <w:tc>
+          <w:tcPr>
+            <w:tcBorders>
+              <w:top w:val="single" w:space="0" w:color="D3D3D3"/>
+              <w:bottom w:val="single" w:space="0" w:color="D3D3D3"/>
+              <w:start w:val="single" w:space="0" w:color="D3D3D3"/>
+              <w:end w:val="single" w:space="0" w:color="D3D3D3"/>
+            </w:tcBorders>
+          </w:tcPr>
+          <w:p>
+            <w:pPr>
+              <w:spacing w:before="0" w:after="60"/>
+              <w:keepNext/>
+              <w:jc w:val="start"/>
+            </w:pPr>
+            <w:r>
+              <w:rPr>
+                <w:rFonts w:ascii="Calibri" w:hAnsi="Calibri"/>
+                <w:sz w:val="20"/>
+              </w:rPr>
+              <w:t xml:space="default">parametric terms</w:t>
+            </w:r>
+          </w:p>
+        </w:tc>
+        <w:tc>
+          <w:tcPr>
+            <w:tcBorders>
+              <w:top w:val="single" w:space="0" w:color="D3D3D3"/>
+              <w:bottom w:val="single" w:space="0" w:color="D3D3D3"/>
+              <w:start w:val="single" w:space="0" w:color="D3D3D3"/>
+              <w:end w:val="single" w:space="0" w:color="D3D3D3"/>
+            </w:tcBorders>
+          </w:tcPr>
+          <w:p>
+            <w:pPr>
+              <w:spacing w:before="0" w:after="60"/>
+              <w:keepNext/>
+              <w:jc w:val="end"/>
+            </w:pPr>
+            <w:r>
+              <w:rPr>
+                <w:rFonts w:ascii="Calibri" w:hAnsi="Calibri"/>
+                <w:sz w:val="20"/>
+              </w:rPr>
+              <w:t xml:space="default">0.00</w:t>
+            </w:r>
+          </w:p>
+        </w:tc>
+        <w:tc>
+          <w:tcPr>
+            <w:tcBorders>
+              <w:top w:val="single" w:space="0" w:color="D3D3D3"/>
+              <w:bottom w:val="single" w:space="0" w:color="D3D3D3"/>
+              <w:start w:val="single" w:space="0" w:color="D3D3D3"/>
+              <w:end w:val="single" w:space="0" w:color="D3D3D3"/>
+            </w:tcBorders>
+          </w:tcPr>
+          <w:p>
+            <w:pPr>
+              <w:spacing w:before="0" w:after="60"/>
+              <w:keepNext/>
+              <w:jc w:val="end"/>
+            </w:pPr>
+            <w:r>
+              <w:rPr>
+                <w:rFonts w:ascii="Calibri" w:hAnsi="Calibri"/>
+                <w:sz w:val="20"/>
+              </w:rPr>
+              <w:t xml:space="default">0.00</w:t>
+            </w:r>
+          </w:p>
+        </w:tc>
+        <w:tc>
+          <w:tcPr>
+            <w:tcBorders>
+              <w:top w:val="single" w:space="0" w:color="D3D3D3"/>
+              <w:bottom w:val="single" w:space="0" w:color="D3D3D3"/>
+              <w:start w:val="single" w:space="0" w:color="D3D3D3"/>
+              <w:end w:val="single" w:space="0" w:color="D3D3D3"/>
+            </w:tcBorders>
+          </w:tcPr>
+          <w:p>
+            <w:pPr>
+              <w:spacing w:before="0" w:after="60"/>
+              <w:keepNext/>
+              <w:jc w:val="end"/>
+            </w:pPr>
+            <w:r>
+              <w:rPr>
+                <w:rFonts w:ascii="Calibri" w:hAnsi="Calibri"/>
+                <w:sz w:val="20"/>
+              </w:rPr>
+              <w:t xml:space="default">0.00</w:t>
+            </w:r>
+          </w:p>
+        </w:tc>
+      </w:tr>
+      <w:tr>
+        <w:trPr>
+          <w:cantSplit/>
+        </w:trPr>
+        <w:tc>
+          <w:tcPr>
+            <w:tcBorders>
+              <w:top w:val="single" w:space="0" w:color="D3D3D3"/>
+              <w:bottom w:val="single" w:space="0" w:color="D3D3D3"/>
+              <w:start w:val="single" w:space="0" w:color="D3D3D3"/>
+              <w:end w:val="single" w:space="0" w:color="D3D3D3"/>
+            </w:tcBorders>
+          </w:tcPr>
+          <w:p>
+            <w:pPr>
+              <w:spacing w:before="0" w:after="60"/>
+              <w:keepNext/>
+              <w:jc w:val="start"/>
+            </w:pPr>
+            <w:r>
+              <w:rPr>
+                <w:rFonts w:ascii="Calibri" w:hAnsi="Calibri"/>
+                <w:sz w:val="20"/>
+              </w:rPr>
+              <w:t xml:space="default">s(age)</w:t>
+            </w:r>
+          </w:p>
+        </w:tc>
+        <w:tc>
+          <w:tcPr>
+            <w:tcBorders>
+              <w:top w:val="single" w:space="0" w:color="D3D3D3"/>
+              <w:bottom w:val="single" w:space="0" w:color="D3D3D3"/>
+              <w:start w:val="single" w:space="0" w:color="D3D3D3"/>
+              <w:end w:val="single" w:space="0" w:color="D3D3D3"/>
+            </w:tcBorders>
+          </w:tcPr>
+          <w:p>
+            <w:pPr>
+              <w:spacing w:before="0" w:after="60"/>
+              <w:keepNext/>
+              <w:jc w:val="end"/>
+            </w:pPr>
+            <w:r>
+              <w:rPr>
+                <w:rFonts w:ascii="Calibri" w:hAnsi="Calibri"/>
+                <w:sz w:val="20"/>
+              </w:rPr>
+              <w:t xml:space="default">0.92</w:t>
+            </w:r>
+          </w:p>
+        </w:tc>
+        <w:tc>
+          <w:tcPr>
+            <w:tcBorders>
+              <w:top w:val="single" w:space="0" w:color="D3D3D3"/>
+              <w:bottom w:val="single" w:space="0" w:color="D3D3D3"/>
+              <w:start w:val="single" w:space="0" w:color="D3D3D3"/>
+              <w:end w:val="single" w:space="0" w:color="D3D3D3"/>
+            </w:tcBorders>
+          </w:tcPr>
+          <w:p>
+            <w:pPr>
+              <w:spacing w:before="0" w:after="60"/>
+              <w:keepNext/>
+              <w:jc w:val="end"/>
+            </w:pPr>
+            <w:r>
+              <w:rPr>
+                <w:rFonts w:ascii="Calibri" w:hAnsi="Calibri"/>
+                <w:sz w:val="20"/>
+              </w:rPr>
+              <w:t xml:space="default">0.90</w:t>
+            </w:r>
+          </w:p>
+        </w:tc>
+        <w:tc>
+          <w:tcPr>
+            <w:tcBorders>
+              <w:top w:val="single" w:space="0" w:color="D3D3D3"/>
+              <w:bottom w:val="single" w:space="0" w:color="D3D3D3"/>
+              <w:start w:val="single" w:space="0" w:color="D3D3D3"/>
+              <w:end w:val="single" w:space="0" w:color="D3D3D3"/>
+            </w:tcBorders>
+          </w:tcPr>
+          <w:p>
+            <w:pPr>
+              <w:spacing w:before="0" w:after="60"/>
+              <w:keepNext/>
+              <w:jc w:val="end"/>
+            </w:pPr>
+            <w:r>
+              <w:rPr>
+                <w:rFonts w:ascii="Calibri" w:hAnsi="Calibri"/>
+                <w:sz w:val="20"/>
+              </w:rPr>
+              <w:t xml:space="default">0.90</w:t>
+            </w:r>
+          </w:p>
+        </w:tc>
+      </w:tr>
+      <w:tr>
+        <w:trPr>
+          <w:cantSplit/>
+        </w:trPr>
+        <w:tc>
+          <w:tcPr>
+            <w:tcBorders>
+              <w:top w:val="single" w:space="0" w:color="D3D3D3"/>
+              <w:bottom w:val="single" w:space="0" w:color="D3D3D3"/>
+              <w:start w:val="single" w:space="0" w:color="D3D3D3"/>
+              <w:end w:val="single" w:space="0" w:color="D3D3D3"/>
+            </w:tcBorders>
+          </w:tcPr>
+          <w:p>
+            <w:pPr>
+              <w:spacing w:before="0" w:after="60"/>
+              <w:keepNext/>
+              <w:jc w:val="start"/>
+            </w:pPr>
+            <w:r>
+              <w:rPr>
+                <w:rFonts w:ascii="Calibri" w:hAnsi="Calibri"/>
+                <w:sz w:val="20"/>
+              </w:rPr>
+              <w:t xml:space="default">s(GMHT_CPS0_30N)</w:t>
+            </w:r>
+          </w:p>
+        </w:tc>
+        <w:tc>
+          <w:tcPr>
+            <w:tcBorders>
+              <w:top w:val="single" w:space="0" w:color="D3D3D3"/>
+              <w:bottom w:val="single" w:space="0" w:color="D3D3D3"/>
+              <w:start w:val="single" w:space="0" w:color="D3D3D3"/>
+              <w:end w:val="single" w:space="0" w:color="D3D3D3"/>
+            </w:tcBorders>
+          </w:tcPr>
+          <w:p>
+            <w:pPr>
+              <w:spacing w:before="0" w:after="60"/>
+              <w:keepNext/>
+              <w:jc w:val="end"/>
+            </w:pPr>
+            <w:r>
+              <w:rPr>
+                <w:rFonts w:ascii="Calibri" w:hAnsi="Calibri"/>
+                <w:sz w:val="20"/>
+              </w:rPr>
+              <w:t xml:space="default">0.93</w:t>
+            </w:r>
+          </w:p>
+        </w:tc>
+        <w:tc>
+          <w:tcPr>
+            <w:tcBorders>
+              <w:top w:val="single" w:space="0" w:color="D3D3D3"/>
+              <w:bottom w:val="single" w:space="0" w:color="D3D3D3"/>
+              <w:start w:val="single" w:space="0" w:color="D3D3D3"/>
+              <w:end w:val="single" w:space="0" w:color="D3D3D3"/>
+            </w:tcBorders>
+          </w:tcPr>
+          <w:p>
+            <w:pPr>
+              <w:spacing w:before="0" w:after="60"/>
+              <w:keepNext/>
+              <w:jc w:val="end"/>
+            </w:pPr>
+            <w:r>
+              <w:rPr>
+                <w:rFonts w:ascii="Calibri" w:hAnsi="Calibri"/>
+                <w:sz w:val="20"/>
+              </w:rPr>
+              <w:t xml:space="default">0.91</w:t>
+            </w:r>
+          </w:p>
+        </w:tc>
+        <w:tc>
+          <w:tcPr>
+            <w:tcBorders>
+              <w:top w:val="single" w:space="0" w:color="D3D3D3"/>
+              <w:bottom w:val="single" w:space="0" w:color="D3D3D3"/>
+              <w:start w:val="single" w:space="0" w:color="D3D3D3"/>
+              <w:end w:val="single" w:space="0" w:color="D3D3D3"/>
+            </w:tcBorders>
+          </w:tcPr>
+          <w:p>
+            <w:pPr>
+              <w:spacing w:before="0" w:after="60"/>
+              <w:keepNext/>
+              <w:jc w:val="end"/>
+            </w:pPr>
+            <w:r>
+              <w:rPr>
+                <w:rFonts w:ascii="Calibri" w:hAnsi="Calibri"/>
+                <w:sz w:val="20"/>
+              </w:rPr>
+              <w:t xml:space="default">0.90</w:t>
+            </w:r>
+          </w:p>
+        </w:tc>
+      </w:tr>
+      <w:tr>
+        <w:trPr>
+          <w:cantSplit/>
+        </w:trPr>
+        <w:tc>
+          <w:tcPr>
+            <w:tcBorders>
+              <w:top w:val="single" w:space="0" w:color="D3D3D3"/>
+              <w:bottom w:val="single" w:space="0" w:color="D3D3D3"/>
+              <w:start w:val="single" w:space="0" w:color="D3D3D3"/>
+              <w:end w:val="single" w:space="0" w:color="D3D3D3"/>
+            </w:tcBorders>
+          </w:tcPr>
+          <w:p>
+            <w:pPr>
+              <w:spacing w:before="0" w:after="60"/>
+              <w:keepNext/>
+              <w:jc w:val="start"/>
+            </w:pPr>
+            <w:r>
+              <w:rPr>
+                <w:rFonts w:ascii="Calibri" w:hAnsi="Calibri"/>
+                <w:sz w:val="20"/>
+              </w:rPr>
+              <w:t xml:space="default">s(dT_raw)</w:t>
+            </w:r>
+          </w:p>
+        </w:tc>
+        <w:tc>
+          <w:tcPr>
+            <w:tcBorders>
+              <w:top w:val="single" w:space="0" w:color="D3D3D3"/>
+              <w:bottom w:val="single" w:space="0" w:color="D3D3D3"/>
+              <w:start w:val="single" w:space="0" w:color="D3D3D3"/>
+              <w:end w:val="single" w:space="0" w:color="D3D3D3"/>
+            </w:tcBorders>
+          </w:tcPr>
+          <w:p>
+            <w:pPr>
+              <w:spacing w:before="0" w:after="60"/>
+              <w:keepNext/>
+              <w:jc w:val="end"/>
+            </w:pPr>
+            <w:r>
+              <w:rPr>
+                <w:rFonts w:ascii="Calibri" w:hAnsi="Calibri"/>
+                <w:sz w:val="20"/>
+              </w:rPr>
+              <w:t xml:space="default">0.86</w:t>
+            </w:r>
+          </w:p>
+        </w:tc>
+        <w:tc>
+          <w:tcPr>
+            <w:tcBorders>
+              <w:top w:val="single" w:space="0" w:color="D3D3D3"/>
+              <w:bottom w:val="single" w:space="0" w:color="D3D3D3"/>
+              <w:start w:val="single" w:space="0" w:color="D3D3D3"/>
+              <w:end w:val="single" w:space="0" w:color="D3D3D3"/>
+            </w:tcBorders>
+          </w:tcPr>
+          <w:p>
+            <w:pPr>
+              <w:spacing w:before="0" w:after="60"/>
+              <w:keepNext/>
+              <w:jc w:val="end"/>
+            </w:pPr>
+            <w:r>
+              <w:rPr>
+                <w:rFonts w:ascii="Calibri" w:hAnsi="Calibri"/>
+                <w:sz w:val="20"/>
+              </w:rPr>
+              <w:t xml:space="default">0.55</w:t>
+            </w:r>
+          </w:p>
+        </w:tc>
+        <w:tc>
+          <w:tcPr>
+            <w:tcBorders>
+              <w:top w:val="single" w:space="0" w:color="D3D3D3"/>
+              <w:bottom w:val="single" w:space="0" w:color="D3D3D3"/>
+              <w:start w:val="single" w:space="0" w:color="D3D3D3"/>
+              <w:end w:val="single" w:space="0" w:color="D3D3D3"/>
+            </w:tcBorders>
+          </w:tcPr>
+          <w:p>
+            <w:pPr>
+              <w:spacing w:before="0" w:after="60"/>
+              <w:keepNext/>
+              <w:jc w:val="end"/>
+            </w:pPr>
+            <w:r>
+              <w:rPr>
+                <w:rFonts w:ascii="Calibri" w:hAnsi="Calibri"/>
+                <w:sz w:val="20"/>
+              </w:rPr>
+              <w:t xml:space="default">0.63</w:t>
+            </w:r>
+          </w:p>
+        </w:tc>
+      </w:tr>
+      <w:tr>
+        <w:trPr>
+          <w:cantSplit/>
+        </w:trPr>
+        <w:tc>
+          <w:tcPr>
+            <w:tcBorders>
+              <w:top w:val="single" w:space="0" w:color="D3D3D3"/>
+              <w:bottom w:val="single" w:space="0" w:color="D3D3D3"/>
+              <w:start w:val="single" w:space="0" w:color="D3D3D3"/>
+              <w:end w:val="single" w:space="0" w:color="D3D3D3"/>
+            </w:tcBorders>
+          </w:tcPr>
+          <w:p>
+            <w:pPr>
+              <w:spacing w:before="0" w:after="60"/>
+              <w:keepNext/>
+              <w:jc w:val="start"/>
+            </w:pPr>
+            <w:r>
+              <w:rPr>
+                <w:rFonts w:ascii="Calibri" w:hAnsi="Calibri"/>
+                <w:sz w:val="20"/>
+              </w:rPr>
+              <w:t xml:space="default">s(Hur100_fqcy)</w:t>
+            </w:r>
+          </w:p>
+        </w:tc>
+        <w:tc>
+          <w:tcPr>
+            <w:tcBorders>
+              <w:top w:val="single" w:space="0" w:color="D3D3D3"/>
+              <w:bottom w:val="single" w:space="0" w:color="D3D3D3"/>
+              <w:start w:val="single" w:space="0" w:color="D3D3D3"/>
+              <w:end w:val="single" w:space="0" w:color="D3D3D3"/>
+            </w:tcBorders>
+          </w:tcPr>
+          <w:p>
+            <w:pPr>
+              <w:spacing w:before="0" w:after="60"/>
+              <w:keepNext/>
+              <w:jc w:val="end"/>
+            </w:pPr>
+            <w:r>
+              <w:rPr>
+                <w:rFonts w:ascii="Calibri" w:hAnsi="Calibri"/>
+                <w:sz w:val="20"/>
+              </w:rPr>
+              <w:t xml:space="default">0.71</w:t>
+            </w:r>
+          </w:p>
+        </w:tc>
+        <w:tc>
+          <w:tcPr>
+            <w:tcBorders>
+              <w:top w:val="single" w:space="0" w:color="D3D3D3"/>
+              <w:bottom w:val="single" w:space="0" w:color="D3D3D3"/>
+              <w:start w:val="single" w:space="0" w:color="D3D3D3"/>
+              <w:end w:val="single" w:space="0" w:color="D3D3D3"/>
+            </w:tcBorders>
+          </w:tcPr>
+          <w:p>
+            <w:pPr>
+              <w:spacing w:before="0" w:after="60"/>
+              <w:keepNext/>
+              <w:jc w:val="end"/>
+            </w:pPr>
+            <w:r>
+              <w:rPr>
+                <w:rFonts w:ascii="Calibri" w:hAnsi="Calibri"/>
+                <w:sz w:val="20"/>
+              </w:rPr>
+              <w:t xml:space="default">0.33</w:t>
+            </w:r>
+          </w:p>
+        </w:tc>
+        <w:tc>
+          <w:tcPr>
+            <w:tcBorders>
+              <w:top w:val="single" w:space="0" w:color="D3D3D3"/>
+              <w:bottom w:val="single" w:space="0" w:color="D3D3D3"/>
+              <w:start w:val="single" w:space="0" w:color="D3D3D3"/>
+              <w:end w:val="single" w:space="0" w:color="D3D3D3"/>
+            </w:tcBorders>
+          </w:tcPr>
+          <w:p>
+            <w:pPr>
+              <w:spacing w:before="0" w:after="60"/>
+              <w:keepNext/>
+              <w:jc w:val="end"/>
+            </w:pPr>
+            <w:r>
+              <w:rPr>
+                <w:rFonts w:ascii="Calibri" w:hAnsi="Calibri"/>
+                <w:sz w:val="20"/>
+              </w:rPr>
+              <w:t xml:space="default">0.36</w:t>
+            </w:r>
+          </w:p>
+        </w:tc>
+      </w:tr>
+      <w:tr>
+        <w:trPr>
+          <w:cantSplit/>
+        </w:trPr>
+        <w:tc>
+          <w:tcPr>
+            <w:tcBorders>
+              <w:top w:val="single" w:sz="16" w:space="0" w:color="D3D3D3"/>
+              <w:bottom w:val="single" w:sz="16" w:space="0" w:color="D3D3D3"/>
+              <w:start w:val="single" w:space="0" w:color="D3D3D3"/>
+              <w:end w:val="single" w:space="0" w:color="D3D3D3"/>
+            </w:tcBorders>
+            <w:tcMar>
+              <w:top w:w="25" w:type="dxa"/>
+            </w:tcMar>
+            <w:gridSpan w:val="4"/>
+          </w:tcPr>
+          <w:p>
+            <w:pPr>
+              <w:spacing w:before="0" w:after="60"/>
+              <w:keepNext/>
+            </w:pPr>
+            <w:r>
+              <w:rPr>
+                <w:rFonts w:ascii="Calibri" w:hAnsi="Calibri"/>
+                <w:sz w:val="20"/>
+              </w:rPr>
               <w:t xml:space="default">Regional</w:t>
             </w:r>
           </w:p>
         </w:tc>
+      </w:tr>
+      <w:tr>
+        <w:trPr>
+          <w:cantSplit/>
+        </w:trPr>
         <w:tc>
           <w:tcPr>
             <w:tcBorders>
@@ -966,127 +2380,483 @@
                 <w:rFonts w:ascii="Calibri" w:hAnsi="Calibri"/>
                 <w:sz w:val="20"/>
               </w:rPr>
-              <w:t xml:space="default">M6_av</w:t>
-            </w:r>
-          </w:p>
-        </w:tc>
-        <w:tc>
-          <w:tcPr>
-            <w:tcBorders>
-              <w:top w:val="single" w:space="0" w:color="D3D3D3"/>
-              <w:bottom w:val="single" w:space="0" w:color="D3D3D3"/>
-              <w:start w:val="single" w:space="0" w:color="D3D3D3"/>
-              <w:end w:val="single" w:space="0" w:color="D3D3D3"/>
-            </w:tcBorders>
-          </w:tcPr>
-          <w:p>
-            <w:pPr>
-              <w:spacing w:before="0" w:after="60"/>
-              <w:keepNext/>
-              <w:jc w:val="end"/>
-            </w:pPr>
-            <w:r>
-              <w:rPr>
-                <w:rFonts w:ascii="Calibri" w:hAnsi="Calibri"/>
-                <w:sz w:val="20"/>
-              </w:rPr>
-              <w:t xml:space="default">-0.008</w:t>
-            </w:r>
-          </w:p>
-        </w:tc>
-        <w:tc>
-          <w:tcPr>
-            <w:tcBorders>
-              <w:top w:val="single" w:space="0" w:color="D3D3D3"/>
-              <w:bottom w:val="single" w:space="0" w:color="D3D3D3"/>
-              <w:start w:val="single" w:space="0" w:color="D3D3D3"/>
-              <w:end w:val="single" w:space="0" w:color="D3D3D3"/>
-            </w:tcBorders>
-          </w:tcPr>
-          <w:p>
-            <w:pPr>
-              <w:spacing w:before="0" w:after="60"/>
-              <w:keepNext/>
-              <w:jc w:val="end"/>
-            </w:pPr>
-            <w:r>
-              <w:rPr>
-                <w:rFonts w:ascii="Calibri" w:hAnsi="Calibri"/>
-                <w:sz w:val="20"/>
-              </w:rPr>
-              <w:t xml:space="default">1.968</w:t>
-            </w:r>
-          </w:p>
-        </w:tc>
-        <w:tc>
-          <w:tcPr>
-            <w:tcBorders>
-              <w:top w:val="single" w:space="0" w:color="D3D3D3"/>
-              <w:bottom w:val="single" w:space="0" w:color="D3D3D3"/>
-              <w:start w:val="single" w:space="0" w:color="D3D3D3"/>
-              <w:end w:val="single" w:space="0" w:color="D3D3D3"/>
-            </w:tcBorders>
-          </w:tcPr>
-          <w:p>
-            <w:pPr>
-              <w:spacing w:before="0" w:after="60"/>
-              <w:keepNext/>
-              <w:jc w:val="end"/>
-            </w:pPr>
-            <w:r>
-              <w:rPr>
-                <w:rFonts w:ascii="Calibri" w:hAnsi="Calibri"/>
-                <w:sz w:val="20"/>
-              </w:rPr>
-              <w:t xml:space="default">0.451</w:t>
-            </w:r>
-          </w:p>
-        </w:tc>
-        <w:tc>
-          <w:tcPr>
-            <w:tcBorders>
-              <w:top w:val="single" w:space="0" w:color="D3D3D3"/>
-              <w:bottom w:val="single" w:space="0" w:color="D3D3D3"/>
-              <w:start w:val="single" w:space="0" w:color="D3D3D3"/>
-              <w:end w:val="single" w:space="0" w:color="D3D3D3"/>
-            </w:tcBorders>
-          </w:tcPr>
-          <w:p>
-            <w:pPr>
-              <w:spacing w:before="0" w:after="60"/>
-              <w:keepNext/>
-              <w:jc w:val="end"/>
-            </w:pPr>
-            <w:r>
-              <w:rPr>
-                <w:rFonts w:ascii="Calibri" w:hAnsi="Calibri"/>
-                <w:sz w:val="20"/>
-              </w:rPr>
-              <w:t xml:space="default">11.908</w:t>
-            </w:r>
-          </w:p>
-        </w:tc>
-        <w:tc>
-          <w:tcPr>
-            <w:tcBorders>
-              <w:top w:val="single" w:space="0" w:color="D3D3D3"/>
-              <w:bottom w:val="single" w:space="0" w:color="D3D3D3"/>
-              <w:start w:val="single" w:space="0" w:color="D3D3D3"/>
-              <w:end w:val="single" w:space="0" w:color="D3D3D3"/>
-            </w:tcBorders>
-          </w:tcPr>
-          <w:p>
-            <w:pPr>
-              <w:spacing w:before="0" w:after="60"/>
-              <w:keepNext/>
-              <w:jc w:val="end"/>
-            </w:pPr>
-            <w:r>
-              <w:rPr>
-                <w:rFonts w:ascii="Calibri" w:hAnsi="Calibri"/>
-                <w:sz w:val="20"/>
-              </w:rPr>
-              <w:t xml:space="default">0.291</w:t>
+              <w:t xml:space="default">parametric terms</w:t>
+            </w:r>
+          </w:p>
+        </w:tc>
+        <w:tc>
+          <w:tcPr>
+            <w:tcBorders>
+              <w:top w:val="single" w:space="0" w:color="D3D3D3"/>
+              <w:bottom w:val="single" w:space="0" w:color="D3D3D3"/>
+              <w:start w:val="single" w:space="0" w:color="D3D3D3"/>
+              <w:end w:val="single" w:space="0" w:color="D3D3D3"/>
+            </w:tcBorders>
+          </w:tcPr>
+          <w:p>
+            <w:pPr>
+              <w:spacing w:before="0" w:after="60"/>
+              <w:keepNext/>
+              <w:jc w:val="end"/>
+            </w:pPr>
+            <w:r>
+              <w:rPr>
+                <w:rFonts w:ascii="Calibri" w:hAnsi="Calibri"/>
+                <w:sz w:val="20"/>
+              </w:rPr>
+              <w:t xml:space="default">1.00</w:t>
+            </w:r>
+          </w:p>
+        </w:tc>
+        <w:tc>
+          <w:tcPr>
+            <w:tcBorders>
+              <w:top w:val="single" w:space="0" w:color="D3D3D3"/>
+              <w:bottom w:val="single" w:space="0" w:color="D3D3D3"/>
+              <w:start w:val="single" w:space="0" w:color="D3D3D3"/>
+              <w:end w:val="single" w:space="0" w:color="D3D3D3"/>
+            </w:tcBorders>
+          </w:tcPr>
+          <w:p>
+            <w:pPr>
+              <w:spacing w:before="0" w:after="60"/>
+              <w:keepNext/>
+              <w:jc w:val="end"/>
+            </w:pPr>
+            <w:r>
+              <w:rPr>
+                <w:rFonts w:ascii="Calibri" w:hAnsi="Calibri"/>
+                <w:sz w:val="20"/>
+              </w:rPr>
+              <w:t xml:space="default">1.00</w:t>
+            </w:r>
+          </w:p>
+        </w:tc>
+        <w:tc>
+          <w:tcPr>
+            <w:tcBorders>
+              <w:top w:val="single" w:space="0" w:color="D3D3D3"/>
+              <w:bottom w:val="single" w:space="0" w:color="D3D3D3"/>
+              <w:start w:val="single" w:space="0" w:color="D3D3D3"/>
+              <w:end w:val="single" w:space="0" w:color="D3D3D3"/>
+            </w:tcBorders>
+          </w:tcPr>
+          <w:p>
+            <w:pPr>
+              <w:spacing w:before="0" w:after="60"/>
+              <w:keepNext/>
+              <w:jc w:val="end"/>
+            </w:pPr>
+            <w:r>
+              <w:rPr>
+                <w:rFonts w:ascii="Calibri" w:hAnsi="Calibri"/>
+                <w:sz w:val="20"/>
+              </w:rPr>
+              <w:t xml:space="default">1.00</w:t>
+            </w:r>
+          </w:p>
+        </w:tc>
+      </w:tr>
+      <w:tr>
+        <w:trPr>
+          <w:cantSplit/>
+        </w:trPr>
+        <w:tc>
+          <w:tcPr>
+            <w:tcBorders>
+              <w:top w:val="single" w:space="0" w:color="D3D3D3"/>
+              <w:bottom w:val="single" w:space="0" w:color="D3D3D3"/>
+              <w:start w:val="single" w:space="0" w:color="D3D3D3"/>
+              <w:end w:val="single" w:space="0" w:color="D3D3D3"/>
+            </w:tcBorders>
+          </w:tcPr>
+          <w:p>
+            <w:pPr>
+              <w:spacing w:before="0" w:after="60"/>
+              <w:keepNext/>
+              <w:jc w:val="start"/>
+            </w:pPr>
+            <w:r>
+              <w:rPr>
+                <w:rFonts w:ascii="Calibri" w:hAnsi="Calibri"/>
+                <w:sz w:val="20"/>
+              </w:rPr>
+              <w:t xml:space="default">s(age)</w:t>
+            </w:r>
+          </w:p>
+        </w:tc>
+        <w:tc>
+          <w:tcPr>
+            <w:tcBorders>
+              <w:top w:val="single" w:space="0" w:color="D3D3D3"/>
+              <w:bottom w:val="single" w:space="0" w:color="D3D3D3"/>
+              <w:start w:val="single" w:space="0" w:color="D3D3D3"/>
+              <w:end w:val="single" w:space="0" w:color="D3D3D3"/>
+            </w:tcBorders>
+          </w:tcPr>
+          <w:p>
+            <w:pPr>
+              <w:spacing w:before="0" w:after="60"/>
+              <w:keepNext/>
+              <w:jc w:val="end"/>
+            </w:pPr>
+            <w:r>
+              <w:rPr>
+                <w:rFonts w:ascii="Calibri" w:hAnsi="Calibri"/>
+                <w:sz w:val="20"/>
+              </w:rPr>
+              <w:t xml:space="default">0.99</w:t>
+            </w:r>
+          </w:p>
+        </w:tc>
+        <w:tc>
+          <w:tcPr>
+            <w:tcBorders>
+              <w:top w:val="single" w:space="0" w:color="D3D3D3"/>
+              <w:bottom w:val="single" w:space="0" w:color="D3D3D3"/>
+              <w:start w:val="single" w:space="0" w:color="D3D3D3"/>
+              <w:end w:val="single" w:space="0" w:color="D3D3D3"/>
+            </w:tcBorders>
+          </w:tcPr>
+          <w:p>
+            <w:pPr>
+              <w:spacing w:before="0" w:after="60"/>
+              <w:keepNext/>
+              <w:jc w:val="end"/>
+            </w:pPr>
+            <w:r>
+              <w:rPr>
+                <w:rFonts w:ascii="Calibri" w:hAnsi="Calibri"/>
+                <w:sz w:val="20"/>
+              </w:rPr>
+              <w:t xml:space="default">0.97</w:t>
+            </w:r>
+          </w:p>
+        </w:tc>
+        <w:tc>
+          <w:tcPr>
+            <w:tcBorders>
+              <w:top w:val="single" w:space="0" w:color="D3D3D3"/>
+              <w:bottom w:val="single" w:space="0" w:color="D3D3D3"/>
+              <w:start w:val="single" w:space="0" w:color="D3D3D3"/>
+              <w:end w:val="single" w:space="0" w:color="D3D3D3"/>
+            </w:tcBorders>
+          </w:tcPr>
+          <w:p>
+            <w:pPr>
+              <w:spacing w:before="0" w:after="60"/>
+              <w:keepNext/>
+              <w:jc w:val="end"/>
+            </w:pPr>
+            <w:r>
+              <w:rPr>
+                <w:rFonts w:ascii="Calibri" w:hAnsi="Calibri"/>
+                <w:sz w:val="20"/>
+              </w:rPr>
+              <w:t xml:space="default">0.92</w:t>
+            </w:r>
+          </w:p>
+        </w:tc>
+      </w:tr>
+      <w:tr>
+        <w:trPr>
+          <w:cantSplit/>
+        </w:trPr>
+        <w:tc>
+          <w:tcPr>
+            <w:tcBorders>
+              <w:top w:val="single" w:space="0" w:color="D3D3D3"/>
+              <w:bottom w:val="single" w:space="0" w:color="D3D3D3"/>
+              <w:start w:val="single" w:space="0" w:color="D3D3D3"/>
+              <w:end w:val="single" w:space="0" w:color="D3D3D3"/>
+            </w:tcBorders>
+          </w:tcPr>
+          <w:p>
+            <w:pPr>
+              <w:spacing w:before="0" w:after="60"/>
+              <w:keepNext/>
+              <w:jc w:val="start"/>
+            </w:pPr>
+            <w:r>
+              <w:rPr>
+                <w:rFonts w:ascii="Calibri" w:hAnsi="Calibri"/>
+                <w:sz w:val="20"/>
+              </w:rPr>
+              <w:t xml:space="default">s(GMHT_CPS0_30N)</w:t>
+            </w:r>
+          </w:p>
+        </w:tc>
+        <w:tc>
+          <w:tcPr>
+            <w:tcBorders>
+              <w:top w:val="single" w:space="0" w:color="D3D3D3"/>
+              <w:bottom w:val="single" w:space="0" w:color="D3D3D3"/>
+              <w:start w:val="single" w:space="0" w:color="D3D3D3"/>
+              <w:end w:val="single" w:space="0" w:color="D3D3D3"/>
+            </w:tcBorders>
+          </w:tcPr>
+          <w:p>
+            <w:pPr>
+              <w:spacing w:before="0" w:after="60"/>
+              <w:keepNext/>
+              <w:jc w:val="end"/>
+            </w:pPr>
+            <w:r>
+              <w:rPr>
+                <w:rFonts w:ascii="Calibri" w:hAnsi="Calibri"/>
+                <w:sz w:val="20"/>
+              </w:rPr>
+              <w:t xml:space="default">0.93</w:t>
+            </w:r>
+          </w:p>
+        </w:tc>
+        <w:tc>
+          <w:tcPr>
+            <w:tcBorders>
+              <w:top w:val="single" w:space="0" w:color="D3D3D3"/>
+              <w:bottom w:val="single" w:space="0" w:color="D3D3D3"/>
+              <w:start w:val="single" w:space="0" w:color="D3D3D3"/>
+              <w:end w:val="single" w:space="0" w:color="D3D3D3"/>
+            </w:tcBorders>
+          </w:tcPr>
+          <w:p>
+            <w:pPr>
+              <w:spacing w:before="0" w:after="60"/>
+              <w:keepNext/>
+              <w:jc w:val="end"/>
+            </w:pPr>
+            <w:r>
+              <w:rPr>
+                <w:rFonts w:ascii="Calibri" w:hAnsi="Calibri"/>
+                <w:sz w:val="20"/>
+              </w:rPr>
+              <w:t xml:space="default">0.90</w:t>
+            </w:r>
+          </w:p>
+        </w:tc>
+        <w:tc>
+          <w:tcPr>
+            <w:tcBorders>
+              <w:top w:val="single" w:space="0" w:color="D3D3D3"/>
+              <w:bottom w:val="single" w:space="0" w:color="D3D3D3"/>
+              <w:start w:val="single" w:space="0" w:color="D3D3D3"/>
+              <w:end w:val="single" w:space="0" w:color="D3D3D3"/>
+            </w:tcBorders>
+          </w:tcPr>
+          <w:p>
+            <w:pPr>
+              <w:spacing w:before="0" w:after="60"/>
+              <w:keepNext/>
+              <w:jc w:val="end"/>
+            </w:pPr>
+            <w:r>
+              <w:rPr>
+                <w:rFonts w:ascii="Calibri" w:hAnsi="Calibri"/>
+                <w:sz w:val="20"/>
+              </w:rPr>
+              <w:t xml:space="default">0.85</w:t>
+            </w:r>
+          </w:p>
+        </w:tc>
+      </w:tr>
+      <w:tr>
+        <w:trPr>
+          <w:cantSplit/>
+        </w:trPr>
+        <w:tc>
+          <w:tcPr>
+            <w:tcBorders>
+              <w:top w:val="single" w:space="0" w:color="D3D3D3"/>
+              <w:bottom w:val="single" w:space="0" w:color="D3D3D3"/>
+              <w:start w:val="single" w:space="0" w:color="D3D3D3"/>
+              <w:end w:val="single" w:space="0" w:color="D3D3D3"/>
+            </w:tcBorders>
+          </w:tcPr>
+          <w:p>
+            <w:pPr>
+              <w:spacing w:before="0" w:after="60"/>
+              <w:keepNext/>
+              <w:jc w:val="start"/>
+            </w:pPr>
+            <w:r>
+              <w:rPr>
+                <w:rFonts w:ascii="Calibri" w:hAnsi="Calibri"/>
+                <w:sz w:val="20"/>
+              </w:rPr>
+              <w:t xml:space="default">s(dT_raw)</w:t>
+            </w:r>
+          </w:p>
+        </w:tc>
+        <w:tc>
+          <w:tcPr>
+            <w:tcBorders>
+              <w:top w:val="single" w:space="0" w:color="D3D3D3"/>
+              <w:bottom w:val="single" w:space="0" w:color="D3D3D3"/>
+              <w:start w:val="single" w:space="0" w:color="D3D3D3"/>
+              <w:end w:val="single" w:space="0" w:color="D3D3D3"/>
+            </w:tcBorders>
+          </w:tcPr>
+          <w:p>
+            <w:pPr>
+              <w:spacing w:before="0" w:after="60"/>
+              <w:keepNext/>
+              <w:jc w:val="end"/>
+            </w:pPr>
+            <w:r>
+              <w:rPr>
+                <w:rFonts w:ascii="Calibri" w:hAnsi="Calibri"/>
+                <w:sz w:val="20"/>
+              </w:rPr>
+              <w:t xml:space="default">0.95</w:t>
+            </w:r>
+          </w:p>
+        </w:tc>
+        <w:tc>
+          <w:tcPr>
+            <w:tcBorders>
+              <w:top w:val="single" w:space="0" w:color="D3D3D3"/>
+              <w:bottom w:val="single" w:space="0" w:color="D3D3D3"/>
+              <w:start w:val="single" w:space="0" w:color="D3D3D3"/>
+              <w:end w:val="single" w:space="0" w:color="D3D3D3"/>
+            </w:tcBorders>
+          </w:tcPr>
+          <w:p>
+            <w:pPr>
+              <w:spacing w:before="0" w:after="60"/>
+              <w:keepNext/>
+              <w:jc w:val="end"/>
+            </w:pPr>
+            <w:r>
+              <w:rPr>
+                <w:rFonts w:ascii="Calibri" w:hAnsi="Calibri"/>
+                <w:sz w:val="20"/>
+              </w:rPr>
+              <w:t xml:space="default">0.78</w:t>
+            </w:r>
+          </w:p>
+        </w:tc>
+        <w:tc>
+          <w:tcPr>
+            <w:tcBorders>
+              <w:top w:val="single" w:space="0" w:color="D3D3D3"/>
+              <w:bottom w:val="single" w:space="0" w:color="D3D3D3"/>
+              <w:start w:val="single" w:space="0" w:color="D3D3D3"/>
+              <w:end w:val="single" w:space="0" w:color="D3D3D3"/>
+            </w:tcBorders>
+          </w:tcPr>
+          <w:p>
+            <w:pPr>
+              <w:spacing w:before="0" w:after="60"/>
+              <w:keepNext/>
+              <w:jc w:val="end"/>
+            </w:pPr>
+            <w:r>
+              <w:rPr>
+                <w:rFonts w:ascii="Calibri" w:hAnsi="Calibri"/>
+                <w:sz w:val="20"/>
+              </w:rPr>
+              <w:t xml:space="default">0.67</w:t>
+            </w:r>
+          </w:p>
+        </w:tc>
+      </w:tr>
+      <w:tr>
+        <w:trPr>
+          <w:cantSplit/>
+        </w:trPr>
+        <w:tc>
+          <w:tcPr>
+            <w:tcBorders>
+              <w:top w:val="single" w:space="0" w:color="D3D3D3"/>
+              <w:bottom w:val="single" w:space="0" w:color="D3D3D3"/>
+              <w:start w:val="single" w:space="0" w:color="D3D3D3"/>
+              <w:end w:val="single" w:space="0" w:color="D3D3D3"/>
+            </w:tcBorders>
+          </w:tcPr>
+          <w:p>
+            <w:pPr>
+              <w:spacing w:before="0" w:after="60"/>
+              <w:keepNext/>
+              <w:jc w:val="start"/>
+            </w:pPr>
+            <w:r>
+              <w:rPr>
+                <w:rFonts w:ascii="Calibri" w:hAnsi="Calibri"/>
+                <w:sz w:val="20"/>
+              </w:rPr>
+              <w:t xml:space="default">s(Hur100_av)</w:t>
+            </w:r>
+          </w:p>
+        </w:tc>
+        <w:tc>
+          <w:tcPr>
+            <w:tcBorders>
+              <w:top w:val="single" w:space="0" w:color="D3D3D3"/>
+              <w:bottom w:val="single" w:space="0" w:color="D3D3D3"/>
+              <w:start w:val="single" w:space="0" w:color="D3D3D3"/>
+              <w:end w:val="single" w:space="0" w:color="D3D3D3"/>
+            </w:tcBorders>
+          </w:tcPr>
+          <w:p>
+            <w:pPr>
+              <w:spacing w:before="0" w:after="60"/>
+              <w:keepNext/>
+              <w:jc w:val="end"/>
+            </w:pPr>
+            <w:r>
+              <w:rPr>
+                <w:rFonts w:ascii="Calibri" w:hAnsi="Calibri"/>
+                <w:sz w:val="20"/>
+              </w:rPr>
+              <w:t xml:space="default">0.98</w:t>
+            </w:r>
+          </w:p>
+        </w:tc>
+        <w:tc>
+          <w:tcPr>
+            <w:tcBorders>
+              <w:top w:val="single" w:space="0" w:color="D3D3D3"/>
+              <w:bottom w:val="single" w:space="0" w:color="D3D3D3"/>
+              <w:start w:val="single" w:space="0" w:color="D3D3D3"/>
+              <w:end w:val="single" w:space="0" w:color="D3D3D3"/>
+            </w:tcBorders>
+          </w:tcPr>
+          <w:p>
+            <w:pPr>
+              <w:spacing w:before="0" w:after="60"/>
+              <w:keepNext/>
+              <w:jc w:val="end"/>
+            </w:pPr>
+            <w:r>
+              <w:rPr>
+                <w:rFonts w:ascii="Calibri" w:hAnsi="Calibri"/>
+                <w:sz w:val="20"/>
+              </w:rPr>
+              <w:t xml:space="default">0.83</w:t>
+            </w:r>
+          </w:p>
+        </w:tc>
+        <w:tc>
+          <w:tcPr>
+            <w:tcBorders>
+              <w:top w:val="single" w:space="0" w:color="D3D3D3"/>
+              <w:bottom w:val="single" w:space="0" w:color="D3D3D3"/>
+              <w:start w:val="single" w:space="0" w:color="D3D3D3"/>
+              <w:end w:val="single" w:space="0" w:color="D3D3D3"/>
+            </w:tcBorders>
+          </w:tcPr>
+          <w:p>
+            <w:pPr>
+              <w:spacing w:before="0" w:after="60"/>
+              <w:keepNext/>
+              <w:jc w:val="end"/>
+            </w:pPr>
+            <w:r>
+              <w:rPr>
+                <w:rFonts w:ascii="Calibri" w:hAnsi="Calibri"/>
+                <w:sz w:val="20"/>
+              </w:rPr>
+              <w:t xml:space="default">0.84</w:t>
             </w:r>
           </w:p>
         </w:tc>

--- a/Supplementary_Table_S9.docx
+++ b/Supplementary_Table_S9.docx
@@ -357,55 +357,55 @@
                 <w:rFonts w:ascii="Calibri" w:hAnsi="Calibri"/>
                 <w:sz w:val="20"/>
               </w:rPr>
-              <w:t xml:space="default">0.97</w:t>
-            </w:r>
-          </w:p>
-        </w:tc>
-        <w:tc>
-          <w:tcPr>
-            <w:tcBorders>
-              <w:top w:val="single" w:space="0" w:color="D3D3D3"/>
-              <w:bottom w:val="single" w:space="0" w:color="D3D3D3"/>
-              <w:start w:val="single" w:space="0" w:color="D3D3D3"/>
-              <w:end w:val="single" w:space="0" w:color="D3D3D3"/>
-            </w:tcBorders>
-          </w:tcPr>
-          <w:p>
-            <w:pPr>
-              <w:spacing w:before="0" w:after="60"/>
-              <w:keepNext/>
-              <w:jc w:val="end"/>
-            </w:pPr>
-            <w:r>
-              <w:rPr>
-                <w:rFonts w:ascii="Calibri" w:hAnsi="Calibri"/>
-                <w:sz w:val="20"/>
-              </w:rPr>
-              <w:t xml:space="default">0.91</w:t>
-            </w:r>
-          </w:p>
-        </w:tc>
-        <w:tc>
-          <w:tcPr>
-            <w:tcBorders>
-              <w:top w:val="single" w:space="0" w:color="D3D3D3"/>
-              <w:bottom w:val="single" w:space="0" w:color="D3D3D3"/>
-              <w:start w:val="single" w:space="0" w:color="D3D3D3"/>
-              <w:end w:val="single" w:space="0" w:color="D3D3D3"/>
-            </w:tcBorders>
-          </w:tcPr>
-          <w:p>
-            <w:pPr>
-              <w:spacing w:before="0" w:after="60"/>
-              <w:keepNext/>
-              <w:jc w:val="end"/>
-            </w:pPr>
-            <w:r>
-              <w:rPr>
-                <w:rFonts w:ascii="Calibri" w:hAnsi="Calibri"/>
-                <w:sz w:val="20"/>
-              </w:rPr>
-              <w:t xml:space="default">0.86</w:t>
+              <w:t xml:space="default">0.98</w:t>
+            </w:r>
+          </w:p>
+        </w:tc>
+        <w:tc>
+          <w:tcPr>
+            <w:tcBorders>
+              <w:top w:val="single" w:space="0" w:color="D3D3D3"/>
+              <w:bottom w:val="single" w:space="0" w:color="D3D3D3"/>
+              <w:start w:val="single" w:space="0" w:color="D3D3D3"/>
+              <w:end w:val="single" w:space="0" w:color="D3D3D3"/>
+            </w:tcBorders>
+          </w:tcPr>
+          <w:p>
+            <w:pPr>
+              <w:spacing w:before="0" w:after="60"/>
+              <w:keepNext/>
+              <w:jc w:val="end"/>
+            </w:pPr>
+            <w:r>
+              <w:rPr>
+                <w:rFonts w:ascii="Calibri" w:hAnsi="Calibri"/>
+                <w:sz w:val="20"/>
+              </w:rPr>
+              <w:t xml:space="default">0.75</w:t>
+            </w:r>
+          </w:p>
+        </w:tc>
+        <w:tc>
+          <w:tcPr>
+            <w:tcBorders>
+              <w:top w:val="single" w:space="0" w:color="D3D3D3"/>
+              <w:bottom w:val="single" w:space="0" w:color="D3D3D3"/>
+              <w:start w:val="single" w:space="0" w:color="D3D3D3"/>
+              <w:end w:val="single" w:space="0" w:color="D3D3D3"/>
+            </w:tcBorders>
+          </w:tcPr>
+          <w:p>
+            <w:pPr>
+              <w:spacing w:before="0" w:after="60"/>
+              <w:keepNext/>
+              <w:jc w:val="end"/>
+            </w:pPr>
+            <w:r>
+              <w:rPr>
+                <w:rFonts w:ascii="Calibri" w:hAnsi="Calibri"/>
+                <w:sz w:val="20"/>
+              </w:rPr>
+              <w:t xml:space="default">0.84</w:t>
             </w:r>
           </w:p>
         </w:tc>
@@ -458,31 +458,31 @@
                 <w:rFonts w:ascii="Calibri" w:hAnsi="Calibri"/>
                 <w:sz w:val="20"/>
               </w:rPr>
-              <w:t xml:space="default">0.98</w:t>
-            </w:r>
-          </w:p>
-        </w:tc>
-        <w:tc>
-          <w:tcPr>
-            <w:tcBorders>
-              <w:top w:val="single" w:space="0" w:color="D3D3D3"/>
-              <w:bottom w:val="single" w:space="0" w:color="D3D3D3"/>
-              <w:start w:val="single" w:space="0" w:color="D3D3D3"/>
-              <w:end w:val="single" w:space="0" w:color="D3D3D3"/>
-            </w:tcBorders>
-          </w:tcPr>
-          <w:p>
-            <w:pPr>
-              <w:spacing w:before="0" w:after="60"/>
-              <w:keepNext/>
-              <w:jc w:val="end"/>
-            </w:pPr>
-            <w:r>
-              <w:rPr>
-                <w:rFonts w:ascii="Calibri" w:hAnsi="Calibri"/>
-                <w:sz w:val="20"/>
-              </w:rPr>
-              <w:t xml:space="default">0.95</w:t>
+              <w:t xml:space="default">0.99</w:t>
+            </w:r>
+          </w:p>
+        </w:tc>
+        <w:tc>
+          <w:tcPr>
+            <w:tcBorders>
+              <w:top w:val="single" w:space="0" w:color="D3D3D3"/>
+              <w:bottom w:val="single" w:space="0" w:color="D3D3D3"/>
+              <w:start w:val="single" w:space="0" w:color="D3D3D3"/>
+              <w:end w:val="single" w:space="0" w:color="D3D3D3"/>
+            </w:tcBorders>
+          </w:tcPr>
+          <w:p>
+            <w:pPr>
+              <w:spacing w:before="0" w:after="60"/>
+              <w:keepNext/>
+              <w:jc w:val="end"/>
+            </w:pPr>
+            <w:r>
+              <w:rPr>
+                <w:rFonts w:ascii="Calibri" w:hAnsi="Calibri"/>
+                <w:sz w:val="20"/>
+              </w:rPr>
+              <w:t xml:space="default">0.88</w:t>
             </w:r>
           </w:p>
         </w:tc>
@@ -559,55 +559,55 @@
                 <w:rFonts w:ascii="Calibri" w:hAnsi="Calibri"/>
                 <w:sz w:val="20"/>
               </w:rPr>
-              <w:t xml:space="default">0.93</w:t>
-            </w:r>
-          </w:p>
-        </w:tc>
-        <w:tc>
-          <w:tcPr>
-            <w:tcBorders>
-              <w:top w:val="single" w:space="0" w:color="D3D3D3"/>
-              <w:bottom w:val="single" w:space="0" w:color="D3D3D3"/>
-              <w:start w:val="single" w:space="0" w:color="D3D3D3"/>
-              <w:end w:val="single" w:space="0" w:color="D3D3D3"/>
-            </w:tcBorders>
-          </w:tcPr>
-          <w:p>
-            <w:pPr>
-              <w:spacing w:before="0" w:after="60"/>
-              <w:keepNext/>
-              <w:jc w:val="end"/>
-            </w:pPr>
-            <w:r>
-              <w:rPr>
-                <w:rFonts w:ascii="Calibri" w:hAnsi="Calibri"/>
-                <w:sz w:val="20"/>
-              </w:rPr>
-              <w:t xml:space="default">0.71</w:t>
-            </w:r>
-          </w:p>
-        </w:tc>
-        <w:tc>
-          <w:tcPr>
-            <w:tcBorders>
-              <w:top w:val="single" w:space="0" w:color="D3D3D3"/>
-              <w:bottom w:val="single" w:space="0" w:color="D3D3D3"/>
-              <w:start w:val="single" w:space="0" w:color="D3D3D3"/>
-              <w:end w:val="single" w:space="0" w:color="D3D3D3"/>
-            </w:tcBorders>
-          </w:tcPr>
-          <w:p>
-            <w:pPr>
-              <w:spacing w:before="0" w:after="60"/>
-              <w:keepNext/>
-              <w:jc w:val="end"/>
-            </w:pPr>
-            <w:r>
-              <w:rPr>
-                <w:rFonts w:ascii="Calibri" w:hAnsi="Calibri"/>
-                <w:sz w:val="20"/>
-              </w:rPr>
-              <w:t xml:space="default">0.67</w:t>
+              <w:t xml:space="default">0.97</w:t>
+            </w:r>
+          </w:p>
+        </w:tc>
+        <w:tc>
+          <w:tcPr>
+            <w:tcBorders>
+              <w:top w:val="single" w:space="0" w:color="D3D3D3"/>
+              <w:bottom w:val="single" w:space="0" w:color="D3D3D3"/>
+              <w:start w:val="single" w:space="0" w:color="D3D3D3"/>
+              <w:end w:val="single" w:space="0" w:color="D3D3D3"/>
+            </w:tcBorders>
+          </w:tcPr>
+          <w:p>
+            <w:pPr>
+              <w:spacing w:before="0" w:after="60"/>
+              <w:keepNext/>
+              <w:jc w:val="end"/>
+            </w:pPr>
+            <w:r>
+              <w:rPr>
+                <w:rFonts w:ascii="Calibri" w:hAnsi="Calibri"/>
+                <w:sz w:val="20"/>
+              </w:rPr>
+              <w:t xml:space="default">0.72</w:t>
+            </w:r>
+          </w:p>
+        </w:tc>
+        <w:tc>
+          <w:tcPr>
+            <w:tcBorders>
+              <w:top w:val="single" w:space="0" w:color="D3D3D3"/>
+              <w:bottom w:val="single" w:space="0" w:color="D3D3D3"/>
+              <w:start w:val="single" w:space="0" w:color="D3D3D3"/>
+              <w:end w:val="single" w:space="0" w:color="D3D3D3"/>
+            </w:tcBorders>
+          </w:tcPr>
+          <w:p>
+            <w:pPr>
+              <w:spacing w:before="0" w:after="60"/>
+              <w:keepNext/>
+              <w:jc w:val="end"/>
+            </w:pPr>
+            <w:r>
+              <w:rPr>
+                <w:rFonts w:ascii="Calibri" w:hAnsi="Calibri"/>
+                <w:sz w:val="20"/>
+              </w:rPr>
+              <w:t xml:space="default">0.65</w:t>
             </w:r>
           </w:p>
         </w:tc>
@@ -660,55 +660,55 @@
                 <w:rFonts w:ascii="Calibri" w:hAnsi="Calibri"/>
                 <w:sz w:val="20"/>
               </w:rPr>
-              <w:t xml:space="default">0.97</w:t>
-            </w:r>
-          </w:p>
-        </w:tc>
-        <w:tc>
-          <w:tcPr>
-            <w:tcBorders>
-              <w:top w:val="single" w:space="0" w:color="D3D3D3"/>
-              <w:bottom w:val="single" w:space="0" w:color="D3D3D3"/>
-              <w:start w:val="single" w:space="0" w:color="D3D3D3"/>
-              <w:end w:val="single" w:space="0" w:color="D3D3D3"/>
-            </w:tcBorders>
-          </w:tcPr>
-          <w:p>
-            <w:pPr>
-              <w:spacing w:before="0" w:after="60"/>
-              <w:keepNext/>
-              <w:jc w:val="end"/>
-            </w:pPr>
-            <w:r>
-              <w:rPr>
-                <w:rFonts w:ascii="Calibri" w:hAnsi="Calibri"/>
-                <w:sz w:val="20"/>
-              </w:rPr>
-              <w:t xml:space="default">0.78</w:t>
-            </w:r>
-          </w:p>
-        </w:tc>
-        <w:tc>
-          <w:tcPr>
-            <w:tcBorders>
-              <w:top w:val="single" w:space="0" w:color="D3D3D3"/>
-              <w:bottom w:val="single" w:space="0" w:color="D3D3D3"/>
-              <w:start w:val="single" w:space="0" w:color="D3D3D3"/>
-              <w:end w:val="single" w:space="0" w:color="D3D3D3"/>
-            </w:tcBorders>
-          </w:tcPr>
-          <w:p>
-            <w:pPr>
-              <w:spacing w:before="0" w:after="60"/>
-              <w:keepNext/>
-              <w:jc w:val="end"/>
-            </w:pPr>
-            <w:r>
-              <w:rPr>
-                <w:rFonts w:ascii="Calibri" w:hAnsi="Calibri"/>
-                <w:sz w:val="20"/>
-              </w:rPr>
-              <w:t xml:space="default">0.83</w:t>
+              <w:t xml:space="default">0.96</w:t>
+            </w:r>
+          </w:p>
+        </w:tc>
+        <w:tc>
+          <w:tcPr>
+            <w:tcBorders>
+              <w:top w:val="single" w:space="0" w:color="D3D3D3"/>
+              <w:bottom w:val="single" w:space="0" w:color="D3D3D3"/>
+              <w:start w:val="single" w:space="0" w:color="D3D3D3"/>
+              <w:end w:val="single" w:space="0" w:color="D3D3D3"/>
+            </w:tcBorders>
+          </w:tcPr>
+          <w:p>
+            <w:pPr>
+              <w:spacing w:before="0" w:after="60"/>
+              <w:keepNext/>
+              <w:jc w:val="end"/>
+            </w:pPr>
+            <w:r>
+              <w:rPr>
+                <w:rFonts w:ascii="Calibri" w:hAnsi="Calibri"/>
+                <w:sz w:val="20"/>
+              </w:rPr>
+              <w:t xml:space="default">0.84</w:t>
+            </w:r>
+          </w:p>
+        </w:tc>
+        <w:tc>
+          <w:tcPr>
+            <w:tcBorders>
+              <w:top w:val="single" w:space="0" w:color="D3D3D3"/>
+              <w:bottom w:val="single" w:space="0" w:color="D3D3D3"/>
+              <w:start w:val="single" w:space="0" w:color="D3D3D3"/>
+              <w:end w:val="single" w:space="0" w:color="D3D3D3"/>
+            </w:tcBorders>
+          </w:tcPr>
+          <w:p>
+            <w:pPr>
+              <w:spacing w:before="0" w:after="60"/>
+              <w:keepNext/>
+              <w:jc w:val="end"/>
+            </w:pPr>
+            <w:r>
+              <w:rPr>
+                <w:rFonts w:ascii="Calibri" w:hAnsi="Calibri"/>
+                <w:sz w:val="20"/>
+              </w:rPr>
+              <w:t xml:space="default">0.82</w:t>
             </w:r>
           </w:p>
         </w:tc>
@@ -894,55 +894,55 @@
                 <w:rFonts w:ascii="Calibri" w:hAnsi="Calibri"/>
                 <w:sz w:val="20"/>
               </w:rPr>
-              <w:t xml:space="default">0.97</w:t>
-            </w:r>
-          </w:p>
-        </w:tc>
-        <w:tc>
-          <w:tcPr>
-            <w:tcBorders>
-              <w:top w:val="single" w:space="0" w:color="D3D3D3"/>
-              <w:bottom w:val="single" w:space="0" w:color="D3D3D3"/>
-              <w:start w:val="single" w:space="0" w:color="D3D3D3"/>
-              <w:end w:val="single" w:space="0" w:color="D3D3D3"/>
-            </w:tcBorders>
-          </w:tcPr>
-          <w:p>
-            <w:pPr>
-              <w:spacing w:before="0" w:after="60"/>
-              <w:keepNext/>
-              <w:jc w:val="end"/>
-            </w:pPr>
-            <w:r>
-              <w:rPr>
-                <w:rFonts w:ascii="Calibri" w:hAnsi="Calibri"/>
-                <w:sz w:val="20"/>
-              </w:rPr>
-              <w:t xml:space="default">0.88</w:t>
-            </w:r>
-          </w:p>
-        </w:tc>
-        <w:tc>
-          <w:tcPr>
-            <w:tcBorders>
-              <w:top w:val="single" w:space="0" w:color="D3D3D3"/>
-              <w:bottom w:val="single" w:space="0" w:color="D3D3D3"/>
-              <w:start w:val="single" w:space="0" w:color="D3D3D3"/>
-              <w:end w:val="single" w:space="0" w:color="D3D3D3"/>
-            </w:tcBorders>
-          </w:tcPr>
-          <w:p>
-            <w:pPr>
-              <w:spacing w:before="0" w:after="60"/>
-              <w:keepNext/>
-              <w:jc w:val="end"/>
-            </w:pPr>
-            <w:r>
-              <w:rPr>
-                <w:rFonts w:ascii="Calibri" w:hAnsi="Calibri"/>
-                <w:sz w:val="20"/>
-              </w:rPr>
-              <w:t xml:space="default">0.86</w:t>
+              <w:t xml:space="default">0.99</w:t>
+            </w:r>
+          </w:p>
+        </w:tc>
+        <w:tc>
+          <w:tcPr>
+            <w:tcBorders>
+              <w:top w:val="single" w:space="0" w:color="D3D3D3"/>
+              <w:bottom w:val="single" w:space="0" w:color="D3D3D3"/>
+              <w:start w:val="single" w:space="0" w:color="D3D3D3"/>
+              <w:end w:val="single" w:space="0" w:color="D3D3D3"/>
+            </w:tcBorders>
+          </w:tcPr>
+          <w:p>
+            <w:pPr>
+              <w:spacing w:before="0" w:after="60"/>
+              <w:keepNext/>
+              <w:jc w:val="end"/>
+            </w:pPr>
+            <w:r>
+              <w:rPr>
+                <w:rFonts w:ascii="Calibri" w:hAnsi="Calibri"/>
+                <w:sz w:val="20"/>
+              </w:rPr>
+              <w:t xml:space="default">0.90</w:t>
+            </w:r>
+          </w:p>
+        </w:tc>
+        <w:tc>
+          <w:tcPr>
+            <w:tcBorders>
+              <w:top w:val="single" w:space="0" w:color="D3D3D3"/>
+              <w:bottom w:val="single" w:space="0" w:color="D3D3D3"/>
+              <w:start w:val="single" w:space="0" w:color="D3D3D3"/>
+              <w:end w:val="single" w:space="0" w:color="D3D3D3"/>
+            </w:tcBorders>
+          </w:tcPr>
+          <w:p>
+            <w:pPr>
+              <w:spacing w:before="0" w:after="60"/>
+              <w:keepNext/>
+              <w:jc w:val="end"/>
+            </w:pPr>
+            <w:r>
+              <w:rPr>
+                <w:rFonts w:ascii="Calibri" w:hAnsi="Calibri"/>
+                <w:sz w:val="20"/>
+              </w:rPr>
+              <w:t xml:space="default">0.89</w:t>
             </w:r>
           </w:p>
         </w:tc>
@@ -995,31 +995,7 @@
                 <w:rFonts w:ascii="Calibri" w:hAnsi="Calibri"/>
                 <w:sz w:val="20"/>
               </w:rPr>
-              <w:t xml:space="default">0.98</w:t>
-            </w:r>
-          </w:p>
-        </w:tc>
-        <w:tc>
-          <w:tcPr>
-            <w:tcBorders>
-              <w:top w:val="single" w:space="0" w:color="D3D3D3"/>
-              <w:bottom w:val="single" w:space="0" w:color="D3D3D3"/>
-              <w:start w:val="single" w:space="0" w:color="D3D3D3"/>
-              <w:end w:val="single" w:space="0" w:color="D3D3D3"/>
-            </w:tcBorders>
-          </w:tcPr>
-          <w:p>
-            <w:pPr>
-              <w:spacing w:before="0" w:after="60"/>
-              <w:keepNext/>
-              <w:jc w:val="end"/>
-            </w:pPr>
-            <w:r>
-              <w:rPr>
-                <w:rFonts w:ascii="Calibri" w:hAnsi="Calibri"/>
-                <w:sz w:val="20"/>
-              </w:rPr>
-              <w:t xml:space="default">0.77</w:t>
+              <w:t xml:space="default">0.99</w:t>
             </w:r>
           </w:p>
         </w:tc>
@@ -1044,6 +1020,30 @@
                 <w:sz w:val="20"/>
               </w:rPr>
               <w:t xml:space="default">0.85</w:t>
+            </w:r>
+          </w:p>
+        </w:tc>
+        <w:tc>
+          <w:tcPr>
+            <w:tcBorders>
+              <w:top w:val="single" w:space="0" w:color="D3D3D3"/>
+              <w:bottom w:val="single" w:space="0" w:color="D3D3D3"/>
+              <w:start w:val="single" w:space="0" w:color="D3D3D3"/>
+              <w:end w:val="single" w:space="0" w:color="D3D3D3"/>
+            </w:tcBorders>
+          </w:tcPr>
+          <w:p>
+            <w:pPr>
+              <w:spacing w:before="0" w:after="60"/>
+              <w:keepNext/>
+              <w:jc w:val="end"/>
+            </w:pPr>
+            <w:r>
+              <w:rPr>
+                <w:rFonts w:ascii="Calibri" w:hAnsi="Calibri"/>
+                <w:sz w:val="20"/>
+              </w:rPr>
+              <w:t xml:space="default">0.87</w:t>
             </w:r>
           </w:p>
         </w:tc>
@@ -1120,31 +1120,31 @@
                 <w:rFonts w:ascii="Calibri" w:hAnsi="Calibri"/>
                 <w:sz w:val="20"/>
               </w:rPr>
-              <w:t xml:space="default">0.44</w:t>
-            </w:r>
-          </w:p>
-        </w:tc>
-        <w:tc>
-          <w:tcPr>
-            <w:tcBorders>
-              <w:top w:val="single" w:space="0" w:color="D3D3D3"/>
-              <w:bottom w:val="single" w:space="0" w:color="D3D3D3"/>
-              <w:start w:val="single" w:space="0" w:color="D3D3D3"/>
-              <w:end w:val="single" w:space="0" w:color="D3D3D3"/>
-            </w:tcBorders>
-          </w:tcPr>
-          <w:p>
-            <w:pPr>
-              <w:spacing w:before="0" w:after="60"/>
-              <w:keepNext/>
-              <w:jc w:val="end"/>
-            </w:pPr>
-            <w:r>
-              <w:rPr>
-                <w:rFonts w:ascii="Calibri" w:hAnsi="Calibri"/>
-                <w:sz w:val="20"/>
-              </w:rPr>
-              <w:t xml:space="default">0.67</w:t>
+              <w:t xml:space="default">0.69</w:t>
+            </w:r>
+          </w:p>
+        </w:tc>
+        <w:tc>
+          <w:tcPr>
+            <w:tcBorders>
+              <w:top w:val="single" w:space="0" w:color="D3D3D3"/>
+              <w:bottom w:val="single" w:space="0" w:color="D3D3D3"/>
+              <w:start w:val="single" w:space="0" w:color="D3D3D3"/>
+              <w:end w:val="single" w:space="0" w:color="D3D3D3"/>
+            </w:tcBorders>
+          </w:tcPr>
+          <w:p>
+            <w:pPr>
+              <w:spacing w:before="0" w:after="60"/>
+              <w:keepNext/>
+              <w:jc w:val="end"/>
+            </w:pPr>
+            <w:r>
+              <w:rPr>
+                <w:rFonts w:ascii="Calibri" w:hAnsi="Calibri"/>
+                <w:sz w:val="20"/>
+              </w:rPr>
+              <w:t xml:space="default">0.73</w:t>
             </w:r>
           </w:p>
         </w:tc>
@@ -1173,79 +1173,79 @@
                 <w:rFonts w:ascii="Calibri" w:hAnsi="Calibri"/>
                 <w:sz w:val="20"/>
               </w:rPr>
-              <w:t xml:space="default">s(Hur100_av)</w:t>
-            </w:r>
-          </w:p>
-        </w:tc>
-        <w:tc>
-          <w:tcPr>
-            <w:tcBorders>
-              <w:top w:val="single" w:space="0" w:color="D3D3D3"/>
-              <w:bottom w:val="single" w:space="0" w:color="D3D3D3"/>
-              <w:start w:val="single" w:space="0" w:color="D3D3D3"/>
-              <w:end w:val="single" w:space="0" w:color="D3D3D3"/>
-            </w:tcBorders>
-          </w:tcPr>
-          <w:p>
-            <w:pPr>
-              <w:spacing w:before="0" w:after="60"/>
-              <w:keepNext/>
-              <w:jc w:val="end"/>
-            </w:pPr>
-            <w:r>
-              <w:rPr>
-                <w:rFonts w:ascii="Calibri" w:hAnsi="Calibri"/>
-                <w:sz w:val="20"/>
-              </w:rPr>
-              <w:t xml:space="default">0.96</w:t>
-            </w:r>
-          </w:p>
-        </w:tc>
-        <w:tc>
-          <w:tcPr>
-            <w:tcBorders>
-              <w:top w:val="single" w:space="0" w:color="D3D3D3"/>
-              <w:bottom w:val="single" w:space="0" w:color="D3D3D3"/>
-              <w:start w:val="single" w:space="0" w:color="D3D3D3"/>
-              <w:end w:val="single" w:space="0" w:color="D3D3D3"/>
-            </w:tcBorders>
-          </w:tcPr>
-          <w:p>
-            <w:pPr>
-              <w:spacing w:before="0" w:after="60"/>
-              <w:keepNext/>
-              <w:jc w:val="end"/>
-            </w:pPr>
-            <w:r>
-              <w:rPr>
-                <w:rFonts w:ascii="Calibri" w:hAnsi="Calibri"/>
-                <w:sz w:val="20"/>
-              </w:rPr>
-              <w:t xml:space="default">0.76</w:t>
-            </w:r>
-          </w:p>
-        </w:tc>
-        <w:tc>
-          <w:tcPr>
-            <w:tcBorders>
-              <w:top w:val="single" w:space="0" w:color="D3D3D3"/>
-              <w:bottom w:val="single" w:space="0" w:color="D3D3D3"/>
-              <w:start w:val="single" w:space="0" w:color="D3D3D3"/>
-              <w:end w:val="single" w:space="0" w:color="D3D3D3"/>
-            </w:tcBorders>
-          </w:tcPr>
-          <w:p>
-            <w:pPr>
-              <w:spacing w:before="0" w:after="60"/>
-              <w:keepNext/>
-              <w:jc w:val="end"/>
-            </w:pPr>
-            <w:r>
-              <w:rPr>
-                <w:rFonts w:ascii="Calibri" w:hAnsi="Calibri"/>
-                <w:sz w:val="20"/>
-              </w:rPr>
-              <w:t xml:space="default">0.83</w:t>
+              <w:t xml:space="default">s(Hur100_fqcy)</w:t>
+            </w:r>
+          </w:p>
+        </w:tc>
+        <w:tc>
+          <w:tcPr>
+            <w:tcBorders>
+              <w:top w:val="single" w:space="0" w:color="D3D3D3"/>
+              <w:bottom w:val="single" w:space="0" w:color="D3D3D3"/>
+              <w:start w:val="single" w:space="0" w:color="D3D3D3"/>
+              <w:end w:val="single" w:space="0" w:color="D3D3D3"/>
+            </w:tcBorders>
+          </w:tcPr>
+          <w:p>
+            <w:pPr>
+              <w:spacing w:before="0" w:after="60"/>
+              <w:keepNext/>
+              <w:jc w:val="end"/>
+            </w:pPr>
+            <w:r>
+              <w:rPr>
+                <w:rFonts w:ascii="Calibri" w:hAnsi="Calibri"/>
+                <w:sz w:val="20"/>
+              </w:rPr>
+              <w:t xml:space="default">0.99</w:t>
+            </w:r>
+          </w:p>
+        </w:tc>
+        <w:tc>
+          <w:tcPr>
+            <w:tcBorders>
+              <w:top w:val="single" w:space="0" w:color="D3D3D3"/>
+              <w:bottom w:val="single" w:space="0" w:color="D3D3D3"/>
+              <w:start w:val="single" w:space="0" w:color="D3D3D3"/>
+              <w:end w:val="single" w:space="0" w:color="D3D3D3"/>
+            </w:tcBorders>
+          </w:tcPr>
+          <w:p>
+            <w:pPr>
+              <w:spacing w:before="0" w:after="60"/>
+              <w:keepNext/>
+              <w:jc w:val="end"/>
+            </w:pPr>
+            <w:r>
+              <w:rPr>
+                <w:rFonts w:ascii="Calibri" w:hAnsi="Calibri"/>
+                <w:sz w:val="20"/>
+              </w:rPr>
+              <w:t xml:space="default">0.80</w:t>
+            </w:r>
+          </w:p>
+        </w:tc>
+        <w:tc>
+          <w:tcPr>
+            <w:tcBorders>
+              <w:top w:val="single" w:space="0" w:color="D3D3D3"/>
+              <w:bottom w:val="single" w:space="0" w:color="D3D3D3"/>
+              <w:start w:val="single" w:space="0" w:color="D3D3D3"/>
+              <w:end w:val="single" w:space="0" w:color="D3D3D3"/>
+            </w:tcBorders>
+          </w:tcPr>
+          <w:p>
+            <w:pPr>
+              <w:spacing w:before="0" w:after="60"/>
+              <w:keepNext/>
+              <w:jc w:val="end"/>
+            </w:pPr>
+            <w:r>
+              <w:rPr>
+                <w:rFonts w:ascii="Calibri" w:hAnsi="Calibri"/>
+                <w:sz w:val="20"/>
+              </w:rPr>
+              <w:t xml:space="default">0.81</w:t>
             </w:r>
           </w:p>
         </w:tc>
@@ -1330,55 +1330,55 @@
                 <w:rFonts w:ascii="Calibri" w:hAnsi="Calibri"/>
                 <w:sz w:val="20"/>
               </w:rPr>
-              <w:t xml:space="default">1.00</w:t>
-            </w:r>
-          </w:p>
-        </w:tc>
-        <w:tc>
-          <w:tcPr>
-            <w:tcBorders>
-              <w:top w:val="single" w:space="0" w:color="D3D3D3"/>
-              <w:bottom w:val="single" w:space="0" w:color="D3D3D3"/>
-              <w:start w:val="single" w:space="0" w:color="D3D3D3"/>
-              <w:end w:val="single" w:space="0" w:color="D3D3D3"/>
-            </w:tcBorders>
-          </w:tcPr>
-          <w:p>
-            <w:pPr>
-              <w:spacing w:before="0" w:after="60"/>
-              <w:keepNext/>
-              <w:jc w:val="end"/>
-            </w:pPr>
-            <w:r>
-              <w:rPr>
-                <w:rFonts w:ascii="Calibri" w:hAnsi="Calibri"/>
-                <w:sz w:val="20"/>
-              </w:rPr>
-              <w:t xml:space="default">1.00</w:t>
-            </w:r>
-          </w:p>
-        </w:tc>
-        <w:tc>
-          <w:tcPr>
-            <w:tcBorders>
-              <w:top w:val="single" w:space="0" w:color="D3D3D3"/>
-              <w:bottom w:val="single" w:space="0" w:color="D3D3D3"/>
-              <w:start w:val="single" w:space="0" w:color="D3D3D3"/>
-              <w:end w:val="single" w:space="0" w:color="D3D3D3"/>
-            </w:tcBorders>
-          </w:tcPr>
-          <w:p>
-            <w:pPr>
-              <w:spacing w:before="0" w:after="60"/>
-              <w:keepNext/>
-              <w:jc w:val="end"/>
-            </w:pPr>
-            <w:r>
-              <w:rPr>
-                <w:rFonts w:ascii="Calibri" w:hAnsi="Calibri"/>
-                <w:sz w:val="20"/>
-              </w:rPr>
-              <w:t xml:space="default">1.00</w:t>
+              <w:t xml:space="default">0.00</w:t>
+            </w:r>
+          </w:p>
+        </w:tc>
+        <w:tc>
+          <w:tcPr>
+            <w:tcBorders>
+              <w:top w:val="single" w:space="0" w:color="D3D3D3"/>
+              <w:bottom w:val="single" w:space="0" w:color="D3D3D3"/>
+              <w:start w:val="single" w:space="0" w:color="D3D3D3"/>
+              <w:end w:val="single" w:space="0" w:color="D3D3D3"/>
+            </w:tcBorders>
+          </w:tcPr>
+          <w:p>
+            <w:pPr>
+              <w:spacing w:before="0" w:after="60"/>
+              <w:keepNext/>
+              <w:jc w:val="end"/>
+            </w:pPr>
+            <w:r>
+              <w:rPr>
+                <w:rFonts w:ascii="Calibri" w:hAnsi="Calibri"/>
+                <w:sz w:val="20"/>
+              </w:rPr>
+              <w:t xml:space="default">0.00</w:t>
+            </w:r>
+          </w:p>
+        </w:tc>
+        <w:tc>
+          <w:tcPr>
+            <w:tcBorders>
+              <w:top w:val="single" w:space="0" w:color="D3D3D3"/>
+              <w:bottom w:val="single" w:space="0" w:color="D3D3D3"/>
+              <w:start w:val="single" w:space="0" w:color="D3D3D3"/>
+              <w:end w:val="single" w:space="0" w:color="D3D3D3"/>
+            </w:tcBorders>
+          </w:tcPr>
+          <w:p>
+            <w:pPr>
+              <w:spacing w:before="0" w:after="60"/>
+              <w:keepNext/>
+              <w:jc w:val="end"/>
+            </w:pPr>
+            <w:r>
+              <w:rPr>
+                <w:rFonts w:ascii="Calibri" w:hAnsi="Calibri"/>
+                <w:sz w:val="20"/>
+              </w:rPr>
+              <w:t xml:space="default">0.00</w:t>
             </w:r>
           </w:p>
         </w:tc>
@@ -1431,55 +1431,55 @@
                 <w:rFonts w:ascii="Calibri" w:hAnsi="Calibri"/>
                 <w:sz w:val="20"/>
               </w:rPr>
-              <w:t xml:space="default">1.00</w:t>
-            </w:r>
-          </w:p>
-        </w:tc>
-        <w:tc>
-          <w:tcPr>
-            <w:tcBorders>
-              <w:top w:val="single" w:space="0" w:color="D3D3D3"/>
-              <w:bottom w:val="single" w:space="0" w:color="D3D3D3"/>
-              <w:start w:val="single" w:space="0" w:color="D3D3D3"/>
-              <w:end w:val="single" w:space="0" w:color="D3D3D3"/>
-            </w:tcBorders>
-          </w:tcPr>
-          <w:p>
-            <w:pPr>
-              <w:spacing w:before="0" w:after="60"/>
-              <w:keepNext/>
-              <w:jc w:val="end"/>
-            </w:pPr>
-            <w:r>
-              <w:rPr>
-                <w:rFonts w:ascii="Calibri" w:hAnsi="Calibri"/>
-                <w:sz w:val="20"/>
-              </w:rPr>
-              <w:t xml:space="default">0.98</w:t>
-            </w:r>
-          </w:p>
-        </w:tc>
-        <w:tc>
-          <w:tcPr>
-            <w:tcBorders>
-              <w:top w:val="single" w:space="0" w:color="D3D3D3"/>
-              <w:bottom w:val="single" w:space="0" w:color="D3D3D3"/>
-              <w:start w:val="single" w:space="0" w:color="D3D3D3"/>
-              <w:end w:val="single" w:space="0" w:color="D3D3D3"/>
-            </w:tcBorders>
-          </w:tcPr>
-          <w:p>
-            <w:pPr>
-              <w:spacing w:before="0" w:after="60"/>
-              <w:keepNext/>
-              <w:jc w:val="end"/>
-            </w:pPr>
-            <w:r>
-              <w:rPr>
-                <w:rFonts w:ascii="Calibri" w:hAnsi="Calibri"/>
-                <w:sz w:val="20"/>
-              </w:rPr>
-              <w:t xml:space="default">0.97</w:t>
+              <w:t xml:space="default">0.91</w:t>
+            </w:r>
+          </w:p>
+        </w:tc>
+        <w:tc>
+          <w:tcPr>
+            <w:tcBorders>
+              <w:top w:val="single" w:space="0" w:color="D3D3D3"/>
+              <w:bottom w:val="single" w:space="0" w:color="D3D3D3"/>
+              <w:start w:val="single" w:space="0" w:color="D3D3D3"/>
+              <w:end w:val="single" w:space="0" w:color="D3D3D3"/>
+            </w:tcBorders>
+          </w:tcPr>
+          <w:p>
+            <w:pPr>
+              <w:spacing w:before="0" w:after="60"/>
+              <w:keepNext/>
+              <w:jc w:val="end"/>
+            </w:pPr>
+            <w:r>
+              <w:rPr>
+                <w:rFonts w:ascii="Calibri" w:hAnsi="Calibri"/>
+                <w:sz w:val="20"/>
+              </w:rPr>
+              <w:t xml:space="default">0.87</w:t>
+            </w:r>
+          </w:p>
+        </w:tc>
+        <w:tc>
+          <w:tcPr>
+            <w:tcBorders>
+              <w:top w:val="single" w:space="0" w:color="D3D3D3"/>
+              <w:bottom w:val="single" w:space="0" w:color="D3D3D3"/>
+              <w:start w:val="single" w:space="0" w:color="D3D3D3"/>
+              <w:end w:val="single" w:space="0" w:color="D3D3D3"/>
+            </w:tcBorders>
+          </w:tcPr>
+          <w:p>
+            <w:pPr>
+              <w:spacing w:before="0" w:after="60"/>
+              <w:keepNext/>
+              <w:jc w:val="end"/>
+            </w:pPr>
+            <w:r>
+              <w:rPr>
+                <w:rFonts w:ascii="Calibri" w:hAnsi="Calibri"/>
+                <w:sz w:val="20"/>
+              </w:rPr>
+              <w:t xml:space="default">0.83</w:t>
             </w:r>
           </w:p>
         </w:tc>
@@ -1532,55 +1532,55 @@
                 <w:rFonts w:ascii="Calibri" w:hAnsi="Calibri"/>
                 <w:sz w:val="20"/>
               </w:rPr>
-              <w:t xml:space="default">0.99</w:t>
-            </w:r>
-          </w:p>
-        </w:tc>
-        <w:tc>
-          <w:tcPr>
-            <w:tcBorders>
-              <w:top w:val="single" w:space="0" w:color="D3D3D3"/>
-              <w:bottom w:val="single" w:space="0" w:color="D3D3D3"/>
-              <w:start w:val="single" w:space="0" w:color="D3D3D3"/>
-              <w:end w:val="single" w:space="0" w:color="D3D3D3"/>
-            </w:tcBorders>
-          </w:tcPr>
-          <w:p>
-            <w:pPr>
-              <w:spacing w:before="0" w:after="60"/>
-              <w:keepNext/>
-              <w:jc w:val="end"/>
-            </w:pPr>
-            <w:r>
-              <w:rPr>
-                <w:rFonts w:ascii="Calibri" w:hAnsi="Calibri"/>
-                <w:sz w:val="20"/>
-              </w:rPr>
-              <w:t xml:space="default">0.88</w:t>
-            </w:r>
-          </w:p>
-        </w:tc>
-        <w:tc>
-          <w:tcPr>
-            <w:tcBorders>
-              <w:top w:val="single" w:space="0" w:color="D3D3D3"/>
-              <w:bottom w:val="single" w:space="0" w:color="D3D3D3"/>
-              <w:start w:val="single" w:space="0" w:color="D3D3D3"/>
-              <w:end w:val="single" w:space="0" w:color="D3D3D3"/>
-            </w:tcBorders>
-          </w:tcPr>
-          <w:p>
-            <w:pPr>
-              <w:spacing w:before="0" w:after="60"/>
-              <w:keepNext/>
-              <w:jc w:val="end"/>
-            </w:pPr>
-            <w:r>
-              <w:rPr>
-                <w:rFonts w:ascii="Calibri" w:hAnsi="Calibri"/>
-                <w:sz w:val="20"/>
-              </w:rPr>
-              <w:t xml:space="default">0.94</w:t>
+              <w:t xml:space="default">0.91</w:t>
+            </w:r>
+          </w:p>
+        </w:tc>
+        <w:tc>
+          <w:tcPr>
+            <w:tcBorders>
+              <w:top w:val="single" w:space="0" w:color="D3D3D3"/>
+              <w:bottom w:val="single" w:space="0" w:color="D3D3D3"/>
+              <w:start w:val="single" w:space="0" w:color="D3D3D3"/>
+              <w:end w:val="single" w:space="0" w:color="D3D3D3"/>
+            </w:tcBorders>
+          </w:tcPr>
+          <w:p>
+            <w:pPr>
+              <w:spacing w:before="0" w:after="60"/>
+              <w:keepNext/>
+              <w:jc w:val="end"/>
+            </w:pPr>
+            <w:r>
+              <w:rPr>
+                <w:rFonts w:ascii="Calibri" w:hAnsi="Calibri"/>
+                <w:sz w:val="20"/>
+              </w:rPr>
+              <w:t xml:space="default">0.90</w:t>
+            </w:r>
+          </w:p>
+        </w:tc>
+        <w:tc>
+          <w:tcPr>
+            <w:tcBorders>
+              <w:top w:val="single" w:space="0" w:color="D3D3D3"/>
+              <w:bottom w:val="single" w:space="0" w:color="D3D3D3"/>
+              <w:start w:val="single" w:space="0" w:color="D3D3D3"/>
+              <w:end w:val="single" w:space="0" w:color="D3D3D3"/>
+            </w:tcBorders>
+          </w:tcPr>
+          <w:p>
+            <w:pPr>
+              <w:spacing w:before="0" w:after="60"/>
+              <w:keepNext/>
+              <w:jc w:val="end"/>
+            </w:pPr>
+            <w:r>
+              <w:rPr>
+                <w:rFonts w:ascii="Calibri" w:hAnsi="Calibri"/>
+                <w:sz w:val="20"/>
+              </w:rPr>
+              <w:t xml:space="default">0.86</w:t>
             </w:r>
           </w:p>
         </w:tc>
@@ -1633,55 +1633,55 @@
                 <w:rFonts w:ascii="Calibri" w:hAnsi="Calibri"/>
                 <w:sz w:val="20"/>
               </w:rPr>
-              <w:t xml:space="default">0.98</w:t>
-            </w:r>
-          </w:p>
-        </w:tc>
-        <w:tc>
-          <w:tcPr>
-            <w:tcBorders>
-              <w:top w:val="single" w:space="0" w:color="D3D3D3"/>
-              <w:bottom w:val="single" w:space="0" w:color="D3D3D3"/>
-              <w:start w:val="single" w:space="0" w:color="D3D3D3"/>
-              <w:end w:val="single" w:space="0" w:color="D3D3D3"/>
-            </w:tcBorders>
-          </w:tcPr>
-          <w:p>
-            <w:pPr>
-              <w:spacing w:before="0" w:after="60"/>
-              <w:keepNext/>
-              <w:jc w:val="end"/>
-            </w:pPr>
-            <w:r>
-              <w:rPr>
-                <w:rFonts w:ascii="Calibri" w:hAnsi="Calibri"/>
-                <w:sz w:val="20"/>
-              </w:rPr>
-              <w:t xml:space="default">0.74</w:t>
-            </w:r>
-          </w:p>
-        </w:tc>
-        <w:tc>
-          <w:tcPr>
-            <w:tcBorders>
-              <w:top w:val="single" w:space="0" w:color="D3D3D3"/>
-              <w:bottom w:val="single" w:space="0" w:color="D3D3D3"/>
-              <w:start w:val="single" w:space="0" w:color="D3D3D3"/>
-              <w:end w:val="single" w:space="0" w:color="D3D3D3"/>
-            </w:tcBorders>
-          </w:tcPr>
-          <w:p>
-            <w:pPr>
-              <w:spacing w:before="0" w:after="60"/>
-              <w:keepNext/>
-              <w:jc w:val="end"/>
-            </w:pPr>
-            <w:r>
-              <w:rPr>
-                <w:rFonts w:ascii="Calibri" w:hAnsi="Calibri"/>
-                <w:sz w:val="20"/>
-              </w:rPr>
-              <w:t xml:space="default">0.75</w:t>
+              <w:t xml:space="default">0.79</w:t>
+            </w:r>
+          </w:p>
+        </w:tc>
+        <w:tc>
+          <w:tcPr>
+            <w:tcBorders>
+              <w:top w:val="single" w:space="0" w:color="D3D3D3"/>
+              <w:bottom w:val="single" w:space="0" w:color="D3D3D3"/>
+              <w:start w:val="single" w:space="0" w:color="D3D3D3"/>
+              <w:end w:val="single" w:space="0" w:color="D3D3D3"/>
+            </w:tcBorders>
+          </w:tcPr>
+          <w:p>
+            <w:pPr>
+              <w:spacing w:before="0" w:after="60"/>
+              <w:keepNext/>
+              <w:jc w:val="end"/>
+            </w:pPr>
+            <w:r>
+              <w:rPr>
+                <w:rFonts w:ascii="Calibri" w:hAnsi="Calibri"/>
+                <w:sz w:val="20"/>
+              </w:rPr>
+              <w:t xml:space="default">0.56</w:t>
+            </w:r>
+          </w:p>
+        </w:tc>
+        <w:tc>
+          <w:tcPr>
+            <w:tcBorders>
+              <w:top w:val="single" w:space="0" w:color="D3D3D3"/>
+              <w:bottom w:val="single" w:space="0" w:color="D3D3D3"/>
+              <w:start w:val="single" w:space="0" w:color="D3D3D3"/>
+              <w:end w:val="single" w:space="0" w:color="D3D3D3"/>
+            </w:tcBorders>
+          </w:tcPr>
+          <w:p>
+            <w:pPr>
+              <w:spacing w:before="0" w:after="60"/>
+              <w:keepNext/>
+              <w:jc w:val="end"/>
+            </w:pPr>
+            <w:r>
+              <w:rPr>
+                <w:rFonts w:ascii="Calibri" w:hAnsi="Calibri"/>
+                <w:sz w:val="20"/>
+              </w:rPr>
+              <w:t xml:space="default">0.56</w:t>
             </w:r>
           </w:p>
         </w:tc>
@@ -1710,79 +1710,79 @@
                 <w:rFonts w:ascii="Calibri" w:hAnsi="Calibri"/>
                 <w:sz w:val="20"/>
               </w:rPr>
-              <w:t xml:space="default">s(Hur100_fqcy)</w:t>
-            </w:r>
-          </w:p>
-        </w:tc>
-        <w:tc>
-          <w:tcPr>
-            <w:tcBorders>
-              <w:top w:val="single" w:space="0" w:color="D3D3D3"/>
-              <w:bottom w:val="single" w:space="0" w:color="D3D3D3"/>
-              <w:start w:val="single" w:space="0" w:color="D3D3D3"/>
-              <w:end w:val="single" w:space="0" w:color="D3D3D3"/>
-            </w:tcBorders>
-          </w:tcPr>
-          <w:p>
-            <w:pPr>
-              <w:spacing w:before="0" w:after="60"/>
-              <w:keepNext/>
-              <w:jc w:val="end"/>
-            </w:pPr>
-            <w:r>
-              <w:rPr>
-                <w:rFonts w:ascii="Calibri" w:hAnsi="Calibri"/>
-                <w:sz w:val="20"/>
-              </w:rPr>
-              <w:t xml:space="default">0.99</w:t>
-            </w:r>
-          </w:p>
-        </w:tc>
-        <w:tc>
-          <w:tcPr>
-            <w:tcBorders>
-              <w:top w:val="single" w:space="0" w:color="D3D3D3"/>
-              <w:bottom w:val="single" w:space="0" w:color="D3D3D3"/>
-              <w:start w:val="single" w:space="0" w:color="D3D3D3"/>
-              <w:end w:val="single" w:space="0" w:color="D3D3D3"/>
-            </w:tcBorders>
-          </w:tcPr>
-          <w:p>
-            <w:pPr>
-              <w:spacing w:before="0" w:after="60"/>
-              <w:keepNext/>
-              <w:jc w:val="end"/>
-            </w:pPr>
-            <w:r>
-              <w:rPr>
-                <w:rFonts w:ascii="Calibri" w:hAnsi="Calibri"/>
-                <w:sz w:val="20"/>
-              </w:rPr>
-              <w:t xml:space="default">0.87</w:t>
-            </w:r>
-          </w:p>
-        </w:tc>
-        <w:tc>
-          <w:tcPr>
-            <w:tcBorders>
-              <w:top w:val="single" w:space="0" w:color="D3D3D3"/>
-              <w:bottom w:val="single" w:space="0" w:color="D3D3D3"/>
-              <w:start w:val="single" w:space="0" w:color="D3D3D3"/>
-              <w:end w:val="single" w:space="0" w:color="D3D3D3"/>
-            </w:tcBorders>
-          </w:tcPr>
-          <w:p>
-            <w:pPr>
-              <w:spacing w:before="0" w:after="60"/>
-              <w:keepNext/>
-              <w:jc w:val="end"/>
-            </w:pPr>
-            <w:r>
-              <w:rPr>
-                <w:rFonts w:ascii="Calibri" w:hAnsi="Calibri"/>
-                <w:sz w:val="20"/>
-              </w:rPr>
-              <w:t xml:space="default">0.91</w:t>
+              <w:t xml:space="default">s(Hur100_av)</w:t>
+            </w:r>
+          </w:p>
+        </w:tc>
+        <w:tc>
+          <w:tcPr>
+            <w:tcBorders>
+              <w:top w:val="single" w:space="0" w:color="D3D3D3"/>
+              <w:bottom w:val="single" w:space="0" w:color="D3D3D3"/>
+              <w:start w:val="single" w:space="0" w:color="D3D3D3"/>
+              <w:end w:val="single" w:space="0" w:color="D3D3D3"/>
+            </w:tcBorders>
+          </w:tcPr>
+          <w:p>
+            <w:pPr>
+              <w:spacing w:before="0" w:after="60"/>
+              <w:keepNext/>
+              <w:jc w:val="end"/>
+            </w:pPr>
+            <w:r>
+              <w:rPr>
+                <w:rFonts w:ascii="Calibri" w:hAnsi="Calibri"/>
+                <w:sz w:val="20"/>
+              </w:rPr>
+              <w:t xml:space="default">0.89</w:t>
+            </w:r>
+          </w:p>
+        </w:tc>
+        <w:tc>
+          <w:tcPr>
+            <w:tcBorders>
+              <w:top w:val="single" w:space="0" w:color="D3D3D3"/>
+              <w:bottom w:val="single" w:space="0" w:color="D3D3D3"/>
+              <w:start w:val="single" w:space="0" w:color="D3D3D3"/>
+              <w:end w:val="single" w:space="0" w:color="D3D3D3"/>
+            </w:tcBorders>
+          </w:tcPr>
+          <w:p>
+            <w:pPr>
+              <w:spacing w:before="0" w:after="60"/>
+              <w:keepNext/>
+              <w:jc w:val="end"/>
+            </w:pPr>
+            <w:r>
+              <w:rPr>
+                <w:rFonts w:ascii="Calibri" w:hAnsi="Calibri"/>
+                <w:sz w:val="20"/>
+              </w:rPr>
+              <w:t xml:space="default">0.82</w:t>
+            </w:r>
+          </w:p>
+        </w:tc>
+        <w:tc>
+          <w:tcPr>
+            <w:tcBorders>
+              <w:top w:val="single" w:space="0" w:color="D3D3D3"/>
+              <w:bottom w:val="single" w:space="0" w:color="D3D3D3"/>
+              <w:start w:val="single" w:space="0" w:color="D3D3D3"/>
+              <w:end w:val="single" w:space="0" w:color="D3D3D3"/>
+            </w:tcBorders>
+          </w:tcPr>
+          <w:p>
+            <w:pPr>
+              <w:spacing w:before="0" w:after="60"/>
+              <w:keepNext/>
+              <w:jc w:val="end"/>
+            </w:pPr>
+            <w:r>
+              <w:rPr>
+                <w:rFonts w:ascii="Calibri" w:hAnsi="Calibri"/>
+                <w:sz w:val="20"/>
+              </w:rPr>
+              <w:t xml:space="default">0.82</w:t>
             </w:r>
           </w:p>
         </w:tc>
@@ -1843,79 +1843,79 @@
                 <w:rFonts w:ascii="Calibri" w:hAnsi="Calibri"/>
                 <w:sz w:val="20"/>
               </w:rPr>
-              <w:t xml:space="default">parametric terms</w:t>
-            </w:r>
-          </w:p>
-        </w:tc>
-        <w:tc>
-          <w:tcPr>
-            <w:tcBorders>
-              <w:top w:val="single" w:space="0" w:color="D3D3D3"/>
-              <w:bottom w:val="single" w:space="0" w:color="D3D3D3"/>
-              <w:start w:val="single" w:space="0" w:color="D3D3D3"/>
-              <w:end w:val="single" w:space="0" w:color="D3D3D3"/>
-            </w:tcBorders>
-          </w:tcPr>
-          <w:p>
-            <w:pPr>
-              <w:spacing w:before="0" w:after="60"/>
-              <w:keepNext/>
-              <w:jc w:val="end"/>
-            </w:pPr>
-            <w:r>
-              <w:rPr>
-                <w:rFonts w:ascii="Calibri" w:hAnsi="Calibri"/>
-                <w:sz w:val="20"/>
-              </w:rPr>
-              <w:t xml:space="default">0.00</w:t>
-            </w:r>
-          </w:p>
-        </w:tc>
-        <w:tc>
-          <w:tcPr>
-            <w:tcBorders>
-              <w:top w:val="single" w:space="0" w:color="D3D3D3"/>
-              <w:bottom w:val="single" w:space="0" w:color="D3D3D3"/>
-              <w:start w:val="single" w:space="0" w:color="D3D3D3"/>
-              <w:end w:val="single" w:space="0" w:color="D3D3D3"/>
-            </w:tcBorders>
-          </w:tcPr>
-          <w:p>
-            <w:pPr>
-              <w:spacing w:before="0" w:after="60"/>
-              <w:keepNext/>
-              <w:jc w:val="end"/>
-            </w:pPr>
-            <w:r>
-              <w:rPr>
-                <w:rFonts w:ascii="Calibri" w:hAnsi="Calibri"/>
-                <w:sz w:val="20"/>
-              </w:rPr>
-              <w:t xml:space="default">0.00</w:t>
-            </w:r>
-          </w:p>
-        </w:tc>
-        <w:tc>
-          <w:tcPr>
-            <w:tcBorders>
-              <w:top w:val="single" w:space="0" w:color="D3D3D3"/>
-              <w:bottom w:val="single" w:space="0" w:color="D3D3D3"/>
-              <w:start w:val="single" w:space="0" w:color="D3D3D3"/>
-              <w:end w:val="single" w:space="0" w:color="D3D3D3"/>
-            </w:tcBorders>
-          </w:tcPr>
-          <w:p>
-            <w:pPr>
-              <w:spacing w:before="0" w:after="60"/>
-              <w:keepNext/>
-              <w:jc w:val="end"/>
-            </w:pPr>
-            <w:r>
-              <w:rPr>
-                <w:rFonts w:ascii="Calibri" w:hAnsi="Calibri"/>
-                <w:sz w:val="20"/>
-              </w:rPr>
-              <w:t xml:space="default">0.00</w:t>
+              <w:t xml:space="default">not computable (coefficients &gt;= observations)</w:t>
+            </w:r>
+          </w:p>
+        </w:tc>
+        <w:tc>
+          <w:tcPr>
+            <w:tcBorders>
+              <w:top w:val="single" w:space="0" w:color="D3D3D3"/>
+              <w:bottom w:val="single" w:space="0" w:color="D3D3D3"/>
+              <w:start w:val="single" w:space="0" w:color="D3D3D3"/>
+              <w:end w:val="single" w:space="0" w:color="D3D3D3"/>
+            </w:tcBorders>
+          </w:tcPr>
+          <w:p>
+            <w:pPr>
+              <w:spacing w:before="0" w:after="60"/>
+              <w:keepNext/>
+              <w:jc w:val="end"/>
+            </w:pPr>
+            <w:r>
+              <w:rPr>
+                <w:rFonts w:ascii="Calibri" w:hAnsi="Calibri"/>
+                <w:sz w:val="20"/>
+              </w:rPr>
+              <w:t xml:space="default">NA</w:t>
+            </w:r>
+          </w:p>
+        </w:tc>
+        <w:tc>
+          <w:tcPr>
+            <w:tcBorders>
+              <w:top w:val="single" w:space="0" w:color="D3D3D3"/>
+              <w:bottom w:val="single" w:space="0" w:color="D3D3D3"/>
+              <w:start w:val="single" w:space="0" w:color="D3D3D3"/>
+              <w:end w:val="single" w:space="0" w:color="D3D3D3"/>
+            </w:tcBorders>
+          </w:tcPr>
+          <w:p>
+            <w:pPr>
+              <w:spacing w:before="0" w:after="60"/>
+              <w:keepNext/>
+              <w:jc w:val="end"/>
+            </w:pPr>
+            <w:r>
+              <w:rPr>
+                <w:rFonts w:ascii="Calibri" w:hAnsi="Calibri"/>
+                <w:sz w:val="20"/>
+              </w:rPr>
+              <w:t xml:space="default">NA</w:t>
+            </w:r>
+          </w:p>
+        </w:tc>
+        <w:tc>
+          <w:tcPr>
+            <w:tcBorders>
+              <w:top w:val="single" w:space="0" w:color="D3D3D3"/>
+              <w:bottom w:val="single" w:space="0" w:color="D3D3D3"/>
+              <w:start w:val="single" w:space="0" w:color="D3D3D3"/>
+              <w:end w:val="single" w:space="0" w:color="D3D3D3"/>
+            </w:tcBorders>
+          </w:tcPr>
+          <w:p>
+            <w:pPr>
+              <w:spacing w:before="0" w:after="60"/>
+              <w:keepNext/>
+              <w:jc w:val="end"/>
+            </w:pPr>
+            <w:r>
+              <w:rPr>
+                <w:rFonts w:ascii="Calibri" w:hAnsi="Calibri"/>
+                <w:sz w:val="20"/>
+              </w:rPr>
+              <w:t xml:space="default">NA</w:t>
             </w:r>
           </w:p>
         </w:tc>
@@ -1927,96 +1927,27 @@
         <w:tc>
           <w:tcPr>
             <w:tcBorders>
-              <w:top w:val="single" w:space="0" w:color="D3D3D3"/>
-              <w:bottom w:val="single" w:space="0" w:color="D3D3D3"/>
-              <w:start w:val="single" w:space="0" w:color="D3D3D3"/>
-              <w:end w:val="single" w:space="0" w:color="D3D3D3"/>
-            </w:tcBorders>
-          </w:tcPr>
-          <w:p>
-            <w:pPr>
-              <w:spacing w:before="0" w:after="60"/>
-              <w:keepNext/>
-              <w:jc w:val="start"/>
-            </w:pPr>
-            <w:r>
-              <w:rPr>
-                <w:rFonts w:ascii="Calibri" w:hAnsi="Calibri"/>
-                <w:sz w:val="20"/>
-              </w:rPr>
-              <w:t xml:space="default">s(age)</w:t>
-            </w:r>
-          </w:p>
-        </w:tc>
-        <w:tc>
-          <w:tcPr>
-            <w:tcBorders>
-              <w:top w:val="single" w:space="0" w:color="D3D3D3"/>
-              <w:bottom w:val="single" w:space="0" w:color="D3D3D3"/>
-              <w:start w:val="single" w:space="0" w:color="D3D3D3"/>
-              <w:end w:val="single" w:space="0" w:color="D3D3D3"/>
-            </w:tcBorders>
-          </w:tcPr>
-          <w:p>
-            <w:pPr>
-              <w:spacing w:before="0" w:after="60"/>
-              <w:keepNext/>
-              <w:jc w:val="end"/>
-            </w:pPr>
-            <w:r>
-              <w:rPr>
-                <w:rFonts w:ascii="Calibri" w:hAnsi="Calibri"/>
-                <w:sz w:val="20"/>
-              </w:rPr>
-              <w:t xml:space="default">0.92</w:t>
-            </w:r>
-          </w:p>
-        </w:tc>
-        <w:tc>
-          <w:tcPr>
-            <w:tcBorders>
-              <w:top w:val="single" w:space="0" w:color="D3D3D3"/>
-              <w:bottom w:val="single" w:space="0" w:color="D3D3D3"/>
-              <w:start w:val="single" w:space="0" w:color="D3D3D3"/>
-              <w:end w:val="single" w:space="0" w:color="D3D3D3"/>
-            </w:tcBorders>
-          </w:tcPr>
-          <w:p>
-            <w:pPr>
-              <w:spacing w:before="0" w:after="60"/>
-              <w:keepNext/>
-              <w:jc w:val="end"/>
-            </w:pPr>
-            <w:r>
-              <w:rPr>
-                <w:rFonts w:ascii="Calibri" w:hAnsi="Calibri"/>
-                <w:sz w:val="20"/>
-              </w:rPr>
-              <w:t xml:space="default">0.90</w:t>
-            </w:r>
-          </w:p>
-        </w:tc>
-        <w:tc>
-          <w:tcPr>
-            <w:tcBorders>
-              <w:top w:val="single" w:space="0" w:color="D3D3D3"/>
-              <w:bottom w:val="single" w:space="0" w:color="D3D3D3"/>
-              <w:start w:val="single" w:space="0" w:color="D3D3D3"/>
-              <w:end w:val="single" w:space="0" w:color="D3D3D3"/>
-            </w:tcBorders>
-          </w:tcPr>
-          <w:p>
-            <w:pPr>
-              <w:spacing w:before="0" w:after="60"/>
-              <w:keepNext/>
-              <w:jc w:val="end"/>
-            </w:pPr>
-            <w:r>
-              <w:rPr>
-                <w:rFonts w:ascii="Calibri" w:hAnsi="Calibri"/>
-                <w:sz w:val="20"/>
-              </w:rPr>
-              <w:t xml:space="default">0.90</w:t>
+              <w:top w:val="single" w:sz="16" w:space="0" w:color="D3D3D3"/>
+              <w:bottom w:val="single" w:sz="16" w:space="0" w:color="D3D3D3"/>
+              <w:start w:val="single" w:space="0" w:color="D3D3D3"/>
+              <w:end w:val="single" w:space="0" w:color="D3D3D3"/>
+            </w:tcBorders>
+            <w:tcMar>
+              <w:top w:w="25" w:type="dxa"/>
+            </w:tcMar>
+            <w:gridSpan w:val="4"/>
+          </w:tcPr>
+          <w:p>
+            <w:pPr>
+              <w:spacing w:before="0" w:after="60"/>
+              <w:keepNext/>
+            </w:pPr>
+            <w:r>
+              <w:rPr>
+                <w:rFonts w:ascii="Calibri" w:hAnsi="Calibri"/>
+                <w:sz w:val="20"/>
+              </w:rPr>
+              <w:t xml:space="default">Regional</w:t>
             </w:r>
           </w:p>
         </w:tc>
@@ -2045,79 +1976,79 @@
                 <w:rFonts w:ascii="Calibri" w:hAnsi="Calibri"/>
                 <w:sz w:val="20"/>
               </w:rPr>
-              <w:t xml:space="default">s(GMHT_CPS0_30N)</w:t>
-            </w:r>
-          </w:p>
-        </w:tc>
-        <w:tc>
-          <w:tcPr>
-            <w:tcBorders>
-              <w:top w:val="single" w:space="0" w:color="D3D3D3"/>
-              <w:bottom w:val="single" w:space="0" w:color="D3D3D3"/>
-              <w:start w:val="single" w:space="0" w:color="D3D3D3"/>
-              <w:end w:val="single" w:space="0" w:color="D3D3D3"/>
-            </w:tcBorders>
-          </w:tcPr>
-          <w:p>
-            <w:pPr>
-              <w:spacing w:before="0" w:after="60"/>
-              <w:keepNext/>
-              <w:jc w:val="end"/>
-            </w:pPr>
-            <w:r>
-              <w:rPr>
-                <w:rFonts w:ascii="Calibri" w:hAnsi="Calibri"/>
-                <w:sz w:val="20"/>
-              </w:rPr>
-              <w:t xml:space="default">0.93</w:t>
-            </w:r>
-          </w:p>
-        </w:tc>
-        <w:tc>
-          <w:tcPr>
-            <w:tcBorders>
-              <w:top w:val="single" w:space="0" w:color="D3D3D3"/>
-              <w:bottom w:val="single" w:space="0" w:color="D3D3D3"/>
-              <w:start w:val="single" w:space="0" w:color="D3D3D3"/>
-              <w:end w:val="single" w:space="0" w:color="D3D3D3"/>
-            </w:tcBorders>
-          </w:tcPr>
-          <w:p>
-            <w:pPr>
-              <w:spacing w:before="0" w:after="60"/>
-              <w:keepNext/>
-              <w:jc w:val="end"/>
-            </w:pPr>
-            <w:r>
-              <w:rPr>
-                <w:rFonts w:ascii="Calibri" w:hAnsi="Calibri"/>
-                <w:sz w:val="20"/>
-              </w:rPr>
-              <w:t xml:space="default">0.91</w:t>
-            </w:r>
-          </w:p>
-        </w:tc>
-        <w:tc>
-          <w:tcPr>
-            <w:tcBorders>
-              <w:top w:val="single" w:space="0" w:color="D3D3D3"/>
-              <w:bottom w:val="single" w:space="0" w:color="D3D3D3"/>
-              <w:start w:val="single" w:space="0" w:color="D3D3D3"/>
-              <w:end w:val="single" w:space="0" w:color="D3D3D3"/>
-            </w:tcBorders>
-          </w:tcPr>
-          <w:p>
-            <w:pPr>
-              <w:spacing w:before="0" w:after="60"/>
-              <w:keepNext/>
-              <w:jc w:val="end"/>
-            </w:pPr>
-            <w:r>
-              <w:rPr>
-                <w:rFonts w:ascii="Calibri" w:hAnsi="Calibri"/>
-                <w:sz w:val="20"/>
-              </w:rPr>
-              <w:t xml:space="default">0.90</w:t>
+              <w:t xml:space="default">parametric terms</w:t>
+            </w:r>
+          </w:p>
+        </w:tc>
+        <w:tc>
+          <w:tcPr>
+            <w:tcBorders>
+              <w:top w:val="single" w:space="0" w:color="D3D3D3"/>
+              <w:bottom w:val="single" w:space="0" w:color="D3D3D3"/>
+              <w:start w:val="single" w:space="0" w:color="D3D3D3"/>
+              <w:end w:val="single" w:space="0" w:color="D3D3D3"/>
+            </w:tcBorders>
+          </w:tcPr>
+          <w:p>
+            <w:pPr>
+              <w:spacing w:before="0" w:after="60"/>
+              <w:keepNext/>
+              <w:jc w:val="end"/>
+            </w:pPr>
+            <w:r>
+              <w:rPr>
+                <w:rFonts w:ascii="Calibri" w:hAnsi="Calibri"/>
+                <w:sz w:val="20"/>
+              </w:rPr>
+              <w:t xml:space="default">0.00</w:t>
+            </w:r>
+          </w:p>
+        </w:tc>
+        <w:tc>
+          <w:tcPr>
+            <w:tcBorders>
+              <w:top w:val="single" w:space="0" w:color="D3D3D3"/>
+              <w:bottom w:val="single" w:space="0" w:color="D3D3D3"/>
+              <w:start w:val="single" w:space="0" w:color="D3D3D3"/>
+              <w:end w:val="single" w:space="0" w:color="D3D3D3"/>
+            </w:tcBorders>
+          </w:tcPr>
+          <w:p>
+            <w:pPr>
+              <w:spacing w:before="0" w:after="60"/>
+              <w:keepNext/>
+              <w:jc w:val="end"/>
+            </w:pPr>
+            <w:r>
+              <w:rPr>
+                <w:rFonts w:ascii="Calibri" w:hAnsi="Calibri"/>
+                <w:sz w:val="20"/>
+              </w:rPr>
+              <w:t xml:space="default">0.00</w:t>
+            </w:r>
+          </w:p>
+        </w:tc>
+        <w:tc>
+          <w:tcPr>
+            <w:tcBorders>
+              <w:top w:val="single" w:space="0" w:color="D3D3D3"/>
+              <w:bottom w:val="single" w:space="0" w:color="D3D3D3"/>
+              <w:start w:val="single" w:space="0" w:color="D3D3D3"/>
+              <w:end w:val="single" w:space="0" w:color="D3D3D3"/>
+            </w:tcBorders>
+          </w:tcPr>
+          <w:p>
+            <w:pPr>
+              <w:spacing w:before="0" w:after="60"/>
+              <w:keepNext/>
+              <w:jc w:val="end"/>
+            </w:pPr>
+            <w:r>
+              <w:rPr>
+                <w:rFonts w:ascii="Calibri" w:hAnsi="Calibri"/>
+                <w:sz w:val="20"/>
+              </w:rPr>
+              <w:t xml:space="default">0.00</w:t>
             </w:r>
           </w:p>
         </w:tc>
@@ -2146,79 +2077,79 @@
                 <w:rFonts w:ascii="Calibri" w:hAnsi="Calibri"/>
                 <w:sz w:val="20"/>
               </w:rPr>
-              <w:t xml:space="default">s(dT_raw)</w:t>
-            </w:r>
-          </w:p>
-        </w:tc>
-        <w:tc>
-          <w:tcPr>
-            <w:tcBorders>
-              <w:top w:val="single" w:space="0" w:color="D3D3D3"/>
-              <w:bottom w:val="single" w:space="0" w:color="D3D3D3"/>
-              <w:start w:val="single" w:space="0" w:color="D3D3D3"/>
-              <w:end w:val="single" w:space="0" w:color="D3D3D3"/>
-            </w:tcBorders>
-          </w:tcPr>
-          <w:p>
-            <w:pPr>
-              <w:spacing w:before="0" w:after="60"/>
-              <w:keepNext/>
-              <w:jc w:val="end"/>
-            </w:pPr>
-            <w:r>
-              <w:rPr>
-                <w:rFonts w:ascii="Calibri" w:hAnsi="Calibri"/>
-                <w:sz w:val="20"/>
-              </w:rPr>
-              <w:t xml:space="default">0.86</w:t>
-            </w:r>
-          </w:p>
-        </w:tc>
-        <w:tc>
-          <w:tcPr>
-            <w:tcBorders>
-              <w:top w:val="single" w:space="0" w:color="D3D3D3"/>
-              <w:bottom w:val="single" w:space="0" w:color="D3D3D3"/>
-              <w:start w:val="single" w:space="0" w:color="D3D3D3"/>
-              <w:end w:val="single" w:space="0" w:color="D3D3D3"/>
-            </w:tcBorders>
-          </w:tcPr>
-          <w:p>
-            <w:pPr>
-              <w:spacing w:before="0" w:after="60"/>
-              <w:keepNext/>
-              <w:jc w:val="end"/>
-            </w:pPr>
-            <w:r>
-              <w:rPr>
-                <w:rFonts w:ascii="Calibri" w:hAnsi="Calibri"/>
-                <w:sz w:val="20"/>
-              </w:rPr>
-              <w:t xml:space="default">0.55</w:t>
-            </w:r>
-          </w:p>
-        </w:tc>
-        <w:tc>
-          <w:tcPr>
-            <w:tcBorders>
-              <w:top w:val="single" w:space="0" w:color="D3D3D3"/>
-              <w:bottom w:val="single" w:space="0" w:color="D3D3D3"/>
-              <w:start w:val="single" w:space="0" w:color="D3D3D3"/>
-              <w:end w:val="single" w:space="0" w:color="D3D3D3"/>
-            </w:tcBorders>
-          </w:tcPr>
-          <w:p>
-            <w:pPr>
-              <w:spacing w:before="0" w:after="60"/>
-              <w:keepNext/>
-              <w:jc w:val="end"/>
-            </w:pPr>
-            <w:r>
-              <w:rPr>
-                <w:rFonts w:ascii="Calibri" w:hAnsi="Calibri"/>
-                <w:sz w:val="20"/>
-              </w:rPr>
-              <w:t xml:space="default">0.63</w:t>
+              <w:t xml:space="default">s(age)</w:t>
+            </w:r>
+          </w:p>
+        </w:tc>
+        <w:tc>
+          <w:tcPr>
+            <w:tcBorders>
+              <w:top w:val="single" w:space="0" w:color="D3D3D3"/>
+              <w:bottom w:val="single" w:space="0" w:color="D3D3D3"/>
+              <w:start w:val="single" w:space="0" w:color="D3D3D3"/>
+              <w:end w:val="single" w:space="0" w:color="D3D3D3"/>
+            </w:tcBorders>
+          </w:tcPr>
+          <w:p>
+            <w:pPr>
+              <w:spacing w:before="0" w:after="60"/>
+              <w:keepNext/>
+              <w:jc w:val="end"/>
+            </w:pPr>
+            <w:r>
+              <w:rPr>
+                <w:rFonts w:ascii="Calibri" w:hAnsi="Calibri"/>
+                <w:sz w:val="20"/>
+              </w:rPr>
+              <w:t xml:space="default">0.95</w:t>
+            </w:r>
+          </w:p>
+        </w:tc>
+        <w:tc>
+          <w:tcPr>
+            <w:tcBorders>
+              <w:top w:val="single" w:space="0" w:color="D3D3D3"/>
+              <w:bottom w:val="single" w:space="0" w:color="D3D3D3"/>
+              <w:start w:val="single" w:space="0" w:color="D3D3D3"/>
+              <w:end w:val="single" w:space="0" w:color="D3D3D3"/>
+            </w:tcBorders>
+          </w:tcPr>
+          <w:p>
+            <w:pPr>
+              <w:spacing w:before="0" w:after="60"/>
+              <w:keepNext/>
+              <w:jc w:val="end"/>
+            </w:pPr>
+            <w:r>
+              <w:rPr>
+                <w:rFonts w:ascii="Calibri" w:hAnsi="Calibri"/>
+                <w:sz w:val="20"/>
+              </w:rPr>
+              <w:t xml:space="default">0.70</w:t>
+            </w:r>
+          </w:p>
+        </w:tc>
+        <w:tc>
+          <w:tcPr>
+            <w:tcBorders>
+              <w:top w:val="single" w:space="0" w:color="D3D3D3"/>
+              <w:bottom w:val="single" w:space="0" w:color="D3D3D3"/>
+              <w:start w:val="single" w:space="0" w:color="D3D3D3"/>
+              <w:end w:val="single" w:space="0" w:color="D3D3D3"/>
+            </w:tcBorders>
+          </w:tcPr>
+          <w:p>
+            <w:pPr>
+              <w:spacing w:before="0" w:after="60"/>
+              <w:keepNext/>
+              <w:jc w:val="end"/>
+            </w:pPr>
+            <w:r>
+              <w:rPr>
+                <w:rFonts w:ascii="Calibri" w:hAnsi="Calibri"/>
+                <w:sz w:val="20"/>
+              </w:rPr>
+              <w:t xml:space="default">0.84</w:t>
             </w:r>
           </w:p>
         </w:tc>
@@ -2247,79 +2178,79 @@
                 <w:rFonts w:ascii="Calibri" w:hAnsi="Calibri"/>
                 <w:sz w:val="20"/>
               </w:rPr>
-              <w:t xml:space="default">s(Hur100_fqcy)</w:t>
-            </w:r>
-          </w:p>
-        </w:tc>
-        <w:tc>
-          <w:tcPr>
-            <w:tcBorders>
-              <w:top w:val="single" w:space="0" w:color="D3D3D3"/>
-              <w:bottom w:val="single" w:space="0" w:color="D3D3D3"/>
-              <w:start w:val="single" w:space="0" w:color="D3D3D3"/>
-              <w:end w:val="single" w:space="0" w:color="D3D3D3"/>
-            </w:tcBorders>
-          </w:tcPr>
-          <w:p>
-            <w:pPr>
-              <w:spacing w:before="0" w:after="60"/>
-              <w:keepNext/>
-              <w:jc w:val="end"/>
-            </w:pPr>
-            <w:r>
-              <w:rPr>
-                <w:rFonts w:ascii="Calibri" w:hAnsi="Calibri"/>
-                <w:sz w:val="20"/>
-              </w:rPr>
-              <w:t xml:space="default">0.71</w:t>
-            </w:r>
-          </w:p>
-        </w:tc>
-        <w:tc>
-          <w:tcPr>
-            <w:tcBorders>
-              <w:top w:val="single" w:space="0" w:color="D3D3D3"/>
-              <w:bottom w:val="single" w:space="0" w:color="D3D3D3"/>
-              <w:start w:val="single" w:space="0" w:color="D3D3D3"/>
-              <w:end w:val="single" w:space="0" w:color="D3D3D3"/>
-            </w:tcBorders>
-          </w:tcPr>
-          <w:p>
-            <w:pPr>
-              <w:spacing w:before="0" w:after="60"/>
-              <w:keepNext/>
-              <w:jc w:val="end"/>
-            </w:pPr>
-            <w:r>
-              <w:rPr>
-                <w:rFonts w:ascii="Calibri" w:hAnsi="Calibri"/>
-                <w:sz w:val="20"/>
-              </w:rPr>
-              <w:t xml:space="default">0.33</w:t>
-            </w:r>
-          </w:p>
-        </w:tc>
-        <w:tc>
-          <w:tcPr>
-            <w:tcBorders>
-              <w:top w:val="single" w:space="0" w:color="D3D3D3"/>
-              <w:bottom w:val="single" w:space="0" w:color="D3D3D3"/>
-              <w:start w:val="single" w:space="0" w:color="D3D3D3"/>
-              <w:end w:val="single" w:space="0" w:color="D3D3D3"/>
-            </w:tcBorders>
-          </w:tcPr>
-          <w:p>
-            <w:pPr>
-              <w:spacing w:before="0" w:after="60"/>
-              <w:keepNext/>
-              <w:jc w:val="end"/>
-            </w:pPr>
-            <w:r>
-              <w:rPr>
-                <w:rFonts w:ascii="Calibri" w:hAnsi="Calibri"/>
-                <w:sz w:val="20"/>
-              </w:rPr>
-              <w:t xml:space="default">0.36</w:t>
+              <w:t xml:space="default">s(GMHT_CPS0_30N)</w:t>
+            </w:r>
+          </w:p>
+        </w:tc>
+        <w:tc>
+          <w:tcPr>
+            <w:tcBorders>
+              <w:top w:val="single" w:space="0" w:color="D3D3D3"/>
+              <w:bottom w:val="single" w:space="0" w:color="D3D3D3"/>
+              <w:start w:val="single" w:space="0" w:color="D3D3D3"/>
+              <w:end w:val="single" w:space="0" w:color="D3D3D3"/>
+            </w:tcBorders>
+          </w:tcPr>
+          <w:p>
+            <w:pPr>
+              <w:spacing w:before="0" w:after="60"/>
+              <w:keepNext/>
+              <w:jc w:val="end"/>
+            </w:pPr>
+            <w:r>
+              <w:rPr>
+                <w:rFonts w:ascii="Calibri" w:hAnsi="Calibri"/>
+                <w:sz w:val="20"/>
+              </w:rPr>
+              <w:t xml:space="default">0.92</w:t>
+            </w:r>
+          </w:p>
+        </w:tc>
+        <w:tc>
+          <w:tcPr>
+            <w:tcBorders>
+              <w:top w:val="single" w:space="0" w:color="D3D3D3"/>
+              <w:bottom w:val="single" w:space="0" w:color="D3D3D3"/>
+              <w:start w:val="single" w:space="0" w:color="D3D3D3"/>
+              <w:end w:val="single" w:space="0" w:color="D3D3D3"/>
+            </w:tcBorders>
+          </w:tcPr>
+          <w:p>
+            <w:pPr>
+              <w:spacing w:before="0" w:after="60"/>
+              <w:keepNext/>
+              <w:jc w:val="end"/>
+            </w:pPr>
+            <w:r>
+              <w:rPr>
+                <w:rFonts w:ascii="Calibri" w:hAnsi="Calibri"/>
+                <w:sz w:val="20"/>
+              </w:rPr>
+              <w:t xml:space="default">0.87</w:t>
+            </w:r>
+          </w:p>
+        </w:tc>
+        <w:tc>
+          <w:tcPr>
+            <w:tcBorders>
+              <w:top w:val="single" w:space="0" w:color="D3D3D3"/>
+              <w:bottom w:val="single" w:space="0" w:color="D3D3D3"/>
+              <w:start w:val="single" w:space="0" w:color="D3D3D3"/>
+              <w:end w:val="single" w:space="0" w:color="D3D3D3"/>
+            </w:tcBorders>
+          </w:tcPr>
+          <w:p>
+            <w:pPr>
+              <w:spacing w:before="0" w:after="60"/>
+              <w:keepNext/>
+              <w:jc w:val="end"/>
+            </w:pPr>
+            <w:r>
+              <w:rPr>
+                <w:rFonts w:ascii="Calibri" w:hAnsi="Calibri"/>
+                <w:sz w:val="20"/>
+              </w:rPr>
+              <w:t xml:space="default">0.83</w:t>
             </w:r>
           </w:p>
         </w:tc>
@@ -2331,27 +2262,96 @@
         <w:tc>
           <w:tcPr>
             <w:tcBorders>
-              <w:top w:val="single" w:sz="16" w:space="0" w:color="D3D3D3"/>
-              <w:bottom w:val="single" w:sz="16" w:space="0" w:color="D3D3D3"/>
-              <w:start w:val="single" w:space="0" w:color="D3D3D3"/>
-              <w:end w:val="single" w:space="0" w:color="D3D3D3"/>
-            </w:tcBorders>
-            <w:tcMar>
-              <w:top w:w="25" w:type="dxa"/>
-            </w:tcMar>
-            <w:gridSpan w:val="4"/>
-          </w:tcPr>
-          <w:p>
-            <w:pPr>
-              <w:spacing w:before="0" w:after="60"/>
-              <w:keepNext/>
-            </w:pPr>
-            <w:r>
-              <w:rPr>
-                <w:rFonts w:ascii="Calibri" w:hAnsi="Calibri"/>
-                <w:sz w:val="20"/>
-              </w:rPr>
-              <w:t xml:space="default">Regional</w:t>
+              <w:top w:val="single" w:space="0" w:color="D3D3D3"/>
+              <w:bottom w:val="single" w:space="0" w:color="D3D3D3"/>
+              <w:start w:val="single" w:space="0" w:color="D3D3D3"/>
+              <w:end w:val="single" w:space="0" w:color="D3D3D3"/>
+            </w:tcBorders>
+          </w:tcPr>
+          <w:p>
+            <w:pPr>
+              <w:spacing w:before="0" w:after="60"/>
+              <w:keepNext/>
+              <w:jc w:val="start"/>
+            </w:pPr>
+            <w:r>
+              <w:rPr>
+                <w:rFonts w:ascii="Calibri" w:hAnsi="Calibri"/>
+                <w:sz w:val="20"/>
+              </w:rPr>
+              <w:t xml:space="default">s(dT_raw)</w:t>
+            </w:r>
+          </w:p>
+        </w:tc>
+        <w:tc>
+          <w:tcPr>
+            <w:tcBorders>
+              <w:top w:val="single" w:space="0" w:color="D3D3D3"/>
+              <w:bottom w:val="single" w:space="0" w:color="D3D3D3"/>
+              <w:start w:val="single" w:space="0" w:color="D3D3D3"/>
+              <w:end w:val="single" w:space="0" w:color="D3D3D3"/>
+            </w:tcBorders>
+          </w:tcPr>
+          <w:p>
+            <w:pPr>
+              <w:spacing w:before="0" w:after="60"/>
+              <w:keepNext/>
+              <w:jc w:val="end"/>
+            </w:pPr>
+            <w:r>
+              <w:rPr>
+                <w:rFonts w:ascii="Calibri" w:hAnsi="Calibri"/>
+                <w:sz w:val="20"/>
+              </w:rPr>
+              <w:t xml:space="default">0.87</w:t>
+            </w:r>
+          </w:p>
+        </w:tc>
+        <w:tc>
+          <w:tcPr>
+            <w:tcBorders>
+              <w:top w:val="single" w:space="0" w:color="D3D3D3"/>
+              <w:bottom w:val="single" w:space="0" w:color="D3D3D3"/>
+              <w:start w:val="single" w:space="0" w:color="D3D3D3"/>
+              <w:end w:val="single" w:space="0" w:color="D3D3D3"/>
+            </w:tcBorders>
+          </w:tcPr>
+          <w:p>
+            <w:pPr>
+              <w:spacing w:before="0" w:after="60"/>
+              <w:keepNext/>
+              <w:jc w:val="end"/>
+            </w:pPr>
+            <w:r>
+              <w:rPr>
+                <w:rFonts w:ascii="Calibri" w:hAnsi="Calibri"/>
+                <w:sz w:val="20"/>
+              </w:rPr>
+              <w:t xml:space="default">0.57</w:t>
+            </w:r>
+          </w:p>
+        </w:tc>
+        <w:tc>
+          <w:tcPr>
+            <w:tcBorders>
+              <w:top w:val="single" w:space="0" w:color="D3D3D3"/>
+              <w:bottom w:val="single" w:space="0" w:color="D3D3D3"/>
+              <w:start w:val="single" w:space="0" w:color="D3D3D3"/>
+              <w:end w:val="single" w:space="0" w:color="D3D3D3"/>
+            </w:tcBorders>
+          </w:tcPr>
+          <w:p>
+            <w:pPr>
+              <w:spacing w:before="0" w:after="60"/>
+              <w:keepNext/>
+              <w:jc w:val="end"/>
+            </w:pPr>
+            <w:r>
+              <w:rPr>
+                <w:rFonts w:ascii="Calibri" w:hAnsi="Calibri"/>
+                <w:sz w:val="20"/>
+              </w:rPr>
+              <w:t xml:space="default">0.55</w:t>
             </w:r>
           </w:p>
         </w:tc>
@@ -2380,410 +2380,6 @@
                 <w:rFonts w:ascii="Calibri" w:hAnsi="Calibri"/>
                 <w:sz w:val="20"/>
               </w:rPr>
-              <w:t xml:space="default">parametric terms</w:t>
-            </w:r>
-          </w:p>
-        </w:tc>
-        <w:tc>
-          <w:tcPr>
-            <w:tcBorders>
-              <w:top w:val="single" w:space="0" w:color="D3D3D3"/>
-              <w:bottom w:val="single" w:space="0" w:color="D3D3D3"/>
-              <w:start w:val="single" w:space="0" w:color="D3D3D3"/>
-              <w:end w:val="single" w:space="0" w:color="D3D3D3"/>
-            </w:tcBorders>
-          </w:tcPr>
-          <w:p>
-            <w:pPr>
-              <w:spacing w:before="0" w:after="60"/>
-              <w:keepNext/>
-              <w:jc w:val="end"/>
-            </w:pPr>
-            <w:r>
-              <w:rPr>
-                <w:rFonts w:ascii="Calibri" w:hAnsi="Calibri"/>
-                <w:sz w:val="20"/>
-              </w:rPr>
-              <w:t xml:space="default">1.00</w:t>
-            </w:r>
-          </w:p>
-        </w:tc>
-        <w:tc>
-          <w:tcPr>
-            <w:tcBorders>
-              <w:top w:val="single" w:space="0" w:color="D3D3D3"/>
-              <w:bottom w:val="single" w:space="0" w:color="D3D3D3"/>
-              <w:start w:val="single" w:space="0" w:color="D3D3D3"/>
-              <w:end w:val="single" w:space="0" w:color="D3D3D3"/>
-            </w:tcBorders>
-          </w:tcPr>
-          <w:p>
-            <w:pPr>
-              <w:spacing w:before="0" w:after="60"/>
-              <w:keepNext/>
-              <w:jc w:val="end"/>
-            </w:pPr>
-            <w:r>
-              <w:rPr>
-                <w:rFonts w:ascii="Calibri" w:hAnsi="Calibri"/>
-                <w:sz w:val="20"/>
-              </w:rPr>
-              <w:t xml:space="default">1.00</w:t>
-            </w:r>
-          </w:p>
-        </w:tc>
-        <w:tc>
-          <w:tcPr>
-            <w:tcBorders>
-              <w:top w:val="single" w:space="0" w:color="D3D3D3"/>
-              <w:bottom w:val="single" w:space="0" w:color="D3D3D3"/>
-              <w:start w:val="single" w:space="0" w:color="D3D3D3"/>
-              <w:end w:val="single" w:space="0" w:color="D3D3D3"/>
-            </w:tcBorders>
-          </w:tcPr>
-          <w:p>
-            <w:pPr>
-              <w:spacing w:before="0" w:after="60"/>
-              <w:keepNext/>
-              <w:jc w:val="end"/>
-            </w:pPr>
-            <w:r>
-              <w:rPr>
-                <w:rFonts w:ascii="Calibri" w:hAnsi="Calibri"/>
-                <w:sz w:val="20"/>
-              </w:rPr>
-              <w:t xml:space="default">1.00</w:t>
-            </w:r>
-          </w:p>
-        </w:tc>
-      </w:tr>
-      <w:tr>
-        <w:trPr>
-          <w:cantSplit/>
-        </w:trPr>
-        <w:tc>
-          <w:tcPr>
-            <w:tcBorders>
-              <w:top w:val="single" w:space="0" w:color="D3D3D3"/>
-              <w:bottom w:val="single" w:space="0" w:color="D3D3D3"/>
-              <w:start w:val="single" w:space="0" w:color="D3D3D3"/>
-              <w:end w:val="single" w:space="0" w:color="D3D3D3"/>
-            </w:tcBorders>
-          </w:tcPr>
-          <w:p>
-            <w:pPr>
-              <w:spacing w:before="0" w:after="60"/>
-              <w:keepNext/>
-              <w:jc w:val="start"/>
-            </w:pPr>
-            <w:r>
-              <w:rPr>
-                <w:rFonts w:ascii="Calibri" w:hAnsi="Calibri"/>
-                <w:sz w:val="20"/>
-              </w:rPr>
-              <w:t xml:space="default">s(age)</w:t>
-            </w:r>
-          </w:p>
-        </w:tc>
-        <w:tc>
-          <w:tcPr>
-            <w:tcBorders>
-              <w:top w:val="single" w:space="0" w:color="D3D3D3"/>
-              <w:bottom w:val="single" w:space="0" w:color="D3D3D3"/>
-              <w:start w:val="single" w:space="0" w:color="D3D3D3"/>
-              <w:end w:val="single" w:space="0" w:color="D3D3D3"/>
-            </w:tcBorders>
-          </w:tcPr>
-          <w:p>
-            <w:pPr>
-              <w:spacing w:before="0" w:after="60"/>
-              <w:keepNext/>
-              <w:jc w:val="end"/>
-            </w:pPr>
-            <w:r>
-              <w:rPr>
-                <w:rFonts w:ascii="Calibri" w:hAnsi="Calibri"/>
-                <w:sz w:val="20"/>
-              </w:rPr>
-              <w:t xml:space="default">0.99</w:t>
-            </w:r>
-          </w:p>
-        </w:tc>
-        <w:tc>
-          <w:tcPr>
-            <w:tcBorders>
-              <w:top w:val="single" w:space="0" w:color="D3D3D3"/>
-              <w:bottom w:val="single" w:space="0" w:color="D3D3D3"/>
-              <w:start w:val="single" w:space="0" w:color="D3D3D3"/>
-              <w:end w:val="single" w:space="0" w:color="D3D3D3"/>
-            </w:tcBorders>
-          </w:tcPr>
-          <w:p>
-            <w:pPr>
-              <w:spacing w:before="0" w:after="60"/>
-              <w:keepNext/>
-              <w:jc w:val="end"/>
-            </w:pPr>
-            <w:r>
-              <w:rPr>
-                <w:rFonts w:ascii="Calibri" w:hAnsi="Calibri"/>
-                <w:sz w:val="20"/>
-              </w:rPr>
-              <w:t xml:space="default">0.97</w:t>
-            </w:r>
-          </w:p>
-        </w:tc>
-        <w:tc>
-          <w:tcPr>
-            <w:tcBorders>
-              <w:top w:val="single" w:space="0" w:color="D3D3D3"/>
-              <w:bottom w:val="single" w:space="0" w:color="D3D3D3"/>
-              <w:start w:val="single" w:space="0" w:color="D3D3D3"/>
-              <w:end w:val="single" w:space="0" w:color="D3D3D3"/>
-            </w:tcBorders>
-          </w:tcPr>
-          <w:p>
-            <w:pPr>
-              <w:spacing w:before="0" w:after="60"/>
-              <w:keepNext/>
-              <w:jc w:val="end"/>
-            </w:pPr>
-            <w:r>
-              <w:rPr>
-                <w:rFonts w:ascii="Calibri" w:hAnsi="Calibri"/>
-                <w:sz w:val="20"/>
-              </w:rPr>
-              <w:t xml:space="default">0.92</w:t>
-            </w:r>
-          </w:p>
-        </w:tc>
-      </w:tr>
-      <w:tr>
-        <w:trPr>
-          <w:cantSplit/>
-        </w:trPr>
-        <w:tc>
-          <w:tcPr>
-            <w:tcBorders>
-              <w:top w:val="single" w:space="0" w:color="D3D3D3"/>
-              <w:bottom w:val="single" w:space="0" w:color="D3D3D3"/>
-              <w:start w:val="single" w:space="0" w:color="D3D3D3"/>
-              <w:end w:val="single" w:space="0" w:color="D3D3D3"/>
-            </w:tcBorders>
-          </w:tcPr>
-          <w:p>
-            <w:pPr>
-              <w:spacing w:before="0" w:after="60"/>
-              <w:keepNext/>
-              <w:jc w:val="start"/>
-            </w:pPr>
-            <w:r>
-              <w:rPr>
-                <w:rFonts w:ascii="Calibri" w:hAnsi="Calibri"/>
-                <w:sz w:val="20"/>
-              </w:rPr>
-              <w:t xml:space="default">s(GMHT_CPS0_30N)</w:t>
-            </w:r>
-          </w:p>
-        </w:tc>
-        <w:tc>
-          <w:tcPr>
-            <w:tcBorders>
-              <w:top w:val="single" w:space="0" w:color="D3D3D3"/>
-              <w:bottom w:val="single" w:space="0" w:color="D3D3D3"/>
-              <w:start w:val="single" w:space="0" w:color="D3D3D3"/>
-              <w:end w:val="single" w:space="0" w:color="D3D3D3"/>
-            </w:tcBorders>
-          </w:tcPr>
-          <w:p>
-            <w:pPr>
-              <w:spacing w:before="0" w:after="60"/>
-              <w:keepNext/>
-              <w:jc w:val="end"/>
-            </w:pPr>
-            <w:r>
-              <w:rPr>
-                <w:rFonts w:ascii="Calibri" w:hAnsi="Calibri"/>
-                <w:sz w:val="20"/>
-              </w:rPr>
-              <w:t xml:space="default">0.93</w:t>
-            </w:r>
-          </w:p>
-        </w:tc>
-        <w:tc>
-          <w:tcPr>
-            <w:tcBorders>
-              <w:top w:val="single" w:space="0" w:color="D3D3D3"/>
-              <w:bottom w:val="single" w:space="0" w:color="D3D3D3"/>
-              <w:start w:val="single" w:space="0" w:color="D3D3D3"/>
-              <w:end w:val="single" w:space="0" w:color="D3D3D3"/>
-            </w:tcBorders>
-          </w:tcPr>
-          <w:p>
-            <w:pPr>
-              <w:spacing w:before="0" w:after="60"/>
-              <w:keepNext/>
-              <w:jc w:val="end"/>
-            </w:pPr>
-            <w:r>
-              <w:rPr>
-                <w:rFonts w:ascii="Calibri" w:hAnsi="Calibri"/>
-                <w:sz w:val="20"/>
-              </w:rPr>
-              <w:t xml:space="default">0.90</w:t>
-            </w:r>
-          </w:p>
-        </w:tc>
-        <w:tc>
-          <w:tcPr>
-            <w:tcBorders>
-              <w:top w:val="single" w:space="0" w:color="D3D3D3"/>
-              <w:bottom w:val="single" w:space="0" w:color="D3D3D3"/>
-              <w:start w:val="single" w:space="0" w:color="D3D3D3"/>
-              <w:end w:val="single" w:space="0" w:color="D3D3D3"/>
-            </w:tcBorders>
-          </w:tcPr>
-          <w:p>
-            <w:pPr>
-              <w:spacing w:before="0" w:after="60"/>
-              <w:keepNext/>
-              <w:jc w:val="end"/>
-            </w:pPr>
-            <w:r>
-              <w:rPr>
-                <w:rFonts w:ascii="Calibri" w:hAnsi="Calibri"/>
-                <w:sz w:val="20"/>
-              </w:rPr>
-              <w:t xml:space="default">0.85</w:t>
-            </w:r>
-          </w:p>
-        </w:tc>
-      </w:tr>
-      <w:tr>
-        <w:trPr>
-          <w:cantSplit/>
-        </w:trPr>
-        <w:tc>
-          <w:tcPr>
-            <w:tcBorders>
-              <w:top w:val="single" w:space="0" w:color="D3D3D3"/>
-              <w:bottom w:val="single" w:space="0" w:color="D3D3D3"/>
-              <w:start w:val="single" w:space="0" w:color="D3D3D3"/>
-              <w:end w:val="single" w:space="0" w:color="D3D3D3"/>
-            </w:tcBorders>
-          </w:tcPr>
-          <w:p>
-            <w:pPr>
-              <w:spacing w:before="0" w:after="60"/>
-              <w:keepNext/>
-              <w:jc w:val="start"/>
-            </w:pPr>
-            <w:r>
-              <w:rPr>
-                <w:rFonts w:ascii="Calibri" w:hAnsi="Calibri"/>
-                <w:sz w:val="20"/>
-              </w:rPr>
-              <w:t xml:space="default">s(dT_raw)</w:t>
-            </w:r>
-          </w:p>
-        </w:tc>
-        <w:tc>
-          <w:tcPr>
-            <w:tcBorders>
-              <w:top w:val="single" w:space="0" w:color="D3D3D3"/>
-              <w:bottom w:val="single" w:space="0" w:color="D3D3D3"/>
-              <w:start w:val="single" w:space="0" w:color="D3D3D3"/>
-              <w:end w:val="single" w:space="0" w:color="D3D3D3"/>
-            </w:tcBorders>
-          </w:tcPr>
-          <w:p>
-            <w:pPr>
-              <w:spacing w:before="0" w:after="60"/>
-              <w:keepNext/>
-              <w:jc w:val="end"/>
-            </w:pPr>
-            <w:r>
-              <w:rPr>
-                <w:rFonts w:ascii="Calibri" w:hAnsi="Calibri"/>
-                <w:sz w:val="20"/>
-              </w:rPr>
-              <w:t xml:space="default">0.95</w:t>
-            </w:r>
-          </w:p>
-        </w:tc>
-        <w:tc>
-          <w:tcPr>
-            <w:tcBorders>
-              <w:top w:val="single" w:space="0" w:color="D3D3D3"/>
-              <w:bottom w:val="single" w:space="0" w:color="D3D3D3"/>
-              <w:start w:val="single" w:space="0" w:color="D3D3D3"/>
-              <w:end w:val="single" w:space="0" w:color="D3D3D3"/>
-            </w:tcBorders>
-          </w:tcPr>
-          <w:p>
-            <w:pPr>
-              <w:spacing w:before="0" w:after="60"/>
-              <w:keepNext/>
-              <w:jc w:val="end"/>
-            </w:pPr>
-            <w:r>
-              <w:rPr>
-                <w:rFonts w:ascii="Calibri" w:hAnsi="Calibri"/>
-                <w:sz w:val="20"/>
-              </w:rPr>
-              <w:t xml:space="default">0.78</w:t>
-            </w:r>
-          </w:p>
-        </w:tc>
-        <w:tc>
-          <w:tcPr>
-            <w:tcBorders>
-              <w:top w:val="single" w:space="0" w:color="D3D3D3"/>
-              <w:bottom w:val="single" w:space="0" w:color="D3D3D3"/>
-              <w:start w:val="single" w:space="0" w:color="D3D3D3"/>
-              <w:end w:val="single" w:space="0" w:color="D3D3D3"/>
-            </w:tcBorders>
-          </w:tcPr>
-          <w:p>
-            <w:pPr>
-              <w:spacing w:before="0" w:after="60"/>
-              <w:keepNext/>
-              <w:jc w:val="end"/>
-            </w:pPr>
-            <w:r>
-              <w:rPr>
-                <w:rFonts w:ascii="Calibri" w:hAnsi="Calibri"/>
-                <w:sz w:val="20"/>
-              </w:rPr>
-              <w:t xml:space="default">0.67</w:t>
-            </w:r>
-          </w:p>
-        </w:tc>
-      </w:tr>
-      <w:tr>
-        <w:trPr>
-          <w:cantSplit/>
-        </w:trPr>
-        <w:tc>
-          <w:tcPr>
-            <w:tcBorders>
-              <w:top w:val="single" w:space="0" w:color="D3D3D3"/>
-              <w:bottom w:val="single" w:space="0" w:color="D3D3D3"/>
-              <w:start w:val="single" w:space="0" w:color="D3D3D3"/>
-              <w:end w:val="single" w:space="0" w:color="D3D3D3"/>
-            </w:tcBorders>
-          </w:tcPr>
-          <w:p>
-            <w:pPr>
-              <w:spacing w:before="0" w:after="60"/>
-              <w:keepNext/>
-              <w:jc w:val="start"/>
-            </w:pPr>
-            <w:r>
-              <w:rPr>
-                <w:rFonts w:ascii="Calibri" w:hAnsi="Calibri"/>
-                <w:sz w:val="20"/>
-              </w:rPr>
               <w:t xml:space="default">s(Hur100_av)</w:t>
             </w:r>
           </w:p>
@@ -2808,55 +2404,55 @@
                 <w:rFonts w:ascii="Calibri" w:hAnsi="Calibri"/>
                 <w:sz w:val="20"/>
               </w:rPr>
-              <w:t xml:space="default">0.98</w:t>
-            </w:r>
-          </w:p>
-        </w:tc>
-        <w:tc>
-          <w:tcPr>
-            <w:tcBorders>
-              <w:top w:val="single" w:space="0" w:color="D3D3D3"/>
-              <w:bottom w:val="single" w:space="0" w:color="D3D3D3"/>
-              <w:start w:val="single" w:space="0" w:color="D3D3D3"/>
-              <w:end w:val="single" w:space="0" w:color="D3D3D3"/>
-            </w:tcBorders>
-          </w:tcPr>
-          <w:p>
-            <w:pPr>
-              <w:spacing w:before="0" w:after="60"/>
-              <w:keepNext/>
-              <w:jc w:val="end"/>
-            </w:pPr>
-            <w:r>
-              <w:rPr>
-                <w:rFonts w:ascii="Calibri" w:hAnsi="Calibri"/>
-                <w:sz w:val="20"/>
-              </w:rPr>
-              <w:t xml:space="default">0.83</w:t>
-            </w:r>
-          </w:p>
-        </w:tc>
-        <w:tc>
-          <w:tcPr>
-            <w:tcBorders>
-              <w:top w:val="single" w:space="0" w:color="D3D3D3"/>
-              <w:bottom w:val="single" w:space="0" w:color="D3D3D3"/>
-              <w:start w:val="single" w:space="0" w:color="D3D3D3"/>
-              <w:end w:val="single" w:space="0" w:color="D3D3D3"/>
-            </w:tcBorders>
-          </w:tcPr>
-          <w:p>
-            <w:pPr>
-              <w:spacing w:before="0" w:after="60"/>
-              <w:keepNext/>
-              <w:jc w:val="end"/>
-            </w:pPr>
-            <w:r>
-              <w:rPr>
-                <w:rFonts w:ascii="Calibri" w:hAnsi="Calibri"/>
-                <w:sz w:val="20"/>
-              </w:rPr>
-              <w:t xml:space="default">0.84</w:t>
+              <w:t xml:space="default">0.94</w:t>
+            </w:r>
+          </w:p>
+        </w:tc>
+        <w:tc>
+          <w:tcPr>
+            <w:tcBorders>
+              <w:top w:val="single" w:space="0" w:color="D3D3D3"/>
+              <w:bottom w:val="single" w:space="0" w:color="D3D3D3"/>
+              <w:start w:val="single" w:space="0" w:color="D3D3D3"/>
+              <w:end w:val="single" w:space="0" w:color="D3D3D3"/>
+            </w:tcBorders>
+          </w:tcPr>
+          <w:p>
+            <w:pPr>
+              <w:spacing w:before="0" w:after="60"/>
+              <w:keepNext/>
+              <w:jc w:val="end"/>
+            </w:pPr>
+            <w:r>
+              <w:rPr>
+                <w:rFonts w:ascii="Calibri" w:hAnsi="Calibri"/>
+                <w:sz w:val="20"/>
+              </w:rPr>
+              <w:t xml:space="default">0.80</w:t>
+            </w:r>
+          </w:p>
+        </w:tc>
+        <w:tc>
+          <w:tcPr>
+            <w:tcBorders>
+              <w:top w:val="single" w:space="0" w:color="D3D3D3"/>
+              <w:bottom w:val="single" w:space="0" w:color="D3D3D3"/>
+              <w:start w:val="single" w:space="0" w:color="D3D3D3"/>
+              <w:end w:val="single" w:space="0" w:color="D3D3D3"/>
+            </w:tcBorders>
+          </w:tcPr>
+          <w:p>
+            <w:pPr>
+              <w:spacing w:before="0" w:after="60"/>
+              <w:keepNext/>
+              <w:jc w:val="end"/>
+            </w:pPr>
+            <w:r>
+              <w:rPr>
+                <w:rFonts w:ascii="Calibri" w:hAnsi="Calibri"/>
+                <w:sz w:val="20"/>
+              </w:rPr>
+              <w:t xml:space="default">0.77</w:t>
             </w:r>
           </w:p>
         </w:tc>

--- a/Supplementary_Table_S9.docx
+++ b/Supplementary_Table_S9.docx
@@ -256,55 +256,55 @@
                 <w:rFonts w:ascii="Calibri" w:hAnsi="Calibri"/>
                 <w:sz w:val="20"/>
               </w:rPr>
-              <w:t xml:space="default">0.00</w:t>
-            </w:r>
-          </w:p>
-        </w:tc>
-        <w:tc>
-          <w:tcPr>
-            <w:tcBorders>
-              <w:top w:val="single" w:space="0" w:color="D3D3D3"/>
-              <w:bottom w:val="single" w:space="0" w:color="D3D3D3"/>
-              <w:start w:val="single" w:space="0" w:color="D3D3D3"/>
-              <w:end w:val="single" w:space="0" w:color="D3D3D3"/>
-            </w:tcBorders>
-          </w:tcPr>
-          <w:p>
-            <w:pPr>
-              <w:spacing w:before="0" w:after="60"/>
-              <w:keepNext/>
-              <w:jc w:val="end"/>
-            </w:pPr>
-            <w:r>
-              <w:rPr>
-                <w:rFonts w:ascii="Calibri" w:hAnsi="Calibri"/>
-                <w:sz w:val="20"/>
-              </w:rPr>
-              <w:t xml:space="default">0.00</w:t>
-            </w:r>
-          </w:p>
-        </w:tc>
-        <w:tc>
-          <w:tcPr>
-            <w:tcBorders>
-              <w:top w:val="single" w:space="0" w:color="D3D3D3"/>
-              <w:bottom w:val="single" w:space="0" w:color="D3D3D3"/>
-              <w:start w:val="single" w:space="0" w:color="D3D3D3"/>
-              <w:end w:val="single" w:space="0" w:color="D3D3D3"/>
-            </w:tcBorders>
-          </w:tcPr>
-          <w:p>
-            <w:pPr>
-              <w:spacing w:before="0" w:after="60"/>
-              <w:keepNext/>
-              <w:jc w:val="end"/>
-            </w:pPr>
-            <w:r>
-              <w:rPr>
-                <w:rFonts w:ascii="Calibri" w:hAnsi="Calibri"/>
-                <w:sz w:val="20"/>
-              </w:rPr>
-              <w:t xml:space="default">0.00</w:t>
+              <w:t xml:space="default">1.00</w:t>
+            </w:r>
+          </w:p>
+        </w:tc>
+        <w:tc>
+          <w:tcPr>
+            <w:tcBorders>
+              <w:top w:val="single" w:space="0" w:color="D3D3D3"/>
+              <w:bottom w:val="single" w:space="0" w:color="D3D3D3"/>
+              <w:start w:val="single" w:space="0" w:color="D3D3D3"/>
+              <w:end w:val="single" w:space="0" w:color="D3D3D3"/>
+            </w:tcBorders>
+          </w:tcPr>
+          <w:p>
+            <w:pPr>
+              <w:spacing w:before="0" w:after="60"/>
+              <w:keepNext/>
+              <w:jc w:val="end"/>
+            </w:pPr>
+            <w:r>
+              <w:rPr>
+                <w:rFonts w:ascii="Calibri" w:hAnsi="Calibri"/>
+                <w:sz w:val="20"/>
+              </w:rPr>
+              <w:t xml:space="default">1.00</w:t>
+            </w:r>
+          </w:p>
+        </w:tc>
+        <w:tc>
+          <w:tcPr>
+            <w:tcBorders>
+              <w:top w:val="single" w:space="0" w:color="D3D3D3"/>
+              <w:bottom w:val="single" w:space="0" w:color="D3D3D3"/>
+              <w:start w:val="single" w:space="0" w:color="D3D3D3"/>
+              <w:end w:val="single" w:space="0" w:color="D3D3D3"/>
+            </w:tcBorders>
+          </w:tcPr>
+          <w:p>
+            <w:pPr>
+              <w:spacing w:before="0" w:after="60"/>
+              <w:keepNext/>
+              <w:jc w:val="end"/>
+            </w:pPr>
+            <w:r>
+              <w:rPr>
+                <w:rFonts w:ascii="Calibri" w:hAnsi="Calibri"/>
+                <w:sz w:val="20"/>
+              </w:rPr>
+              <w:t xml:space="default">1.00</w:t>
             </w:r>
           </w:p>
         </w:tc>
@@ -357,55 +357,55 @@
                 <w:rFonts w:ascii="Calibri" w:hAnsi="Calibri"/>
                 <w:sz w:val="20"/>
               </w:rPr>
-              <w:t xml:space="default">0.98</w:t>
-            </w:r>
-          </w:p>
-        </w:tc>
-        <w:tc>
-          <w:tcPr>
-            <w:tcBorders>
-              <w:top w:val="single" w:space="0" w:color="D3D3D3"/>
-              <w:bottom w:val="single" w:space="0" w:color="D3D3D3"/>
-              <w:start w:val="single" w:space="0" w:color="D3D3D3"/>
-              <w:end w:val="single" w:space="0" w:color="D3D3D3"/>
-            </w:tcBorders>
-          </w:tcPr>
-          <w:p>
-            <w:pPr>
-              <w:spacing w:before="0" w:after="60"/>
-              <w:keepNext/>
-              <w:jc w:val="end"/>
-            </w:pPr>
-            <w:r>
-              <w:rPr>
-                <w:rFonts w:ascii="Calibri" w:hAnsi="Calibri"/>
-                <w:sz w:val="20"/>
-              </w:rPr>
-              <w:t xml:space="default">0.75</w:t>
-            </w:r>
-          </w:p>
-        </w:tc>
-        <w:tc>
-          <w:tcPr>
-            <w:tcBorders>
-              <w:top w:val="single" w:space="0" w:color="D3D3D3"/>
-              <w:bottom w:val="single" w:space="0" w:color="D3D3D3"/>
-              <w:start w:val="single" w:space="0" w:color="D3D3D3"/>
-              <w:end w:val="single" w:space="0" w:color="D3D3D3"/>
-            </w:tcBorders>
-          </w:tcPr>
-          <w:p>
-            <w:pPr>
-              <w:spacing w:before="0" w:after="60"/>
-              <w:keepNext/>
-              <w:jc w:val="end"/>
-            </w:pPr>
-            <w:r>
-              <w:rPr>
-                <w:rFonts w:ascii="Calibri" w:hAnsi="Calibri"/>
-                <w:sz w:val="20"/>
-              </w:rPr>
-              <w:t xml:space="default">0.84</w:t>
+              <w:t xml:space="default">0.99</w:t>
+            </w:r>
+          </w:p>
+        </w:tc>
+        <w:tc>
+          <w:tcPr>
+            <w:tcBorders>
+              <w:top w:val="single" w:space="0" w:color="D3D3D3"/>
+              <w:bottom w:val="single" w:space="0" w:color="D3D3D3"/>
+              <w:start w:val="single" w:space="0" w:color="D3D3D3"/>
+              <w:end w:val="single" w:space="0" w:color="D3D3D3"/>
+            </w:tcBorders>
+          </w:tcPr>
+          <w:p>
+            <w:pPr>
+              <w:spacing w:before="0" w:after="60"/>
+              <w:keepNext/>
+              <w:jc w:val="end"/>
+            </w:pPr>
+            <w:r>
+              <w:rPr>
+                <w:rFonts w:ascii="Calibri" w:hAnsi="Calibri"/>
+                <w:sz w:val="20"/>
+              </w:rPr>
+              <w:t xml:space="default">0.85</w:t>
+            </w:r>
+          </w:p>
+        </w:tc>
+        <w:tc>
+          <w:tcPr>
+            <w:tcBorders>
+              <w:top w:val="single" w:space="0" w:color="D3D3D3"/>
+              <w:bottom w:val="single" w:space="0" w:color="D3D3D3"/>
+              <w:start w:val="single" w:space="0" w:color="D3D3D3"/>
+              <w:end w:val="single" w:space="0" w:color="D3D3D3"/>
+            </w:tcBorders>
+          </w:tcPr>
+          <w:p>
+            <w:pPr>
+              <w:spacing w:before="0" w:after="60"/>
+              <w:keepNext/>
+              <w:jc w:val="end"/>
+            </w:pPr>
+            <w:r>
+              <w:rPr>
+                <w:rFonts w:ascii="Calibri" w:hAnsi="Calibri"/>
+                <w:sz w:val="20"/>
+              </w:rPr>
+              <w:t xml:space="default">0.78</w:t>
             </w:r>
           </w:p>
         </w:tc>
@@ -482,31 +482,31 @@
                 <w:rFonts w:ascii="Calibri" w:hAnsi="Calibri"/>
                 <w:sz w:val="20"/>
               </w:rPr>
-              <w:t xml:space="default">0.88</w:t>
-            </w:r>
-          </w:p>
-        </w:tc>
-        <w:tc>
-          <w:tcPr>
-            <w:tcBorders>
-              <w:top w:val="single" w:space="0" w:color="D3D3D3"/>
-              <w:bottom w:val="single" w:space="0" w:color="D3D3D3"/>
-              <w:start w:val="single" w:space="0" w:color="D3D3D3"/>
-              <w:end w:val="single" w:space="0" w:color="D3D3D3"/>
-            </w:tcBorders>
-          </w:tcPr>
-          <w:p>
-            <w:pPr>
-              <w:spacing w:before="0" w:after="60"/>
-              <w:keepNext/>
-              <w:jc w:val="end"/>
-            </w:pPr>
-            <w:r>
-              <w:rPr>
-                <w:rFonts w:ascii="Calibri" w:hAnsi="Calibri"/>
-                <w:sz w:val="20"/>
-              </w:rPr>
-              <w:t xml:space="default">0.92</w:t>
+              <w:t xml:space="default">0.95</w:t>
+            </w:r>
+          </w:p>
+        </w:tc>
+        <w:tc>
+          <w:tcPr>
+            <w:tcBorders>
+              <w:top w:val="single" w:space="0" w:color="D3D3D3"/>
+              <w:bottom w:val="single" w:space="0" w:color="D3D3D3"/>
+              <w:start w:val="single" w:space="0" w:color="D3D3D3"/>
+              <w:end w:val="single" w:space="0" w:color="D3D3D3"/>
+            </w:tcBorders>
+          </w:tcPr>
+          <w:p>
+            <w:pPr>
+              <w:spacing w:before="0" w:after="60"/>
+              <w:keepNext/>
+              <w:jc w:val="end"/>
+            </w:pPr>
+            <w:r>
+              <w:rPr>
+                <w:rFonts w:ascii="Calibri" w:hAnsi="Calibri"/>
+                <w:sz w:val="20"/>
+              </w:rPr>
+              <w:t xml:space="default">0.91</w:t>
             </w:r>
           </w:p>
         </w:tc>
@@ -559,55 +559,55 @@
                 <w:rFonts w:ascii="Calibri" w:hAnsi="Calibri"/>
                 <w:sz w:val="20"/>
               </w:rPr>
-              <w:t xml:space="default">0.97</w:t>
-            </w:r>
-          </w:p>
-        </w:tc>
-        <w:tc>
-          <w:tcPr>
-            <w:tcBorders>
-              <w:top w:val="single" w:space="0" w:color="D3D3D3"/>
-              <w:bottom w:val="single" w:space="0" w:color="D3D3D3"/>
-              <w:start w:val="single" w:space="0" w:color="D3D3D3"/>
-              <w:end w:val="single" w:space="0" w:color="D3D3D3"/>
-            </w:tcBorders>
-          </w:tcPr>
-          <w:p>
-            <w:pPr>
-              <w:spacing w:before="0" w:after="60"/>
-              <w:keepNext/>
-              <w:jc w:val="end"/>
-            </w:pPr>
-            <w:r>
-              <w:rPr>
-                <w:rFonts w:ascii="Calibri" w:hAnsi="Calibri"/>
-                <w:sz w:val="20"/>
-              </w:rPr>
-              <w:t xml:space="default">0.72</w:t>
-            </w:r>
-          </w:p>
-        </w:tc>
-        <w:tc>
-          <w:tcPr>
-            <w:tcBorders>
-              <w:top w:val="single" w:space="0" w:color="D3D3D3"/>
-              <w:bottom w:val="single" w:space="0" w:color="D3D3D3"/>
-              <w:start w:val="single" w:space="0" w:color="D3D3D3"/>
-              <w:end w:val="single" w:space="0" w:color="D3D3D3"/>
-            </w:tcBorders>
-          </w:tcPr>
-          <w:p>
-            <w:pPr>
-              <w:spacing w:before="0" w:after="60"/>
-              <w:keepNext/>
-              <w:jc w:val="end"/>
-            </w:pPr>
-            <w:r>
-              <w:rPr>
-                <w:rFonts w:ascii="Calibri" w:hAnsi="Calibri"/>
-                <w:sz w:val="20"/>
-              </w:rPr>
-              <w:t xml:space="default">0.65</w:t>
+              <w:t xml:space="default">0.94</w:t>
+            </w:r>
+          </w:p>
+        </w:tc>
+        <w:tc>
+          <w:tcPr>
+            <w:tcBorders>
+              <w:top w:val="single" w:space="0" w:color="D3D3D3"/>
+              <w:bottom w:val="single" w:space="0" w:color="D3D3D3"/>
+              <w:start w:val="single" w:space="0" w:color="D3D3D3"/>
+              <w:end w:val="single" w:space="0" w:color="D3D3D3"/>
+            </w:tcBorders>
+          </w:tcPr>
+          <w:p>
+            <w:pPr>
+              <w:spacing w:before="0" w:after="60"/>
+              <w:keepNext/>
+              <w:jc w:val="end"/>
+            </w:pPr>
+            <w:r>
+              <w:rPr>
+                <w:rFonts w:ascii="Calibri" w:hAnsi="Calibri"/>
+                <w:sz w:val="20"/>
+              </w:rPr>
+              <w:t xml:space="default">0.74</w:t>
+            </w:r>
+          </w:p>
+        </w:tc>
+        <w:tc>
+          <w:tcPr>
+            <w:tcBorders>
+              <w:top w:val="single" w:space="0" w:color="D3D3D3"/>
+              <w:bottom w:val="single" w:space="0" w:color="D3D3D3"/>
+              <w:start w:val="single" w:space="0" w:color="D3D3D3"/>
+              <w:end w:val="single" w:space="0" w:color="D3D3D3"/>
+            </w:tcBorders>
+          </w:tcPr>
+          <w:p>
+            <w:pPr>
+              <w:spacing w:before="0" w:after="60"/>
+              <w:keepNext/>
+              <w:jc w:val="end"/>
+            </w:pPr>
+            <w:r>
+              <w:rPr>
+                <w:rFonts w:ascii="Calibri" w:hAnsi="Calibri"/>
+                <w:sz w:val="20"/>
+              </w:rPr>
+              <w:t xml:space="default">0.69</w:t>
             </w:r>
           </w:p>
         </w:tc>
@@ -660,55 +660,55 @@
                 <w:rFonts w:ascii="Calibri" w:hAnsi="Calibri"/>
                 <w:sz w:val="20"/>
               </w:rPr>
-              <w:t xml:space="default">0.96</w:t>
-            </w:r>
-          </w:p>
-        </w:tc>
-        <w:tc>
-          <w:tcPr>
-            <w:tcBorders>
-              <w:top w:val="single" w:space="0" w:color="D3D3D3"/>
-              <w:bottom w:val="single" w:space="0" w:color="D3D3D3"/>
-              <w:start w:val="single" w:space="0" w:color="D3D3D3"/>
-              <w:end w:val="single" w:space="0" w:color="D3D3D3"/>
-            </w:tcBorders>
-          </w:tcPr>
-          <w:p>
-            <w:pPr>
-              <w:spacing w:before="0" w:after="60"/>
-              <w:keepNext/>
-              <w:jc w:val="end"/>
-            </w:pPr>
-            <w:r>
-              <w:rPr>
-                <w:rFonts w:ascii="Calibri" w:hAnsi="Calibri"/>
-                <w:sz w:val="20"/>
-              </w:rPr>
-              <w:t xml:space="default">0.84</w:t>
-            </w:r>
-          </w:p>
-        </w:tc>
-        <w:tc>
-          <w:tcPr>
-            <w:tcBorders>
-              <w:top w:val="single" w:space="0" w:color="D3D3D3"/>
-              <w:bottom w:val="single" w:space="0" w:color="D3D3D3"/>
-              <w:start w:val="single" w:space="0" w:color="D3D3D3"/>
-              <w:end w:val="single" w:space="0" w:color="D3D3D3"/>
-            </w:tcBorders>
-          </w:tcPr>
-          <w:p>
-            <w:pPr>
-              <w:spacing w:before="0" w:after="60"/>
-              <w:keepNext/>
-              <w:jc w:val="end"/>
-            </w:pPr>
-            <w:r>
-              <w:rPr>
-                <w:rFonts w:ascii="Calibri" w:hAnsi="Calibri"/>
-                <w:sz w:val="20"/>
-              </w:rPr>
-              <w:t xml:space="default">0.82</w:t>
+              <w:t xml:space="default">0.92</w:t>
+            </w:r>
+          </w:p>
+        </w:tc>
+        <w:tc>
+          <w:tcPr>
+            <w:tcBorders>
+              <w:top w:val="single" w:space="0" w:color="D3D3D3"/>
+              <w:bottom w:val="single" w:space="0" w:color="D3D3D3"/>
+              <w:start w:val="single" w:space="0" w:color="D3D3D3"/>
+              <w:end w:val="single" w:space="0" w:color="D3D3D3"/>
+            </w:tcBorders>
+          </w:tcPr>
+          <w:p>
+            <w:pPr>
+              <w:spacing w:before="0" w:after="60"/>
+              <w:keepNext/>
+              <w:jc w:val="end"/>
+            </w:pPr>
+            <w:r>
+              <w:rPr>
+                <w:rFonts w:ascii="Calibri" w:hAnsi="Calibri"/>
+                <w:sz w:val="20"/>
+              </w:rPr>
+              <w:t xml:space="default">0.54</w:t>
+            </w:r>
+          </w:p>
+        </w:tc>
+        <w:tc>
+          <w:tcPr>
+            <w:tcBorders>
+              <w:top w:val="single" w:space="0" w:color="D3D3D3"/>
+              <w:bottom w:val="single" w:space="0" w:color="D3D3D3"/>
+              <w:start w:val="single" w:space="0" w:color="D3D3D3"/>
+              <w:end w:val="single" w:space="0" w:color="D3D3D3"/>
+            </w:tcBorders>
+          </w:tcPr>
+          <w:p>
+            <w:pPr>
+              <w:spacing w:before="0" w:after="60"/>
+              <w:keepNext/>
+              <w:jc w:val="end"/>
+            </w:pPr>
+            <w:r>
+              <w:rPr>
+                <w:rFonts w:ascii="Calibri" w:hAnsi="Calibri"/>
+                <w:sz w:val="20"/>
+              </w:rPr>
+              <w:t xml:space="default">0.80</w:t>
             </w:r>
           </w:p>
         </w:tc>
@@ -793,55 +793,55 @@
                 <w:rFonts w:ascii="Calibri" w:hAnsi="Calibri"/>
                 <w:sz w:val="20"/>
               </w:rPr>
-              <w:t xml:space="default">0.00</w:t>
-            </w:r>
-          </w:p>
-        </w:tc>
-        <w:tc>
-          <w:tcPr>
-            <w:tcBorders>
-              <w:top w:val="single" w:space="0" w:color="D3D3D3"/>
-              <w:bottom w:val="single" w:space="0" w:color="D3D3D3"/>
-              <w:start w:val="single" w:space="0" w:color="D3D3D3"/>
-              <w:end w:val="single" w:space="0" w:color="D3D3D3"/>
-            </w:tcBorders>
-          </w:tcPr>
-          <w:p>
-            <w:pPr>
-              <w:spacing w:before="0" w:after="60"/>
-              <w:keepNext/>
-              <w:jc w:val="end"/>
-            </w:pPr>
-            <w:r>
-              <w:rPr>
-                <w:rFonts w:ascii="Calibri" w:hAnsi="Calibri"/>
-                <w:sz w:val="20"/>
-              </w:rPr>
-              <w:t xml:space="default">0.00</w:t>
-            </w:r>
-          </w:p>
-        </w:tc>
-        <w:tc>
-          <w:tcPr>
-            <w:tcBorders>
-              <w:top w:val="single" w:space="0" w:color="D3D3D3"/>
-              <w:bottom w:val="single" w:space="0" w:color="D3D3D3"/>
-              <w:start w:val="single" w:space="0" w:color="D3D3D3"/>
-              <w:end w:val="single" w:space="0" w:color="D3D3D3"/>
-            </w:tcBorders>
-          </w:tcPr>
-          <w:p>
-            <w:pPr>
-              <w:spacing w:before="0" w:after="60"/>
-              <w:keepNext/>
-              <w:jc w:val="end"/>
-            </w:pPr>
-            <w:r>
-              <w:rPr>
-                <w:rFonts w:ascii="Calibri" w:hAnsi="Calibri"/>
-                <w:sz w:val="20"/>
-              </w:rPr>
-              <w:t xml:space="default">0.00</w:t>
+              <w:t xml:space="default">1.00</w:t>
+            </w:r>
+          </w:p>
+        </w:tc>
+        <w:tc>
+          <w:tcPr>
+            <w:tcBorders>
+              <w:top w:val="single" w:space="0" w:color="D3D3D3"/>
+              <w:bottom w:val="single" w:space="0" w:color="D3D3D3"/>
+              <w:start w:val="single" w:space="0" w:color="D3D3D3"/>
+              <w:end w:val="single" w:space="0" w:color="D3D3D3"/>
+            </w:tcBorders>
+          </w:tcPr>
+          <w:p>
+            <w:pPr>
+              <w:spacing w:before="0" w:after="60"/>
+              <w:keepNext/>
+              <w:jc w:val="end"/>
+            </w:pPr>
+            <w:r>
+              <w:rPr>
+                <w:rFonts w:ascii="Calibri" w:hAnsi="Calibri"/>
+                <w:sz w:val="20"/>
+              </w:rPr>
+              <w:t xml:space="default">1.00</w:t>
+            </w:r>
+          </w:p>
+        </w:tc>
+        <w:tc>
+          <w:tcPr>
+            <w:tcBorders>
+              <w:top w:val="single" w:space="0" w:color="D3D3D3"/>
+              <w:bottom w:val="single" w:space="0" w:color="D3D3D3"/>
+              <w:start w:val="single" w:space="0" w:color="D3D3D3"/>
+              <w:end w:val="single" w:space="0" w:color="D3D3D3"/>
+            </w:tcBorders>
+          </w:tcPr>
+          <w:p>
+            <w:pPr>
+              <w:spacing w:before="0" w:after="60"/>
+              <w:keepNext/>
+              <w:jc w:val="end"/>
+            </w:pPr>
+            <w:r>
+              <w:rPr>
+                <w:rFonts w:ascii="Calibri" w:hAnsi="Calibri"/>
+                <w:sz w:val="20"/>
+              </w:rPr>
+              <w:t xml:space="default">1.00</w:t>
             </w:r>
           </w:p>
         </w:tc>
@@ -894,7 +894,7 @@
                 <w:rFonts w:ascii="Calibri" w:hAnsi="Calibri"/>
                 <w:sz w:val="20"/>
               </w:rPr>
-              <w:t xml:space="default">0.99</w:t>
+              <w:t xml:space="default">1.00</w:t>
             </w:r>
           </w:p>
         </w:tc>
@@ -942,7 +942,7 @@
                 <w:rFonts w:ascii="Calibri" w:hAnsi="Calibri"/>
                 <w:sz w:val="20"/>
               </w:rPr>
-              <w:t xml:space="default">0.89</w:t>
+              <w:t xml:space="default">0.91</w:t>
             </w:r>
           </w:p>
         </w:tc>
@@ -995,55 +995,55 @@
                 <w:rFonts w:ascii="Calibri" w:hAnsi="Calibri"/>
                 <w:sz w:val="20"/>
               </w:rPr>
-              <w:t xml:space="default">0.99</w:t>
-            </w:r>
-          </w:p>
-        </w:tc>
-        <w:tc>
-          <w:tcPr>
-            <w:tcBorders>
-              <w:top w:val="single" w:space="0" w:color="D3D3D3"/>
-              <w:bottom w:val="single" w:space="0" w:color="D3D3D3"/>
-              <w:start w:val="single" w:space="0" w:color="D3D3D3"/>
-              <w:end w:val="single" w:space="0" w:color="D3D3D3"/>
-            </w:tcBorders>
-          </w:tcPr>
-          <w:p>
-            <w:pPr>
-              <w:spacing w:before="0" w:after="60"/>
-              <w:keepNext/>
-              <w:jc w:val="end"/>
-            </w:pPr>
-            <w:r>
-              <w:rPr>
-                <w:rFonts w:ascii="Calibri" w:hAnsi="Calibri"/>
-                <w:sz w:val="20"/>
-              </w:rPr>
-              <w:t xml:space="default">0.85</w:t>
-            </w:r>
-          </w:p>
-        </w:tc>
-        <w:tc>
-          <w:tcPr>
-            <w:tcBorders>
-              <w:top w:val="single" w:space="0" w:color="D3D3D3"/>
-              <w:bottom w:val="single" w:space="0" w:color="D3D3D3"/>
-              <w:start w:val="single" w:space="0" w:color="D3D3D3"/>
-              <w:end w:val="single" w:space="0" w:color="D3D3D3"/>
-            </w:tcBorders>
-          </w:tcPr>
-          <w:p>
-            <w:pPr>
-              <w:spacing w:before="0" w:after="60"/>
-              <w:keepNext/>
-              <w:jc w:val="end"/>
-            </w:pPr>
-            <w:r>
-              <w:rPr>
-                <w:rFonts w:ascii="Calibri" w:hAnsi="Calibri"/>
-                <w:sz w:val="20"/>
-              </w:rPr>
-              <w:t xml:space="default">0.87</w:t>
+              <w:t xml:space="default">1.00</w:t>
+            </w:r>
+          </w:p>
+        </w:tc>
+        <w:tc>
+          <w:tcPr>
+            <w:tcBorders>
+              <w:top w:val="single" w:space="0" w:color="D3D3D3"/>
+              <w:bottom w:val="single" w:space="0" w:color="D3D3D3"/>
+              <w:start w:val="single" w:space="0" w:color="D3D3D3"/>
+              <w:end w:val="single" w:space="0" w:color="D3D3D3"/>
+            </w:tcBorders>
+          </w:tcPr>
+          <w:p>
+            <w:pPr>
+              <w:spacing w:before="0" w:after="60"/>
+              <w:keepNext/>
+              <w:jc w:val="end"/>
+            </w:pPr>
+            <w:r>
+              <w:rPr>
+                <w:rFonts w:ascii="Calibri" w:hAnsi="Calibri"/>
+                <w:sz w:val="20"/>
+              </w:rPr>
+              <w:t xml:space="default">0.94</w:t>
+            </w:r>
+          </w:p>
+        </w:tc>
+        <w:tc>
+          <w:tcPr>
+            <w:tcBorders>
+              <w:top w:val="single" w:space="0" w:color="D3D3D3"/>
+              <w:bottom w:val="single" w:space="0" w:color="D3D3D3"/>
+              <w:start w:val="single" w:space="0" w:color="D3D3D3"/>
+              <w:end w:val="single" w:space="0" w:color="D3D3D3"/>
+            </w:tcBorders>
+          </w:tcPr>
+          <w:p>
+            <w:pPr>
+              <w:spacing w:before="0" w:after="60"/>
+              <w:keepNext/>
+              <w:jc w:val="end"/>
+            </w:pPr>
+            <w:r>
+              <w:rPr>
+                <w:rFonts w:ascii="Calibri" w:hAnsi="Calibri"/>
+                <w:sz w:val="20"/>
+              </w:rPr>
+              <w:t xml:space="default">0.90</w:t>
             </w:r>
           </w:p>
         </w:tc>
@@ -1096,55 +1096,55 @@
                 <w:rFonts w:ascii="Calibri" w:hAnsi="Calibri"/>
                 <w:sz w:val="20"/>
               </w:rPr>
-              <w:t xml:space="default">0.98</w:t>
-            </w:r>
-          </w:p>
-        </w:tc>
-        <w:tc>
-          <w:tcPr>
-            <w:tcBorders>
-              <w:top w:val="single" w:space="0" w:color="D3D3D3"/>
-              <w:bottom w:val="single" w:space="0" w:color="D3D3D3"/>
-              <w:start w:val="single" w:space="0" w:color="D3D3D3"/>
-              <w:end w:val="single" w:space="0" w:color="D3D3D3"/>
-            </w:tcBorders>
-          </w:tcPr>
-          <w:p>
-            <w:pPr>
-              <w:spacing w:before="0" w:after="60"/>
-              <w:keepNext/>
-              <w:jc w:val="end"/>
-            </w:pPr>
-            <w:r>
-              <w:rPr>
-                <w:rFonts w:ascii="Calibri" w:hAnsi="Calibri"/>
-                <w:sz w:val="20"/>
-              </w:rPr>
-              <w:t xml:space="default">0.69</w:t>
-            </w:r>
-          </w:p>
-        </w:tc>
-        <w:tc>
-          <w:tcPr>
-            <w:tcBorders>
-              <w:top w:val="single" w:space="0" w:color="D3D3D3"/>
-              <w:bottom w:val="single" w:space="0" w:color="D3D3D3"/>
-              <w:start w:val="single" w:space="0" w:color="D3D3D3"/>
-              <w:end w:val="single" w:space="0" w:color="D3D3D3"/>
-            </w:tcBorders>
-          </w:tcPr>
-          <w:p>
-            <w:pPr>
-              <w:spacing w:before="0" w:after="60"/>
-              <w:keepNext/>
-              <w:jc w:val="end"/>
-            </w:pPr>
-            <w:r>
-              <w:rPr>
-                <w:rFonts w:ascii="Calibri" w:hAnsi="Calibri"/>
-                <w:sz w:val="20"/>
-              </w:rPr>
-              <w:t xml:space="default">0.73</w:t>
+              <w:t xml:space="default">1.00</w:t>
+            </w:r>
+          </w:p>
+        </w:tc>
+        <w:tc>
+          <w:tcPr>
+            <w:tcBorders>
+              <w:top w:val="single" w:space="0" w:color="D3D3D3"/>
+              <w:bottom w:val="single" w:space="0" w:color="D3D3D3"/>
+              <w:start w:val="single" w:space="0" w:color="D3D3D3"/>
+              <w:end w:val="single" w:space="0" w:color="D3D3D3"/>
+            </w:tcBorders>
+          </w:tcPr>
+          <w:p>
+            <w:pPr>
+              <w:spacing w:before="0" w:after="60"/>
+              <w:keepNext/>
+              <w:jc w:val="end"/>
+            </w:pPr>
+            <w:r>
+              <w:rPr>
+                <w:rFonts w:ascii="Calibri" w:hAnsi="Calibri"/>
+                <w:sz w:val="20"/>
+              </w:rPr>
+              <w:t xml:space="default">0.83</w:t>
+            </w:r>
+          </w:p>
+        </w:tc>
+        <w:tc>
+          <w:tcPr>
+            <w:tcBorders>
+              <w:top w:val="single" w:space="0" w:color="D3D3D3"/>
+              <w:bottom w:val="single" w:space="0" w:color="D3D3D3"/>
+              <w:start w:val="single" w:space="0" w:color="D3D3D3"/>
+              <w:end w:val="single" w:space="0" w:color="D3D3D3"/>
+            </w:tcBorders>
+          </w:tcPr>
+          <w:p>
+            <w:pPr>
+              <w:spacing w:before="0" w:after="60"/>
+              <w:keepNext/>
+              <w:jc w:val="end"/>
+            </w:pPr>
+            <w:r>
+              <w:rPr>
+                <w:rFonts w:ascii="Calibri" w:hAnsi="Calibri"/>
+                <w:sz w:val="20"/>
+              </w:rPr>
+              <w:t xml:space="default">0.81</w:t>
             </w:r>
           </w:p>
         </w:tc>
@@ -1197,55 +1197,55 @@
                 <w:rFonts w:ascii="Calibri" w:hAnsi="Calibri"/>
                 <w:sz w:val="20"/>
               </w:rPr>
-              <w:t xml:space="default">0.99</w:t>
-            </w:r>
-          </w:p>
-        </w:tc>
-        <w:tc>
-          <w:tcPr>
-            <w:tcBorders>
-              <w:top w:val="single" w:space="0" w:color="D3D3D3"/>
-              <w:bottom w:val="single" w:space="0" w:color="D3D3D3"/>
-              <w:start w:val="single" w:space="0" w:color="D3D3D3"/>
-              <w:end w:val="single" w:space="0" w:color="D3D3D3"/>
-            </w:tcBorders>
-          </w:tcPr>
-          <w:p>
-            <w:pPr>
-              <w:spacing w:before="0" w:after="60"/>
-              <w:keepNext/>
-              <w:jc w:val="end"/>
-            </w:pPr>
-            <w:r>
-              <w:rPr>
-                <w:rFonts w:ascii="Calibri" w:hAnsi="Calibri"/>
-                <w:sz w:val="20"/>
-              </w:rPr>
-              <w:t xml:space="default">0.80</w:t>
-            </w:r>
-          </w:p>
-        </w:tc>
-        <w:tc>
-          <w:tcPr>
-            <w:tcBorders>
-              <w:top w:val="single" w:space="0" w:color="D3D3D3"/>
-              <w:bottom w:val="single" w:space="0" w:color="D3D3D3"/>
-              <w:start w:val="single" w:space="0" w:color="D3D3D3"/>
-              <w:end w:val="single" w:space="0" w:color="D3D3D3"/>
-            </w:tcBorders>
-          </w:tcPr>
-          <w:p>
-            <w:pPr>
-              <w:spacing w:before="0" w:after="60"/>
-              <w:keepNext/>
-              <w:jc w:val="end"/>
-            </w:pPr>
-            <w:r>
-              <w:rPr>
-                <w:rFonts w:ascii="Calibri" w:hAnsi="Calibri"/>
-                <w:sz w:val="20"/>
-              </w:rPr>
-              <w:t xml:space="default">0.81</w:t>
+              <w:t xml:space="default">0.98</w:t>
+            </w:r>
+          </w:p>
+        </w:tc>
+        <w:tc>
+          <w:tcPr>
+            <w:tcBorders>
+              <w:top w:val="single" w:space="0" w:color="D3D3D3"/>
+              <w:bottom w:val="single" w:space="0" w:color="D3D3D3"/>
+              <w:start w:val="single" w:space="0" w:color="D3D3D3"/>
+              <w:end w:val="single" w:space="0" w:color="D3D3D3"/>
+            </w:tcBorders>
+          </w:tcPr>
+          <w:p>
+            <w:pPr>
+              <w:spacing w:before="0" w:after="60"/>
+              <w:keepNext/>
+              <w:jc w:val="end"/>
+            </w:pPr>
+            <w:r>
+              <w:rPr>
+                <w:rFonts w:ascii="Calibri" w:hAnsi="Calibri"/>
+                <w:sz w:val="20"/>
+              </w:rPr>
+              <w:t xml:space="default">0.74</w:t>
+            </w:r>
+          </w:p>
+        </w:tc>
+        <w:tc>
+          <w:tcPr>
+            <w:tcBorders>
+              <w:top w:val="single" w:space="0" w:color="D3D3D3"/>
+              <w:bottom w:val="single" w:space="0" w:color="D3D3D3"/>
+              <w:start w:val="single" w:space="0" w:color="D3D3D3"/>
+              <w:end w:val="single" w:space="0" w:color="D3D3D3"/>
+            </w:tcBorders>
+          </w:tcPr>
+          <w:p>
+            <w:pPr>
+              <w:spacing w:before="0" w:after="60"/>
+              <w:keepNext/>
+              <w:jc w:val="end"/>
+            </w:pPr>
+            <w:r>
+              <w:rPr>
+                <w:rFonts w:ascii="Calibri" w:hAnsi="Calibri"/>
+                <w:sz w:val="20"/>
+              </w:rPr>
+              <w:t xml:space="default">0.75</w:t>
             </w:r>
           </w:p>
         </w:tc>
@@ -1330,55 +1330,55 @@
                 <w:rFonts w:ascii="Calibri" w:hAnsi="Calibri"/>
                 <w:sz w:val="20"/>
               </w:rPr>
-              <w:t xml:space="default">0.00</w:t>
-            </w:r>
-          </w:p>
-        </w:tc>
-        <w:tc>
-          <w:tcPr>
-            <w:tcBorders>
-              <w:top w:val="single" w:space="0" w:color="D3D3D3"/>
-              <w:bottom w:val="single" w:space="0" w:color="D3D3D3"/>
-              <w:start w:val="single" w:space="0" w:color="D3D3D3"/>
-              <w:end w:val="single" w:space="0" w:color="D3D3D3"/>
-            </w:tcBorders>
-          </w:tcPr>
-          <w:p>
-            <w:pPr>
-              <w:spacing w:before="0" w:after="60"/>
-              <w:keepNext/>
-              <w:jc w:val="end"/>
-            </w:pPr>
-            <w:r>
-              <w:rPr>
-                <w:rFonts w:ascii="Calibri" w:hAnsi="Calibri"/>
-                <w:sz w:val="20"/>
-              </w:rPr>
-              <w:t xml:space="default">0.00</w:t>
-            </w:r>
-          </w:p>
-        </w:tc>
-        <w:tc>
-          <w:tcPr>
-            <w:tcBorders>
-              <w:top w:val="single" w:space="0" w:color="D3D3D3"/>
-              <w:bottom w:val="single" w:space="0" w:color="D3D3D3"/>
-              <w:start w:val="single" w:space="0" w:color="D3D3D3"/>
-              <w:end w:val="single" w:space="0" w:color="D3D3D3"/>
-            </w:tcBorders>
-          </w:tcPr>
-          <w:p>
-            <w:pPr>
-              <w:spacing w:before="0" w:after="60"/>
-              <w:keepNext/>
-              <w:jc w:val="end"/>
-            </w:pPr>
-            <w:r>
-              <w:rPr>
-                <w:rFonts w:ascii="Calibri" w:hAnsi="Calibri"/>
-                <w:sz w:val="20"/>
-              </w:rPr>
-              <w:t xml:space="default">0.00</w:t>
+              <w:t xml:space="default">1.00</w:t>
+            </w:r>
+          </w:p>
+        </w:tc>
+        <w:tc>
+          <w:tcPr>
+            <w:tcBorders>
+              <w:top w:val="single" w:space="0" w:color="D3D3D3"/>
+              <w:bottom w:val="single" w:space="0" w:color="D3D3D3"/>
+              <w:start w:val="single" w:space="0" w:color="D3D3D3"/>
+              <w:end w:val="single" w:space="0" w:color="D3D3D3"/>
+            </w:tcBorders>
+          </w:tcPr>
+          <w:p>
+            <w:pPr>
+              <w:spacing w:before="0" w:after="60"/>
+              <w:keepNext/>
+              <w:jc w:val="end"/>
+            </w:pPr>
+            <w:r>
+              <w:rPr>
+                <w:rFonts w:ascii="Calibri" w:hAnsi="Calibri"/>
+                <w:sz w:val="20"/>
+              </w:rPr>
+              <w:t xml:space="default">1.00</w:t>
+            </w:r>
+          </w:p>
+        </w:tc>
+        <w:tc>
+          <w:tcPr>
+            <w:tcBorders>
+              <w:top w:val="single" w:space="0" w:color="D3D3D3"/>
+              <w:bottom w:val="single" w:space="0" w:color="D3D3D3"/>
+              <w:start w:val="single" w:space="0" w:color="D3D3D3"/>
+              <w:end w:val="single" w:space="0" w:color="D3D3D3"/>
+            </w:tcBorders>
+          </w:tcPr>
+          <w:p>
+            <w:pPr>
+              <w:spacing w:before="0" w:after="60"/>
+              <w:keepNext/>
+              <w:jc w:val="end"/>
+            </w:pPr>
+            <w:r>
+              <w:rPr>
+                <w:rFonts w:ascii="Calibri" w:hAnsi="Calibri"/>
+                <w:sz w:val="20"/>
+              </w:rPr>
+              <w:t xml:space="default">1.00</w:t>
             </w:r>
           </w:p>
         </w:tc>
@@ -1431,55 +1431,55 @@
                 <w:rFonts w:ascii="Calibri" w:hAnsi="Calibri"/>
                 <w:sz w:val="20"/>
               </w:rPr>
-              <w:t xml:space="default">0.91</w:t>
-            </w:r>
-          </w:p>
-        </w:tc>
-        <w:tc>
-          <w:tcPr>
-            <w:tcBorders>
-              <w:top w:val="single" w:space="0" w:color="D3D3D3"/>
-              <w:bottom w:val="single" w:space="0" w:color="D3D3D3"/>
-              <w:start w:val="single" w:space="0" w:color="D3D3D3"/>
-              <w:end w:val="single" w:space="0" w:color="D3D3D3"/>
-            </w:tcBorders>
-          </w:tcPr>
-          <w:p>
-            <w:pPr>
-              <w:spacing w:before="0" w:after="60"/>
-              <w:keepNext/>
-              <w:jc w:val="end"/>
-            </w:pPr>
-            <w:r>
-              <w:rPr>
-                <w:rFonts w:ascii="Calibri" w:hAnsi="Calibri"/>
-                <w:sz w:val="20"/>
-              </w:rPr>
-              <w:t xml:space="default">0.87</w:t>
-            </w:r>
-          </w:p>
-        </w:tc>
-        <w:tc>
-          <w:tcPr>
-            <w:tcBorders>
-              <w:top w:val="single" w:space="0" w:color="D3D3D3"/>
-              <w:bottom w:val="single" w:space="0" w:color="D3D3D3"/>
-              <w:start w:val="single" w:space="0" w:color="D3D3D3"/>
-              <w:end w:val="single" w:space="0" w:color="D3D3D3"/>
-            </w:tcBorders>
-          </w:tcPr>
-          <w:p>
-            <w:pPr>
-              <w:spacing w:before="0" w:after="60"/>
-              <w:keepNext/>
-              <w:jc w:val="end"/>
-            </w:pPr>
-            <w:r>
-              <w:rPr>
-                <w:rFonts w:ascii="Calibri" w:hAnsi="Calibri"/>
-                <w:sz w:val="20"/>
-              </w:rPr>
-              <w:t xml:space="default">0.83</w:t>
+              <w:t xml:space="default">1.00</w:t>
+            </w:r>
+          </w:p>
+        </w:tc>
+        <w:tc>
+          <w:tcPr>
+            <w:tcBorders>
+              <w:top w:val="single" w:space="0" w:color="D3D3D3"/>
+              <w:bottom w:val="single" w:space="0" w:color="D3D3D3"/>
+              <w:start w:val="single" w:space="0" w:color="D3D3D3"/>
+              <w:end w:val="single" w:space="0" w:color="D3D3D3"/>
+            </w:tcBorders>
+          </w:tcPr>
+          <w:p>
+            <w:pPr>
+              <w:spacing w:before="0" w:after="60"/>
+              <w:keepNext/>
+              <w:jc w:val="end"/>
+            </w:pPr>
+            <w:r>
+              <w:rPr>
+                <w:rFonts w:ascii="Calibri" w:hAnsi="Calibri"/>
+                <w:sz w:val="20"/>
+              </w:rPr>
+              <w:t xml:space="default">0.98</w:t>
+            </w:r>
+          </w:p>
+        </w:tc>
+        <w:tc>
+          <w:tcPr>
+            <w:tcBorders>
+              <w:top w:val="single" w:space="0" w:color="D3D3D3"/>
+              <w:bottom w:val="single" w:space="0" w:color="D3D3D3"/>
+              <w:start w:val="single" w:space="0" w:color="D3D3D3"/>
+              <w:end w:val="single" w:space="0" w:color="D3D3D3"/>
+            </w:tcBorders>
+          </w:tcPr>
+          <w:p>
+            <w:pPr>
+              <w:spacing w:before="0" w:after="60"/>
+              <w:keepNext/>
+              <w:jc w:val="end"/>
+            </w:pPr>
+            <w:r>
+              <w:rPr>
+                <w:rFonts w:ascii="Calibri" w:hAnsi="Calibri"/>
+                <w:sz w:val="20"/>
+              </w:rPr>
+              <w:t xml:space="default">0.98</w:t>
             </w:r>
           </w:p>
         </w:tc>
@@ -1532,55 +1532,55 @@
                 <w:rFonts w:ascii="Calibri" w:hAnsi="Calibri"/>
                 <w:sz w:val="20"/>
               </w:rPr>
-              <w:t xml:space="default">0.91</w:t>
-            </w:r>
-          </w:p>
-        </w:tc>
-        <w:tc>
-          <w:tcPr>
-            <w:tcBorders>
-              <w:top w:val="single" w:space="0" w:color="D3D3D3"/>
-              <w:bottom w:val="single" w:space="0" w:color="D3D3D3"/>
-              <w:start w:val="single" w:space="0" w:color="D3D3D3"/>
-              <w:end w:val="single" w:space="0" w:color="D3D3D3"/>
-            </w:tcBorders>
-          </w:tcPr>
-          <w:p>
-            <w:pPr>
-              <w:spacing w:before="0" w:after="60"/>
-              <w:keepNext/>
-              <w:jc w:val="end"/>
-            </w:pPr>
-            <w:r>
-              <w:rPr>
-                <w:rFonts w:ascii="Calibri" w:hAnsi="Calibri"/>
-                <w:sz w:val="20"/>
-              </w:rPr>
-              <w:t xml:space="default">0.90</w:t>
-            </w:r>
-          </w:p>
-        </w:tc>
-        <w:tc>
-          <w:tcPr>
-            <w:tcBorders>
-              <w:top w:val="single" w:space="0" w:color="D3D3D3"/>
-              <w:bottom w:val="single" w:space="0" w:color="D3D3D3"/>
-              <w:start w:val="single" w:space="0" w:color="D3D3D3"/>
-              <w:end w:val="single" w:space="0" w:color="D3D3D3"/>
-            </w:tcBorders>
-          </w:tcPr>
-          <w:p>
-            <w:pPr>
-              <w:spacing w:before="0" w:after="60"/>
-              <w:keepNext/>
-              <w:jc w:val="end"/>
-            </w:pPr>
-            <w:r>
-              <w:rPr>
-                <w:rFonts w:ascii="Calibri" w:hAnsi="Calibri"/>
-                <w:sz w:val="20"/>
-              </w:rPr>
-              <w:t xml:space="default">0.86</w:t>
+              <w:t xml:space="default">1.00</w:t>
+            </w:r>
+          </w:p>
+        </w:tc>
+        <w:tc>
+          <w:tcPr>
+            <w:tcBorders>
+              <w:top w:val="single" w:space="0" w:color="D3D3D3"/>
+              <w:bottom w:val="single" w:space="0" w:color="D3D3D3"/>
+              <w:start w:val="single" w:space="0" w:color="D3D3D3"/>
+              <w:end w:val="single" w:space="0" w:color="D3D3D3"/>
+            </w:tcBorders>
+          </w:tcPr>
+          <w:p>
+            <w:pPr>
+              <w:spacing w:before="0" w:after="60"/>
+              <w:keepNext/>
+              <w:jc w:val="end"/>
+            </w:pPr>
+            <w:r>
+              <w:rPr>
+                <w:rFonts w:ascii="Calibri" w:hAnsi="Calibri"/>
+                <w:sz w:val="20"/>
+              </w:rPr>
+              <w:t xml:space="default">0.95</w:t>
+            </w:r>
+          </w:p>
+        </w:tc>
+        <w:tc>
+          <w:tcPr>
+            <w:tcBorders>
+              <w:top w:val="single" w:space="0" w:color="D3D3D3"/>
+              <w:bottom w:val="single" w:space="0" w:color="D3D3D3"/>
+              <w:start w:val="single" w:space="0" w:color="D3D3D3"/>
+              <w:end w:val="single" w:space="0" w:color="D3D3D3"/>
+            </w:tcBorders>
+          </w:tcPr>
+          <w:p>
+            <w:pPr>
+              <w:spacing w:before="0" w:after="60"/>
+              <w:keepNext/>
+              <w:jc w:val="end"/>
+            </w:pPr>
+            <w:r>
+              <w:rPr>
+                <w:rFonts w:ascii="Calibri" w:hAnsi="Calibri"/>
+                <w:sz w:val="20"/>
+              </w:rPr>
+              <w:t xml:space="default">0.93</w:t>
             </w:r>
           </w:p>
         </w:tc>
@@ -1633,55 +1633,55 @@
                 <w:rFonts w:ascii="Calibri" w:hAnsi="Calibri"/>
                 <w:sz w:val="20"/>
               </w:rPr>
-              <w:t xml:space="default">0.79</w:t>
-            </w:r>
-          </w:p>
-        </w:tc>
-        <w:tc>
-          <w:tcPr>
-            <w:tcBorders>
-              <w:top w:val="single" w:space="0" w:color="D3D3D3"/>
-              <w:bottom w:val="single" w:space="0" w:color="D3D3D3"/>
-              <w:start w:val="single" w:space="0" w:color="D3D3D3"/>
-              <w:end w:val="single" w:space="0" w:color="D3D3D3"/>
-            </w:tcBorders>
-          </w:tcPr>
-          <w:p>
-            <w:pPr>
-              <w:spacing w:before="0" w:after="60"/>
-              <w:keepNext/>
-              <w:jc w:val="end"/>
-            </w:pPr>
-            <w:r>
-              <w:rPr>
-                <w:rFonts w:ascii="Calibri" w:hAnsi="Calibri"/>
-                <w:sz w:val="20"/>
-              </w:rPr>
-              <w:t xml:space="default">0.56</w:t>
-            </w:r>
-          </w:p>
-        </w:tc>
-        <w:tc>
-          <w:tcPr>
-            <w:tcBorders>
-              <w:top w:val="single" w:space="0" w:color="D3D3D3"/>
-              <w:bottom w:val="single" w:space="0" w:color="D3D3D3"/>
-              <w:start w:val="single" w:space="0" w:color="D3D3D3"/>
-              <w:end w:val="single" w:space="0" w:color="D3D3D3"/>
-            </w:tcBorders>
-          </w:tcPr>
-          <w:p>
-            <w:pPr>
-              <w:spacing w:before="0" w:after="60"/>
-              <w:keepNext/>
-              <w:jc w:val="end"/>
-            </w:pPr>
-            <w:r>
-              <w:rPr>
-                <w:rFonts w:ascii="Calibri" w:hAnsi="Calibri"/>
-                <w:sz w:val="20"/>
-              </w:rPr>
-              <w:t xml:space="default">0.56</w:t>
+              <w:t xml:space="default">1.00</w:t>
+            </w:r>
+          </w:p>
+        </w:tc>
+        <w:tc>
+          <w:tcPr>
+            <w:tcBorders>
+              <w:top w:val="single" w:space="0" w:color="D3D3D3"/>
+              <w:bottom w:val="single" w:space="0" w:color="D3D3D3"/>
+              <w:start w:val="single" w:space="0" w:color="D3D3D3"/>
+              <w:end w:val="single" w:space="0" w:color="D3D3D3"/>
+            </w:tcBorders>
+          </w:tcPr>
+          <w:p>
+            <w:pPr>
+              <w:spacing w:before="0" w:after="60"/>
+              <w:keepNext/>
+              <w:jc w:val="end"/>
+            </w:pPr>
+            <w:r>
+              <w:rPr>
+                <w:rFonts w:ascii="Calibri" w:hAnsi="Calibri"/>
+                <w:sz w:val="20"/>
+              </w:rPr>
+              <w:t xml:space="default">0.96</w:t>
+            </w:r>
+          </w:p>
+        </w:tc>
+        <w:tc>
+          <w:tcPr>
+            <w:tcBorders>
+              <w:top w:val="single" w:space="0" w:color="D3D3D3"/>
+              <w:bottom w:val="single" w:space="0" w:color="D3D3D3"/>
+              <w:start w:val="single" w:space="0" w:color="D3D3D3"/>
+              <w:end w:val="single" w:space="0" w:color="D3D3D3"/>
+            </w:tcBorders>
+          </w:tcPr>
+          <w:p>
+            <w:pPr>
+              <w:spacing w:before="0" w:after="60"/>
+              <w:keepNext/>
+              <w:jc w:val="end"/>
+            </w:pPr>
+            <w:r>
+              <w:rPr>
+                <w:rFonts w:ascii="Calibri" w:hAnsi="Calibri"/>
+                <w:sz w:val="20"/>
+              </w:rPr>
+              <w:t xml:space="default">0.96</w:t>
             </w:r>
           </w:p>
         </w:tc>
@@ -1710,79 +1710,79 @@
                 <w:rFonts w:ascii="Calibri" w:hAnsi="Calibri"/>
                 <w:sz w:val="20"/>
               </w:rPr>
-              <w:t xml:space="default">s(Hur100_av)</w:t>
-            </w:r>
-          </w:p>
-        </w:tc>
-        <w:tc>
-          <w:tcPr>
-            <w:tcBorders>
-              <w:top w:val="single" w:space="0" w:color="D3D3D3"/>
-              <w:bottom w:val="single" w:space="0" w:color="D3D3D3"/>
-              <w:start w:val="single" w:space="0" w:color="D3D3D3"/>
-              <w:end w:val="single" w:space="0" w:color="D3D3D3"/>
-            </w:tcBorders>
-          </w:tcPr>
-          <w:p>
-            <w:pPr>
-              <w:spacing w:before="0" w:after="60"/>
-              <w:keepNext/>
-              <w:jc w:val="end"/>
-            </w:pPr>
-            <w:r>
-              <w:rPr>
-                <w:rFonts w:ascii="Calibri" w:hAnsi="Calibri"/>
-                <w:sz w:val="20"/>
-              </w:rPr>
-              <w:t xml:space="default">0.89</w:t>
-            </w:r>
-          </w:p>
-        </w:tc>
-        <w:tc>
-          <w:tcPr>
-            <w:tcBorders>
-              <w:top w:val="single" w:space="0" w:color="D3D3D3"/>
-              <w:bottom w:val="single" w:space="0" w:color="D3D3D3"/>
-              <w:start w:val="single" w:space="0" w:color="D3D3D3"/>
-              <w:end w:val="single" w:space="0" w:color="D3D3D3"/>
-            </w:tcBorders>
-          </w:tcPr>
-          <w:p>
-            <w:pPr>
-              <w:spacing w:before="0" w:after="60"/>
-              <w:keepNext/>
-              <w:jc w:val="end"/>
-            </w:pPr>
-            <w:r>
-              <w:rPr>
-                <w:rFonts w:ascii="Calibri" w:hAnsi="Calibri"/>
-                <w:sz w:val="20"/>
-              </w:rPr>
-              <w:t xml:space="default">0.82</w:t>
-            </w:r>
-          </w:p>
-        </w:tc>
-        <w:tc>
-          <w:tcPr>
-            <w:tcBorders>
-              <w:top w:val="single" w:space="0" w:color="D3D3D3"/>
-              <w:bottom w:val="single" w:space="0" w:color="D3D3D3"/>
-              <w:start w:val="single" w:space="0" w:color="D3D3D3"/>
-              <w:end w:val="single" w:space="0" w:color="D3D3D3"/>
-            </w:tcBorders>
-          </w:tcPr>
-          <w:p>
-            <w:pPr>
-              <w:spacing w:before="0" w:after="60"/>
-              <w:keepNext/>
-              <w:jc w:val="end"/>
-            </w:pPr>
-            <w:r>
-              <w:rPr>
-                <w:rFonts w:ascii="Calibri" w:hAnsi="Calibri"/>
-                <w:sz w:val="20"/>
-              </w:rPr>
-              <w:t xml:space="default">0.82</w:t>
+              <w:t xml:space="default">s(Hur100_fqcy)</w:t>
+            </w:r>
+          </w:p>
+        </w:tc>
+        <w:tc>
+          <w:tcPr>
+            <w:tcBorders>
+              <w:top w:val="single" w:space="0" w:color="D3D3D3"/>
+              <w:bottom w:val="single" w:space="0" w:color="D3D3D3"/>
+              <w:start w:val="single" w:space="0" w:color="D3D3D3"/>
+              <w:end w:val="single" w:space="0" w:color="D3D3D3"/>
+            </w:tcBorders>
+          </w:tcPr>
+          <w:p>
+            <w:pPr>
+              <w:spacing w:before="0" w:after="60"/>
+              <w:keepNext/>
+              <w:jc w:val="end"/>
+            </w:pPr>
+            <w:r>
+              <w:rPr>
+                <w:rFonts w:ascii="Calibri" w:hAnsi="Calibri"/>
+                <w:sz w:val="20"/>
+              </w:rPr>
+              <w:t xml:space="default">1.00</w:t>
+            </w:r>
+          </w:p>
+        </w:tc>
+        <w:tc>
+          <w:tcPr>
+            <w:tcBorders>
+              <w:top w:val="single" w:space="0" w:color="D3D3D3"/>
+              <w:bottom w:val="single" w:space="0" w:color="D3D3D3"/>
+              <w:start w:val="single" w:space="0" w:color="D3D3D3"/>
+              <w:end w:val="single" w:space="0" w:color="D3D3D3"/>
+            </w:tcBorders>
+          </w:tcPr>
+          <w:p>
+            <w:pPr>
+              <w:spacing w:before="0" w:after="60"/>
+              <w:keepNext/>
+              <w:jc w:val="end"/>
+            </w:pPr>
+            <w:r>
+              <w:rPr>
+                <w:rFonts w:ascii="Calibri" w:hAnsi="Calibri"/>
+                <w:sz w:val="20"/>
+              </w:rPr>
+              <w:t xml:space="default">0.98</w:t>
+            </w:r>
+          </w:p>
+        </w:tc>
+        <w:tc>
+          <w:tcPr>
+            <w:tcBorders>
+              <w:top w:val="single" w:space="0" w:color="D3D3D3"/>
+              <w:bottom w:val="single" w:space="0" w:color="D3D3D3"/>
+              <w:start w:val="single" w:space="0" w:color="D3D3D3"/>
+              <w:end w:val="single" w:space="0" w:color="D3D3D3"/>
+            </w:tcBorders>
+          </w:tcPr>
+          <w:p>
+            <w:pPr>
+              <w:spacing w:before="0" w:after="60"/>
+              <w:keepNext/>
+              <w:jc w:val="end"/>
+            </w:pPr>
+            <w:r>
+              <w:rPr>
+                <w:rFonts w:ascii="Calibri" w:hAnsi="Calibri"/>
+                <w:sz w:val="20"/>
+              </w:rPr>
+              <w:t xml:space="default">0.92</w:t>
             </w:r>
           </w:p>
         </w:tc>
@@ -1843,79 +1843,79 @@
                 <w:rFonts w:ascii="Calibri" w:hAnsi="Calibri"/>
                 <w:sz w:val="20"/>
               </w:rPr>
-              <w:t xml:space="default">not computable (coefficients &gt;= observations)</w:t>
-            </w:r>
-          </w:p>
-        </w:tc>
-        <w:tc>
-          <w:tcPr>
-            <w:tcBorders>
-              <w:top w:val="single" w:space="0" w:color="D3D3D3"/>
-              <w:bottom w:val="single" w:space="0" w:color="D3D3D3"/>
-              <w:start w:val="single" w:space="0" w:color="D3D3D3"/>
-              <w:end w:val="single" w:space="0" w:color="D3D3D3"/>
-            </w:tcBorders>
-          </w:tcPr>
-          <w:p>
-            <w:pPr>
-              <w:spacing w:before="0" w:after="60"/>
-              <w:keepNext/>
-              <w:jc w:val="end"/>
-            </w:pPr>
-            <w:r>
-              <w:rPr>
-                <w:rFonts w:ascii="Calibri" w:hAnsi="Calibri"/>
-                <w:sz w:val="20"/>
-              </w:rPr>
-              <w:t xml:space="default">NA</w:t>
-            </w:r>
-          </w:p>
-        </w:tc>
-        <w:tc>
-          <w:tcPr>
-            <w:tcBorders>
-              <w:top w:val="single" w:space="0" w:color="D3D3D3"/>
-              <w:bottom w:val="single" w:space="0" w:color="D3D3D3"/>
-              <w:start w:val="single" w:space="0" w:color="D3D3D3"/>
-              <w:end w:val="single" w:space="0" w:color="D3D3D3"/>
-            </w:tcBorders>
-          </w:tcPr>
-          <w:p>
-            <w:pPr>
-              <w:spacing w:before="0" w:after="60"/>
-              <w:keepNext/>
-              <w:jc w:val="end"/>
-            </w:pPr>
-            <w:r>
-              <w:rPr>
-                <w:rFonts w:ascii="Calibri" w:hAnsi="Calibri"/>
-                <w:sz w:val="20"/>
-              </w:rPr>
-              <w:t xml:space="default">NA</w:t>
-            </w:r>
-          </w:p>
-        </w:tc>
-        <w:tc>
-          <w:tcPr>
-            <w:tcBorders>
-              <w:top w:val="single" w:space="0" w:color="D3D3D3"/>
-              <w:bottom w:val="single" w:space="0" w:color="D3D3D3"/>
-              <w:start w:val="single" w:space="0" w:color="D3D3D3"/>
-              <w:end w:val="single" w:space="0" w:color="D3D3D3"/>
-            </w:tcBorders>
-          </w:tcPr>
-          <w:p>
-            <w:pPr>
-              <w:spacing w:before="0" w:after="60"/>
-              <w:keepNext/>
-              <w:jc w:val="end"/>
-            </w:pPr>
-            <w:r>
-              <w:rPr>
-                <w:rFonts w:ascii="Calibri" w:hAnsi="Calibri"/>
-                <w:sz w:val="20"/>
-              </w:rPr>
-              <w:t xml:space="default">NA</w:t>
+              <w:t xml:space="default">parametric terms</w:t>
+            </w:r>
+          </w:p>
+        </w:tc>
+        <w:tc>
+          <w:tcPr>
+            <w:tcBorders>
+              <w:top w:val="single" w:space="0" w:color="D3D3D3"/>
+              <w:bottom w:val="single" w:space="0" w:color="D3D3D3"/>
+              <w:start w:val="single" w:space="0" w:color="D3D3D3"/>
+              <w:end w:val="single" w:space="0" w:color="D3D3D3"/>
+            </w:tcBorders>
+          </w:tcPr>
+          <w:p>
+            <w:pPr>
+              <w:spacing w:before="0" w:after="60"/>
+              <w:keepNext/>
+              <w:jc w:val="end"/>
+            </w:pPr>
+            <w:r>
+              <w:rPr>
+                <w:rFonts w:ascii="Calibri" w:hAnsi="Calibri"/>
+                <w:sz w:val="20"/>
+              </w:rPr>
+              <w:t xml:space="default">0.00</w:t>
+            </w:r>
+          </w:p>
+        </w:tc>
+        <w:tc>
+          <w:tcPr>
+            <w:tcBorders>
+              <w:top w:val="single" w:space="0" w:color="D3D3D3"/>
+              <w:bottom w:val="single" w:space="0" w:color="D3D3D3"/>
+              <w:start w:val="single" w:space="0" w:color="D3D3D3"/>
+              <w:end w:val="single" w:space="0" w:color="D3D3D3"/>
+            </w:tcBorders>
+          </w:tcPr>
+          <w:p>
+            <w:pPr>
+              <w:spacing w:before="0" w:after="60"/>
+              <w:keepNext/>
+              <w:jc w:val="end"/>
+            </w:pPr>
+            <w:r>
+              <w:rPr>
+                <w:rFonts w:ascii="Calibri" w:hAnsi="Calibri"/>
+                <w:sz w:val="20"/>
+              </w:rPr>
+              <w:t xml:space="default">0.00</w:t>
+            </w:r>
+          </w:p>
+        </w:tc>
+        <w:tc>
+          <w:tcPr>
+            <w:tcBorders>
+              <w:top w:val="single" w:space="0" w:color="D3D3D3"/>
+              <w:bottom w:val="single" w:space="0" w:color="D3D3D3"/>
+              <w:start w:val="single" w:space="0" w:color="D3D3D3"/>
+              <w:end w:val="single" w:space="0" w:color="D3D3D3"/>
+            </w:tcBorders>
+          </w:tcPr>
+          <w:p>
+            <w:pPr>
+              <w:spacing w:before="0" w:after="60"/>
+              <w:keepNext/>
+              <w:jc w:val="end"/>
+            </w:pPr>
+            <w:r>
+              <w:rPr>
+                <w:rFonts w:ascii="Calibri" w:hAnsi="Calibri"/>
+                <w:sz w:val="20"/>
+              </w:rPr>
+              <w:t xml:space="default">0.00</w:t>
             </w:r>
           </w:p>
         </w:tc>
@@ -1927,27 +1927,96 @@
         <w:tc>
           <w:tcPr>
             <w:tcBorders>
-              <w:top w:val="single" w:sz="16" w:space="0" w:color="D3D3D3"/>
-              <w:bottom w:val="single" w:sz="16" w:space="0" w:color="D3D3D3"/>
-              <w:start w:val="single" w:space="0" w:color="D3D3D3"/>
-              <w:end w:val="single" w:space="0" w:color="D3D3D3"/>
-            </w:tcBorders>
-            <w:tcMar>
-              <w:top w:w="25" w:type="dxa"/>
-            </w:tcMar>
-            <w:gridSpan w:val="4"/>
-          </w:tcPr>
-          <w:p>
-            <w:pPr>
-              <w:spacing w:before="0" w:after="60"/>
-              <w:keepNext/>
-            </w:pPr>
-            <w:r>
-              <w:rPr>
-                <w:rFonts w:ascii="Calibri" w:hAnsi="Calibri"/>
-                <w:sz w:val="20"/>
-              </w:rPr>
-              <w:t xml:space="default">Regional</w:t>
+              <w:top w:val="single" w:space="0" w:color="D3D3D3"/>
+              <w:bottom w:val="single" w:space="0" w:color="D3D3D3"/>
+              <w:start w:val="single" w:space="0" w:color="D3D3D3"/>
+              <w:end w:val="single" w:space="0" w:color="D3D3D3"/>
+            </w:tcBorders>
+          </w:tcPr>
+          <w:p>
+            <w:pPr>
+              <w:spacing w:before="0" w:after="60"/>
+              <w:keepNext/>
+              <w:jc w:val="start"/>
+            </w:pPr>
+            <w:r>
+              <w:rPr>
+                <w:rFonts w:ascii="Calibri" w:hAnsi="Calibri"/>
+                <w:sz w:val="20"/>
+              </w:rPr>
+              <w:t xml:space="default">s(age)</w:t>
+            </w:r>
+          </w:p>
+        </w:tc>
+        <w:tc>
+          <w:tcPr>
+            <w:tcBorders>
+              <w:top w:val="single" w:space="0" w:color="D3D3D3"/>
+              <w:bottom w:val="single" w:space="0" w:color="D3D3D3"/>
+              <w:start w:val="single" w:space="0" w:color="D3D3D3"/>
+              <w:end w:val="single" w:space="0" w:color="D3D3D3"/>
+            </w:tcBorders>
+          </w:tcPr>
+          <w:p>
+            <w:pPr>
+              <w:spacing w:before="0" w:after="60"/>
+              <w:keepNext/>
+              <w:jc w:val="end"/>
+            </w:pPr>
+            <w:r>
+              <w:rPr>
+                <w:rFonts w:ascii="Calibri" w:hAnsi="Calibri"/>
+                <w:sz w:val="20"/>
+              </w:rPr>
+              <w:t xml:space="default">0.95</w:t>
+            </w:r>
+          </w:p>
+        </w:tc>
+        <w:tc>
+          <w:tcPr>
+            <w:tcBorders>
+              <w:top w:val="single" w:space="0" w:color="D3D3D3"/>
+              <w:bottom w:val="single" w:space="0" w:color="D3D3D3"/>
+              <w:start w:val="single" w:space="0" w:color="D3D3D3"/>
+              <w:end w:val="single" w:space="0" w:color="D3D3D3"/>
+            </w:tcBorders>
+          </w:tcPr>
+          <w:p>
+            <w:pPr>
+              <w:spacing w:before="0" w:after="60"/>
+              <w:keepNext/>
+              <w:jc w:val="end"/>
+            </w:pPr>
+            <w:r>
+              <w:rPr>
+                <w:rFonts w:ascii="Calibri" w:hAnsi="Calibri"/>
+                <w:sz w:val="20"/>
+              </w:rPr>
+              <w:t xml:space="default">0.84</w:t>
+            </w:r>
+          </w:p>
+        </w:tc>
+        <w:tc>
+          <w:tcPr>
+            <w:tcBorders>
+              <w:top w:val="single" w:space="0" w:color="D3D3D3"/>
+              <w:bottom w:val="single" w:space="0" w:color="D3D3D3"/>
+              <w:start w:val="single" w:space="0" w:color="D3D3D3"/>
+              <w:end w:val="single" w:space="0" w:color="D3D3D3"/>
+            </w:tcBorders>
+          </w:tcPr>
+          <w:p>
+            <w:pPr>
+              <w:spacing w:before="0" w:after="60"/>
+              <w:keepNext/>
+              <w:jc w:val="end"/>
+            </w:pPr>
+            <w:r>
+              <w:rPr>
+                <w:rFonts w:ascii="Calibri" w:hAnsi="Calibri"/>
+                <w:sz w:val="20"/>
+              </w:rPr>
+              <w:t xml:space="default">0.83</w:t>
             </w:r>
           </w:p>
         </w:tc>
@@ -1976,79 +2045,79 @@
                 <w:rFonts w:ascii="Calibri" w:hAnsi="Calibri"/>
                 <w:sz w:val="20"/>
               </w:rPr>
-              <w:t xml:space="default">parametric terms</w:t>
-            </w:r>
-          </w:p>
-        </w:tc>
-        <w:tc>
-          <w:tcPr>
-            <w:tcBorders>
-              <w:top w:val="single" w:space="0" w:color="D3D3D3"/>
-              <w:bottom w:val="single" w:space="0" w:color="D3D3D3"/>
-              <w:start w:val="single" w:space="0" w:color="D3D3D3"/>
-              <w:end w:val="single" w:space="0" w:color="D3D3D3"/>
-            </w:tcBorders>
-          </w:tcPr>
-          <w:p>
-            <w:pPr>
-              <w:spacing w:before="0" w:after="60"/>
-              <w:keepNext/>
-              <w:jc w:val="end"/>
-            </w:pPr>
-            <w:r>
-              <w:rPr>
-                <w:rFonts w:ascii="Calibri" w:hAnsi="Calibri"/>
-                <w:sz w:val="20"/>
-              </w:rPr>
-              <w:t xml:space="default">0.00</w:t>
-            </w:r>
-          </w:p>
-        </w:tc>
-        <w:tc>
-          <w:tcPr>
-            <w:tcBorders>
-              <w:top w:val="single" w:space="0" w:color="D3D3D3"/>
-              <w:bottom w:val="single" w:space="0" w:color="D3D3D3"/>
-              <w:start w:val="single" w:space="0" w:color="D3D3D3"/>
-              <w:end w:val="single" w:space="0" w:color="D3D3D3"/>
-            </w:tcBorders>
-          </w:tcPr>
-          <w:p>
-            <w:pPr>
-              <w:spacing w:before="0" w:after="60"/>
-              <w:keepNext/>
-              <w:jc w:val="end"/>
-            </w:pPr>
-            <w:r>
-              <w:rPr>
-                <w:rFonts w:ascii="Calibri" w:hAnsi="Calibri"/>
-                <w:sz w:val="20"/>
-              </w:rPr>
-              <w:t xml:space="default">0.00</w:t>
-            </w:r>
-          </w:p>
-        </w:tc>
-        <w:tc>
-          <w:tcPr>
-            <w:tcBorders>
-              <w:top w:val="single" w:space="0" w:color="D3D3D3"/>
-              <w:bottom w:val="single" w:space="0" w:color="D3D3D3"/>
-              <w:start w:val="single" w:space="0" w:color="D3D3D3"/>
-              <w:end w:val="single" w:space="0" w:color="D3D3D3"/>
-            </w:tcBorders>
-          </w:tcPr>
-          <w:p>
-            <w:pPr>
-              <w:spacing w:before="0" w:after="60"/>
-              <w:keepNext/>
-              <w:jc w:val="end"/>
-            </w:pPr>
-            <w:r>
-              <w:rPr>
-                <w:rFonts w:ascii="Calibri" w:hAnsi="Calibri"/>
-                <w:sz w:val="20"/>
-              </w:rPr>
-              <w:t xml:space="default">0.00</w:t>
+              <w:t xml:space="default">s(GMHT_CPS0_30N)</w:t>
+            </w:r>
+          </w:p>
+        </w:tc>
+        <w:tc>
+          <w:tcPr>
+            <w:tcBorders>
+              <w:top w:val="single" w:space="0" w:color="D3D3D3"/>
+              <w:bottom w:val="single" w:space="0" w:color="D3D3D3"/>
+              <w:start w:val="single" w:space="0" w:color="D3D3D3"/>
+              <w:end w:val="single" w:space="0" w:color="D3D3D3"/>
+            </w:tcBorders>
+          </w:tcPr>
+          <w:p>
+            <w:pPr>
+              <w:spacing w:before="0" w:after="60"/>
+              <w:keepNext/>
+              <w:jc w:val="end"/>
+            </w:pPr>
+            <w:r>
+              <w:rPr>
+                <w:rFonts w:ascii="Calibri" w:hAnsi="Calibri"/>
+                <w:sz w:val="20"/>
+              </w:rPr>
+              <w:t xml:space="default">0.93</w:t>
+            </w:r>
+          </w:p>
+        </w:tc>
+        <w:tc>
+          <w:tcPr>
+            <w:tcBorders>
+              <w:top w:val="single" w:space="0" w:color="D3D3D3"/>
+              <w:bottom w:val="single" w:space="0" w:color="D3D3D3"/>
+              <w:start w:val="single" w:space="0" w:color="D3D3D3"/>
+              <w:end w:val="single" w:space="0" w:color="D3D3D3"/>
+            </w:tcBorders>
+          </w:tcPr>
+          <w:p>
+            <w:pPr>
+              <w:spacing w:before="0" w:after="60"/>
+              <w:keepNext/>
+              <w:jc w:val="end"/>
+            </w:pPr>
+            <w:r>
+              <w:rPr>
+                <w:rFonts w:ascii="Calibri" w:hAnsi="Calibri"/>
+                <w:sz w:val="20"/>
+              </w:rPr>
+              <w:t xml:space="default">0.74</w:t>
+            </w:r>
+          </w:p>
+        </w:tc>
+        <w:tc>
+          <w:tcPr>
+            <w:tcBorders>
+              <w:top w:val="single" w:space="0" w:color="D3D3D3"/>
+              <w:bottom w:val="single" w:space="0" w:color="D3D3D3"/>
+              <w:start w:val="single" w:space="0" w:color="D3D3D3"/>
+              <w:end w:val="single" w:space="0" w:color="D3D3D3"/>
+            </w:tcBorders>
+          </w:tcPr>
+          <w:p>
+            <w:pPr>
+              <w:spacing w:before="0" w:after="60"/>
+              <w:keepNext/>
+              <w:jc w:val="end"/>
+            </w:pPr>
+            <w:r>
+              <w:rPr>
+                <w:rFonts w:ascii="Calibri" w:hAnsi="Calibri"/>
+                <w:sz w:val="20"/>
+              </w:rPr>
+              <w:t xml:space="default">0.71</w:t>
             </w:r>
           </w:p>
         </w:tc>
@@ -2077,79 +2146,79 @@
                 <w:rFonts w:ascii="Calibri" w:hAnsi="Calibri"/>
                 <w:sz w:val="20"/>
               </w:rPr>
-              <w:t xml:space="default">s(age)</w:t>
-            </w:r>
-          </w:p>
-        </w:tc>
-        <w:tc>
-          <w:tcPr>
-            <w:tcBorders>
-              <w:top w:val="single" w:space="0" w:color="D3D3D3"/>
-              <w:bottom w:val="single" w:space="0" w:color="D3D3D3"/>
-              <w:start w:val="single" w:space="0" w:color="D3D3D3"/>
-              <w:end w:val="single" w:space="0" w:color="D3D3D3"/>
-            </w:tcBorders>
-          </w:tcPr>
-          <w:p>
-            <w:pPr>
-              <w:spacing w:before="0" w:after="60"/>
-              <w:keepNext/>
-              <w:jc w:val="end"/>
-            </w:pPr>
-            <w:r>
-              <w:rPr>
-                <w:rFonts w:ascii="Calibri" w:hAnsi="Calibri"/>
-                <w:sz w:val="20"/>
-              </w:rPr>
-              <w:t xml:space="default">0.95</w:t>
-            </w:r>
-          </w:p>
-        </w:tc>
-        <w:tc>
-          <w:tcPr>
-            <w:tcBorders>
-              <w:top w:val="single" w:space="0" w:color="D3D3D3"/>
-              <w:bottom w:val="single" w:space="0" w:color="D3D3D3"/>
-              <w:start w:val="single" w:space="0" w:color="D3D3D3"/>
-              <w:end w:val="single" w:space="0" w:color="D3D3D3"/>
-            </w:tcBorders>
-          </w:tcPr>
-          <w:p>
-            <w:pPr>
-              <w:spacing w:before="0" w:after="60"/>
-              <w:keepNext/>
-              <w:jc w:val="end"/>
-            </w:pPr>
-            <w:r>
-              <w:rPr>
-                <w:rFonts w:ascii="Calibri" w:hAnsi="Calibri"/>
-                <w:sz w:val="20"/>
-              </w:rPr>
-              <w:t xml:space="default">0.70</w:t>
-            </w:r>
-          </w:p>
-        </w:tc>
-        <w:tc>
-          <w:tcPr>
-            <w:tcBorders>
-              <w:top w:val="single" w:space="0" w:color="D3D3D3"/>
-              <w:bottom w:val="single" w:space="0" w:color="D3D3D3"/>
-              <w:start w:val="single" w:space="0" w:color="D3D3D3"/>
-              <w:end w:val="single" w:space="0" w:color="D3D3D3"/>
-            </w:tcBorders>
-          </w:tcPr>
-          <w:p>
-            <w:pPr>
-              <w:spacing w:before="0" w:after="60"/>
-              <w:keepNext/>
-              <w:jc w:val="end"/>
-            </w:pPr>
-            <w:r>
-              <w:rPr>
-                <w:rFonts w:ascii="Calibri" w:hAnsi="Calibri"/>
-                <w:sz w:val="20"/>
-              </w:rPr>
-              <w:t xml:space="default">0.84</w:t>
+              <w:t xml:space="default">s(dT_raw)</w:t>
+            </w:r>
+          </w:p>
+        </w:tc>
+        <w:tc>
+          <w:tcPr>
+            <w:tcBorders>
+              <w:top w:val="single" w:space="0" w:color="D3D3D3"/>
+              <w:bottom w:val="single" w:space="0" w:color="D3D3D3"/>
+              <w:start w:val="single" w:space="0" w:color="D3D3D3"/>
+              <w:end w:val="single" w:space="0" w:color="D3D3D3"/>
+            </w:tcBorders>
+          </w:tcPr>
+          <w:p>
+            <w:pPr>
+              <w:spacing w:before="0" w:after="60"/>
+              <w:keepNext/>
+              <w:jc w:val="end"/>
+            </w:pPr>
+            <w:r>
+              <w:rPr>
+                <w:rFonts w:ascii="Calibri" w:hAnsi="Calibri"/>
+                <w:sz w:val="20"/>
+              </w:rPr>
+              <w:t xml:space="default">0.75</w:t>
+            </w:r>
+          </w:p>
+        </w:tc>
+        <w:tc>
+          <w:tcPr>
+            <w:tcBorders>
+              <w:top w:val="single" w:space="0" w:color="D3D3D3"/>
+              <w:bottom w:val="single" w:space="0" w:color="D3D3D3"/>
+              <w:start w:val="single" w:space="0" w:color="D3D3D3"/>
+              <w:end w:val="single" w:space="0" w:color="D3D3D3"/>
+            </w:tcBorders>
+          </w:tcPr>
+          <w:p>
+            <w:pPr>
+              <w:spacing w:before="0" w:after="60"/>
+              <w:keepNext/>
+              <w:jc w:val="end"/>
+            </w:pPr>
+            <w:r>
+              <w:rPr>
+                <w:rFonts w:ascii="Calibri" w:hAnsi="Calibri"/>
+                <w:sz w:val="20"/>
+              </w:rPr>
+              <w:t xml:space="default">0.64</w:t>
+            </w:r>
+          </w:p>
+        </w:tc>
+        <w:tc>
+          <w:tcPr>
+            <w:tcBorders>
+              <w:top w:val="single" w:space="0" w:color="D3D3D3"/>
+              <w:bottom w:val="single" w:space="0" w:color="D3D3D3"/>
+              <w:start w:val="single" w:space="0" w:color="D3D3D3"/>
+              <w:end w:val="single" w:space="0" w:color="D3D3D3"/>
+            </w:tcBorders>
+          </w:tcPr>
+          <w:p>
+            <w:pPr>
+              <w:spacing w:before="0" w:after="60"/>
+              <w:keepNext/>
+              <w:jc w:val="end"/>
+            </w:pPr>
+            <w:r>
+              <w:rPr>
+                <w:rFonts w:ascii="Calibri" w:hAnsi="Calibri"/>
+                <w:sz w:val="20"/>
+              </w:rPr>
+              <w:t xml:space="default">0.52</w:t>
             </w:r>
           </w:p>
         </w:tc>
@@ -2178,55 +2247,55 @@
                 <w:rFonts w:ascii="Calibri" w:hAnsi="Calibri"/>
                 <w:sz w:val="20"/>
               </w:rPr>
-              <w:t xml:space="default">s(GMHT_CPS0_30N)</w:t>
-            </w:r>
-          </w:p>
-        </w:tc>
-        <w:tc>
-          <w:tcPr>
-            <w:tcBorders>
-              <w:top w:val="single" w:space="0" w:color="D3D3D3"/>
-              <w:bottom w:val="single" w:space="0" w:color="D3D3D3"/>
-              <w:start w:val="single" w:space="0" w:color="D3D3D3"/>
-              <w:end w:val="single" w:space="0" w:color="D3D3D3"/>
-            </w:tcBorders>
-          </w:tcPr>
-          <w:p>
-            <w:pPr>
-              <w:spacing w:before="0" w:after="60"/>
-              <w:keepNext/>
-              <w:jc w:val="end"/>
-            </w:pPr>
-            <w:r>
-              <w:rPr>
-                <w:rFonts w:ascii="Calibri" w:hAnsi="Calibri"/>
-                <w:sz w:val="20"/>
-              </w:rPr>
-              <w:t xml:space="default">0.92</w:t>
-            </w:r>
-          </w:p>
-        </w:tc>
-        <w:tc>
-          <w:tcPr>
-            <w:tcBorders>
-              <w:top w:val="single" w:space="0" w:color="D3D3D3"/>
-              <w:bottom w:val="single" w:space="0" w:color="D3D3D3"/>
-              <w:start w:val="single" w:space="0" w:color="D3D3D3"/>
-              <w:end w:val="single" w:space="0" w:color="D3D3D3"/>
-            </w:tcBorders>
-          </w:tcPr>
-          <w:p>
-            <w:pPr>
-              <w:spacing w:before="0" w:after="60"/>
-              <w:keepNext/>
-              <w:jc w:val="end"/>
-            </w:pPr>
-            <w:r>
-              <w:rPr>
-                <w:rFonts w:ascii="Calibri" w:hAnsi="Calibri"/>
-                <w:sz w:val="20"/>
-              </w:rPr>
-              <w:t xml:space="default">0.87</w:t>
+              <w:t xml:space="default">s(Hur100_av)</w:t>
+            </w:r>
+          </w:p>
+        </w:tc>
+        <w:tc>
+          <w:tcPr>
+            <w:tcBorders>
+              <w:top w:val="single" w:space="0" w:color="D3D3D3"/>
+              <w:bottom w:val="single" w:space="0" w:color="D3D3D3"/>
+              <w:start w:val="single" w:space="0" w:color="D3D3D3"/>
+              <w:end w:val="single" w:space="0" w:color="D3D3D3"/>
+            </w:tcBorders>
+          </w:tcPr>
+          <w:p>
+            <w:pPr>
+              <w:spacing w:before="0" w:after="60"/>
+              <w:keepNext/>
+              <w:jc w:val="end"/>
+            </w:pPr>
+            <w:r>
+              <w:rPr>
+                <w:rFonts w:ascii="Calibri" w:hAnsi="Calibri"/>
+                <w:sz w:val="20"/>
+              </w:rPr>
+              <w:t xml:space="default">0.85</w:t>
+            </w:r>
+          </w:p>
+        </w:tc>
+        <w:tc>
+          <w:tcPr>
+            <w:tcBorders>
+              <w:top w:val="single" w:space="0" w:color="D3D3D3"/>
+              <w:bottom w:val="single" w:space="0" w:color="D3D3D3"/>
+              <w:start w:val="single" w:space="0" w:color="D3D3D3"/>
+              <w:end w:val="single" w:space="0" w:color="D3D3D3"/>
+            </w:tcBorders>
+          </w:tcPr>
+          <w:p>
+            <w:pPr>
+              <w:spacing w:before="0" w:after="60"/>
+              <w:keepNext/>
+              <w:jc w:val="end"/>
+            </w:pPr>
+            <w:r>
+              <w:rPr>
+                <w:rFonts w:ascii="Calibri" w:hAnsi="Calibri"/>
+                <w:sz w:val="20"/>
+              </w:rPr>
+              <w:t xml:space="default">0.43</w:t>
             </w:r>
           </w:p>
         </w:tc>
@@ -2262,96 +2331,27 @@
         <w:tc>
           <w:tcPr>
             <w:tcBorders>
-              <w:top w:val="single" w:space="0" w:color="D3D3D3"/>
-              <w:bottom w:val="single" w:space="0" w:color="D3D3D3"/>
-              <w:start w:val="single" w:space="0" w:color="D3D3D3"/>
-              <w:end w:val="single" w:space="0" w:color="D3D3D3"/>
-            </w:tcBorders>
-          </w:tcPr>
-          <w:p>
-            <w:pPr>
-              <w:spacing w:before="0" w:after="60"/>
-              <w:keepNext/>
-              <w:jc w:val="start"/>
-            </w:pPr>
-            <w:r>
-              <w:rPr>
-                <w:rFonts w:ascii="Calibri" w:hAnsi="Calibri"/>
-                <w:sz w:val="20"/>
-              </w:rPr>
-              <w:t xml:space="default">s(dT_raw)</w:t>
-            </w:r>
-          </w:p>
-        </w:tc>
-        <w:tc>
-          <w:tcPr>
-            <w:tcBorders>
-              <w:top w:val="single" w:space="0" w:color="D3D3D3"/>
-              <w:bottom w:val="single" w:space="0" w:color="D3D3D3"/>
-              <w:start w:val="single" w:space="0" w:color="D3D3D3"/>
-              <w:end w:val="single" w:space="0" w:color="D3D3D3"/>
-            </w:tcBorders>
-          </w:tcPr>
-          <w:p>
-            <w:pPr>
-              <w:spacing w:before="0" w:after="60"/>
-              <w:keepNext/>
-              <w:jc w:val="end"/>
-            </w:pPr>
-            <w:r>
-              <w:rPr>
-                <w:rFonts w:ascii="Calibri" w:hAnsi="Calibri"/>
-                <w:sz w:val="20"/>
-              </w:rPr>
-              <w:t xml:space="default">0.87</w:t>
-            </w:r>
-          </w:p>
-        </w:tc>
-        <w:tc>
-          <w:tcPr>
-            <w:tcBorders>
-              <w:top w:val="single" w:space="0" w:color="D3D3D3"/>
-              <w:bottom w:val="single" w:space="0" w:color="D3D3D3"/>
-              <w:start w:val="single" w:space="0" w:color="D3D3D3"/>
-              <w:end w:val="single" w:space="0" w:color="D3D3D3"/>
-            </w:tcBorders>
-          </w:tcPr>
-          <w:p>
-            <w:pPr>
-              <w:spacing w:before="0" w:after="60"/>
-              <w:keepNext/>
-              <w:jc w:val="end"/>
-            </w:pPr>
-            <w:r>
-              <w:rPr>
-                <w:rFonts w:ascii="Calibri" w:hAnsi="Calibri"/>
-                <w:sz w:val="20"/>
-              </w:rPr>
-              <w:t xml:space="default">0.57</w:t>
-            </w:r>
-          </w:p>
-        </w:tc>
-        <w:tc>
-          <w:tcPr>
-            <w:tcBorders>
-              <w:top w:val="single" w:space="0" w:color="D3D3D3"/>
-              <w:bottom w:val="single" w:space="0" w:color="D3D3D3"/>
-              <w:start w:val="single" w:space="0" w:color="D3D3D3"/>
-              <w:end w:val="single" w:space="0" w:color="D3D3D3"/>
-            </w:tcBorders>
-          </w:tcPr>
-          <w:p>
-            <w:pPr>
-              <w:spacing w:before="0" w:after="60"/>
-              <w:keepNext/>
-              <w:jc w:val="end"/>
-            </w:pPr>
-            <w:r>
-              <w:rPr>
-                <w:rFonts w:ascii="Calibri" w:hAnsi="Calibri"/>
-                <w:sz w:val="20"/>
-              </w:rPr>
-              <w:t xml:space="default">0.55</w:t>
+              <w:top w:val="single" w:sz="16" w:space="0" w:color="D3D3D3"/>
+              <w:bottom w:val="single" w:sz="16" w:space="0" w:color="D3D3D3"/>
+              <w:start w:val="single" w:space="0" w:color="D3D3D3"/>
+              <w:end w:val="single" w:space="0" w:color="D3D3D3"/>
+            </w:tcBorders>
+            <w:tcMar>
+              <w:top w:w="25" w:type="dxa"/>
+            </w:tcMar>
+            <w:gridSpan w:val="4"/>
+          </w:tcPr>
+          <w:p>
+            <w:pPr>
+              <w:spacing w:before="0" w:after="60"/>
+              <w:keepNext/>
+            </w:pPr>
+            <w:r>
+              <w:rPr>
+                <w:rFonts w:ascii="Calibri" w:hAnsi="Calibri"/>
+                <w:sz w:val="20"/>
+              </w:rPr>
+              <w:t xml:space="default">Regional</w:t>
             </w:r>
           </w:p>
         </w:tc>
@@ -2380,6 +2380,410 @@
                 <w:rFonts w:ascii="Calibri" w:hAnsi="Calibri"/>
                 <w:sz w:val="20"/>
               </w:rPr>
+              <w:t xml:space="default">parametric terms</w:t>
+            </w:r>
+          </w:p>
+        </w:tc>
+        <w:tc>
+          <w:tcPr>
+            <w:tcBorders>
+              <w:top w:val="single" w:space="0" w:color="D3D3D3"/>
+              <w:bottom w:val="single" w:space="0" w:color="D3D3D3"/>
+              <w:start w:val="single" w:space="0" w:color="D3D3D3"/>
+              <w:end w:val="single" w:space="0" w:color="D3D3D3"/>
+            </w:tcBorders>
+          </w:tcPr>
+          <w:p>
+            <w:pPr>
+              <w:spacing w:before="0" w:after="60"/>
+              <w:keepNext/>
+              <w:jc w:val="end"/>
+            </w:pPr>
+            <w:r>
+              <w:rPr>
+                <w:rFonts w:ascii="Calibri" w:hAnsi="Calibri"/>
+                <w:sz w:val="20"/>
+              </w:rPr>
+              <w:t xml:space="default">1.00</w:t>
+            </w:r>
+          </w:p>
+        </w:tc>
+        <w:tc>
+          <w:tcPr>
+            <w:tcBorders>
+              <w:top w:val="single" w:space="0" w:color="D3D3D3"/>
+              <w:bottom w:val="single" w:space="0" w:color="D3D3D3"/>
+              <w:start w:val="single" w:space="0" w:color="D3D3D3"/>
+              <w:end w:val="single" w:space="0" w:color="D3D3D3"/>
+            </w:tcBorders>
+          </w:tcPr>
+          <w:p>
+            <w:pPr>
+              <w:spacing w:before="0" w:after="60"/>
+              <w:keepNext/>
+              <w:jc w:val="end"/>
+            </w:pPr>
+            <w:r>
+              <w:rPr>
+                <w:rFonts w:ascii="Calibri" w:hAnsi="Calibri"/>
+                <w:sz w:val="20"/>
+              </w:rPr>
+              <w:t xml:space="default">1.00</w:t>
+            </w:r>
+          </w:p>
+        </w:tc>
+        <w:tc>
+          <w:tcPr>
+            <w:tcBorders>
+              <w:top w:val="single" w:space="0" w:color="D3D3D3"/>
+              <w:bottom w:val="single" w:space="0" w:color="D3D3D3"/>
+              <w:start w:val="single" w:space="0" w:color="D3D3D3"/>
+              <w:end w:val="single" w:space="0" w:color="D3D3D3"/>
+            </w:tcBorders>
+          </w:tcPr>
+          <w:p>
+            <w:pPr>
+              <w:spacing w:before="0" w:after="60"/>
+              <w:keepNext/>
+              <w:jc w:val="end"/>
+            </w:pPr>
+            <w:r>
+              <w:rPr>
+                <w:rFonts w:ascii="Calibri" w:hAnsi="Calibri"/>
+                <w:sz w:val="20"/>
+              </w:rPr>
+              <w:t xml:space="default">1.00</w:t>
+            </w:r>
+          </w:p>
+        </w:tc>
+      </w:tr>
+      <w:tr>
+        <w:trPr>
+          <w:cantSplit/>
+        </w:trPr>
+        <w:tc>
+          <w:tcPr>
+            <w:tcBorders>
+              <w:top w:val="single" w:space="0" w:color="D3D3D3"/>
+              <w:bottom w:val="single" w:space="0" w:color="D3D3D3"/>
+              <w:start w:val="single" w:space="0" w:color="D3D3D3"/>
+              <w:end w:val="single" w:space="0" w:color="D3D3D3"/>
+            </w:tcBorders>
+          </w:tcPr>
+          <w:p>
+            <w:pPr>
+              <w:spacing w:before="0" w:after="60"/>
+              <w:keepNext/>
+              <w:jc w:val="start"/>
+            </w:pPr>
+            <w:r>
+              <w:rPr>
+                <w:rFonts w:ascii="Calibri" w:hAnsi="Calibri"/>
+                <w:sz w:val="20"/>
+              </w:rPr>
+              <w:t xml:space="default">s(age)</w:t>
+            </w:r>
+          </w:p>
+        </w:tc>
+        <w:tc>
+          <w:tcPr>
+            <w:tcBorders>
+              <w:top w:val="single" w:space="0" w:color="D3D3D3"/>
+              <w:bottom w:val="single" w:space="0" w:color="D3D3D3"/>
+              <w:start w:val="single" w:space="0" w:color="D3D3D3"/>
+              <w:end w:val="single" w:space="0" w:color="D3D3D3"/>
+            </w:tcBorders>
+          </w:tcPr>
+          <w:p>
+            <w:pPr>
+              <w:spacing w:before="0" w:after="60"/>
+              <w:keepNext/>
+              <w:jc w:val="end"/>
+            </w:pPr>
+            <w:r>
+              <w:rPr>
+                <w:rFonts w:ascii="Calibri" w:hAnsi="Calibri"/>
+                <w:sz w:val="20"/>
+              </w:rPr>
+              <w:t xml:space="default">1.00</w:t>
+            </w:r>
+          </w:p>
+        </w:tc>
+        <w:tc>
+          <w:tcPr>
+            <w:tcBorders>
+              <w:top w:val="single" w:space="0" w:color="D3D3D3"/>
+              <w:bottom w:val="single" w:space="0" w:color="D3D3D3"/>
+              <w:start w:val="single" w:space="0" w:color="D3D3D3"/>
+              <w:end w:val="single" w:space="0" w:color="D3D3D3"/>
+            </w:tcBorders>
+          </w:tcPr>
+          <w:p>
+            <w:pPr>
+              <w:spacing w:before="0" w:after="60"/>
+              <w:keepNext/>
+              <w:jc w:val="end"/>
+            </w:pPr>
+            <w:r>
+              <w:rPr>
+                <w:rFonts w:ascii="Calibri" w:hAnsi="Calibri"/>
+                <w:sz w:val="20"/>
+              </w:rPr>
+              <w:t xml:space="default">0.97</w:t>
+            </w:r>
+          </w:p>
+        </w:tc>
+        <w:tc>
+          <w:tcPr>
+            <w:tcBorders>
+              <w:top w:val="single" w:space="0" w:color="D3D3D3"/>
+              <w:bottom w:val="single" w:space="0" w:color="D3D3D3"/>
+              <w:start w:val="single" w:space="0" w:color="D3D3D3"/>
+              <w:end w:val="single" w:space="0" w:color="D3D3D3"/>
+            </w:tcBorders>
+          </w:tcPr>
+          <w:p>
+            <w:pPr>
+              <w:spacing w:before="0" w:after="60"/>
+              <w:keepNext/>
+              <w:jc w:val="end"/>
+            </w:pPr>
+            <w:r>
+              <w:rPr>
+                <w:rFonts w:ascii="Calibri" w:hAnsi="Calibri"/>
+                <w:sz w:val="20"/>
+              </w:rPr>
+              <w:t xml:space="default">0.96</w:t>
+            </w:r>
+          </w:p>
+        </w:tc>
+      </w:tr>
+      <w:tr>
+        <w:trPr>
+          <w:cantSplit/>
+        </w:trPr>
+        <w:tc>
+          <w:tcPr>
+            <w:tcBorders>
+              <w:top w:val="single" w:space="0" w:color="D3D3D3"/>
+              <w:bottom w:val="single" w:space="0" w:color="D3D3D3"/>
+              <w:start w:val="single" w:space="0" w:color="D3D3D3"/>
+              <w:end w:val="single" w:space="0" w:color="D3D3D3"/>
+            </w:tcBorders>
+          </w:tcPr>
+          <w:p>
+            <w:pPr>
+              <w:spacing w:before="0" w:after="60"/>
+              <w:keepNext/>
+              <w:jc w:val="start"/>
+            </w:pPr>
+            <w:r>
+              <w:rPr>
+                <w:rFonts w:ascii="Calibri" w:hAnsi="Calibri"/>
+                <w:sz w:val="20"/>
+              </w:rPr>
+              <w:t xml:space="default">s(GMHT_CPS0_30N)</w:t>
+            </w:r>
+          </w:p>
+        </w:tc>
+        <w:tc>
+          <w:tcPr>
+            <w:tcBorders>
+              <w:top w:val="single" w:space="0" w:color="D3D3D3"/>
+              <w:bottom w:val="single" w:space="0" w:color="D3D3D3"/>
+              <w:start w:val="single" w:space="0" w:color="D3D3D3"/>
+              <w:end w:val="single" w:space="0" w:color="D3D3D3"/>
+            </w:tcBorders>
+          </w:tcPr>
+          <w:p>
+            <w:pPr>
+              <w:spacing w:before="0" w:after="60"/>
+              <w:keepNext/>
+              <w:jc w:val="end"/>
+            </w:pPr>
+            <w:r>
+              <w:rPr>
+                <w:rFonts w:ascii="Calibri" w:hAnsi="Calibri"/>
+                <w:sz w:val="20"/>
+              </w:rPr>
+              <w:t xml:space="default">0.96</w:t>
+            </w:r>
+          </w:p>
+        </w:tc>
+        <w:tc>
+          <w:tcPr>
+            <w:tcBorders>
+              <w:top w:val="single" w:space="0" w:color="D3D3D3"/>
+              <w:bottom w:val="single" w:space="0" w:color="D3D3D3"/>
+              <w:start w:val="single" w:space="0" w:color="D3D3D3"/>
+              <w:end w:val="single" w:space="0" w:color="D3D3D3"/>
+            </w:tcBorders>
+          </w:tcPr>
+          <w:p>
+            <w:pPr>
+              <w:spacing w:before="0" w:after="60"/>
+              <w:keepNext/>
+              <w:jc w:val="end"/>
+            </w:pPr>
+            <w:r>
+              <w:rPr>
+                <w:rFonts w:ascii="Calibri" w:hAnsi="Calibri"/>
+                <w:sz w:val="20"/>
+              </w:rPr>
+              <w:t xml:space="default">0.81</w:t>
+            </w:r>
+          </w:p>
+        </w:tc>
+        <w:tc>
+          <w:tcPr>
+            <w:tcBorders>
+              <w:top w:val="single" w:space="0" w:color="D3D3D3"/>
+              <w:bottom w:val="single" w:space="0" w:color="D3D3D3"/>
+              <w:start w:val="single" w:space="0" w:color="D3D3D3"/>
+              <w:end w:val="single" w:space="0" w:color="D3D3D3"/>
+            </w:tcBorders>
+          </w:tcPr>
+          <w:p>
+            <w:pPr>
+              <w:spacing w:before="0" w:after="60"/>
+              <w:keepNext/>
+              <w:jc w:val="end"/>
+            </w:pPr>
+            <w:r>
+              <w:rPr>
+                <w:rFonts w:ascii="Calibri" w:hAnsi="Calibri"/>
+                <w:sz w:val="20"/>
+              </w:rPr>
+              <w:t xml:space="default">0.87</w:t>
+            </w:r>
+          </w:p>
+        </w:tc>
+      </w:tr>
+      <w:tr>
+        <w:trPr>
+          <w:cantSplit/>
+        </w:trPr>
+        <w:tc>
+          <w:tcPr>
+            <w:tcBorders>
+              <w:top w:val="single" w:space="0" w:color="D3D3D3"/>
+              <w:bottom w:val="single" w:space="0" w:color="D3D3D3"/>
+              <w:start w:val="single" w:space="0" w:color="D3D3D3"/>
+              <w:end w:val="single" w:space="0" w:color="D3D3D3"/>
+            </w:tcBorders>
+          </w:tcPr>
+          <w:p>
+            <w:pPr>
+              <w:spacing w:before="0" w:after="60"/>
+              <w:keepNext/>
+              <w:jc w:val="start"/>
+            </w:pPr>
+            <w:r>
+              <w:rPr>
+                <w:rFonts w:ascii="Calibri" w:hAnsi="Calibri"/>
+                <w:sz w:val="20"/>
+              </w:rPr>
+              <w:t xml:space="default">s(dT_raw)</w:t>
+            </w:r>
+          </w:p>
+        </w:tc>
+        <w:tc>
+          <w:tcPr>
+            <w:tcBorders>
+              <w:top w:val="single" w:space="0" w:color="D3D3D3"/>
+              <w:bottom w:val="single" w:space="0" w:color="D3D3D3"/>
+              <w:start w:val="single" w:space="0" w:color="D3D3D3"/>
+              <w:end w:val="single" w:space="0" w:color="D3D3D3"/>
+            </w:tcBorders>
+          </w:tcPr>
+          <w:p>
+            <w:pPr>
+              <w:spacing w:before="0" w:after="60"/>
+              <w:keepNext/>
+              <w:jc w:val="end"/>
+            </w:pPr>
+            <w:r>
+              <w:rPr>
+                <w:rFonts w:ascii="Calibri" w:hAnsi="Calibri"/>
+                <w:sz w:val="20"/>
+              </w:rPr>
+              <w:t xml:space="default">0.96</w:t>
+            </w:r>
+          </w:p>
+        </w:tc>
+        <w:tc>
+          <w:tcPr>
+            <w:tcBorders>
+              <w:top w:val="single" w:space="0" w:color="D3D3D3"/>
+              <w:bottom w:val="single" w:space="0" w:color="D3D3D3"/>
+              <w:start w:val="single" w:space="0" w:color="D3D3D3"/>
+              <w:end w:val="single" w:space="0" w:color="D3D3D3"/>
+            </w:tcBorders>
+          </w:tcPr>
+          <w:p>
+            <w:pPr>
+              <w:spacing w:before="0" w:after="60"/>
+              <w:keepNext/>
+              <w:jc w:val="end"/>
+            </w:pPr>
+            <w:r>
+              <w:rPr>
+                <w:rFonts w:ascii="Calibri" w:hAnsi="Calibri"/>
+                <w:sz w:val="20"/>
+              </w:rPr>
+              <w:t xml:space="default">0.79</w:t>
+            </w:r>
+          </w:p>
+        </w:tc>
+        <w:tc>
+          <w:tcPr>
+            <w:tcBorders>
+              <w:top w:val="single" w:space="0" w:color="D3D3D3"/>
+              <w:bottom w:val="single" w:space="0" w:color="D3D3D3"/>
+              <w:start w:val="single" w:space="0" w:color="D3D3D3"/>
+              <w:end w:val="single" w:space="0" w:color="D3D3D3"/>
+            </w:tcBorders>
+          </w:tcPr>
+          <w:p>
+            <w:pPr>
+              <w:spacing w:before="0" w:after="60"/>
+              <w:keepNext/>
+              <w:jc w:val="end"/>
+            </w:pPr>
+            <w:r>
+              <w:rPr>
+                <w:rFonts w:ascii="Calibri" w:hAnsi="Calibri"/>
+                <w:sz w:val="20"/>
+              </w:rPr>
+              <w:t xml:space="default">0.77</w:t>
+            </w:r>
+          </w:p>
+        </w:tc>
+      </w:tr>
+      <w:tr>
+        <w:trPr>
+          <w:cantSplit/>
+        </w:trPr>
+        <w:tc>
+          <w:tcPr>
+            <w:tcBorders>
+              <w:top w:val="single" w:space="0" w:color="D3D3D3"/>
+              <w:bottom w:val="single" w:space="0" w:color="D3D3D3"/>
+              <w:start w:val="single" w:space="0" w:color="D3D3D3"/>
+              <w:end w:val="single" w:space="0" w:color="D3D3D3"/>
+            </w:tcBorders>
+          </w:tcPr>
+          <w:p>
+            <w:pPr>
+              <w:spacing w:before="0" w:after="60"/>
+              <w:keepNext/>
+              <w:jc w:val="start"/>
+            </w:pPr>
+            <w:r>
+              <w:rPr>
+                <w:rFonts w:ascii="Calibri" w:hAnsi="Calibri"/>
+                <w:sz w:val="20"/>
+              </w:rPr>
               <w:t xml:space="default">s(Hur100_av)</w:t>
             </w:r>
           </w:p>
@@ -2404,55 +2808,55 @@
                 <w:rFonts w:ascii="Calibri" w:hAnsi="Calibri"/>
                 <w:sz w:val="20"/>
               </w:rPr>
-              <w:t xml:space="default">0.94</w:t>
-            </w:r>
-          </w:p>
-        </w:tc>
-        <w:tc>
-          <w:tcPr>
-            <w:tcBorders>
-              <w:top w:val="single" w:space="0" w:color="D3D3D3"/>
-              <w:bottom w:val="single" w:space="0" w:color="D3D3D3"/>
-              <w:start w:val="single" w:space="0" w:color="D3D3D3"/>
-              <w:end w:val="single" w:space="0" w:color="D3D3D3"/>
-            </w:tcBorders>
-          </w:tcPr>
-          <w:p>
-            <w:pPr>
-              <w:spacing w:before="0" w:after="60"/>
-              <w:keepNext/>
-              <w:jc w:val="end"/>
-            </w:pPr>
-            <w:r>
-              <w:rPr>
-                <w:rFonts w:ascii="Calibri" w:hAnsi="Calibri"/>
-                <w:sz w:val="20"/>
-              </w:rPr>
-              <w:t xml:space="default">0.80</w:t>
-            </w:r>
-          </w:p>
-        </w:tc>
-        <w:tc>
-          <w:tcPr>
-            <w:tcBorders>
-              <w:top w:val="single" w:space="0" w:color="D3D3D3"/>
-              <w:bottom w:val="single" w:space="0" w:color="D3D3D3"/>
-              <w:start w:val="single" w:space="0" w:color="D3D3D3"/>
-              <w:end w:val="single" w:space="0" w:color="D3D3D3"/>
-            </w:tcBorders>
-          </w:tcPr>
-          <w:p>
-            <w:pPr>
-              <w:spacing w:before="0" w:after="60"/>
-              <w:keepNext/>
-              <w:jc w:val="end"/>
-            </w:pPr>
-            <w:r>
-              <w:rPr>
-                <w:rFonts w:ascii="Calibri" w:hAnsi="Calibri"/>
-                <w:sz w:val="20"/>
-              </w:rPr>
-              <w:t xml:space="default">0.77</w:t>
+              <w:t xml:space="default">0.95</w:t>
+            </w:r>
+          </w:p>
+        </w:tc>
+        <w:tc>
+          <w:tcPr>
+            <w:tcBorders>
+              <w:top w:val="single" w:space="0" w:color="D3D3D3"/>
+              <w:bottom w:val="single" w:space="0" w:color="D3D3D3"/>
+              <w:start w:val="single" w:space="0" w:color="D3D3D3"/>
+              <w:end w:val="single" w:space="0" w:color="D3D3D3"/>
+            </w:tcBorders>
+          </w:tcPr>
+          <w:p>
+            <w:pPr>
+              <w:spacing w:before="0" w:after="60"/>
+              <w:keepNext/>
+              <w:jc w:val="end"/>
+            </w:pPr>
+            <w:r>
+              <w:rPr>
+                <w:rFonts w:ascii="Calibri" w:hAnsi="Calibri"/>
+                <w:sz w:val="20"/>
+              </w:rPr>
+              <w:t xml:space="default">0.78</w:t>
+            </w:r>
+          </w:p>
+        </w:tc>
+        <w:tc>
+          <w:tcPr>
+            <w:tcBorders>
+              <w:top w:val="single" w:space="0" w:color="D3D3D3"/>
+              <w:bottom w:val="single" w:space="0" w:color="D3D3D3"/>
+              <w:start w:val="single" w:space="0" w:color="D3D3D3"/>
+              <w:end w:val="single" w:space="0" w:color="D3D3D3"/>
+            </w:tcBorders>
+          </w:tcPr>
+          <w:p>
+            <w:pPr>
+              <w:spacing w:before="0" w:after="60"/>
+              <w:keepNext/>
+              <w:jc w:val="end"/>
+            </w:pPr>
+            <w:r>
+              <w:rPr>
+                <w:rFonts w:ascii="Calibri" w:hAnsi="Calibri"/>
+                <w:sz w:val="20"/>
+              </w:rPr>
+              <w:t xml:space="default">0.75</w:t>
             </w:r>
           </w:p>
         </w:tc>
